--- a/WebContent/docx/肺癌169检测报告-单样本-基智远.docx
+++ b/WebContent/docx/肺癌169检测报告-单样本-基智远.docx
@@ -877,11 +877,11 @@
               <w:lang w:val="en-US" w:eastAsia="en-US" w:bidi="ar-SA"/>
             </w:rPr>
           </w:pPr>
-          <w:bookmarkStart w:id="0" w:name="_Toc13806"/>
+          <w:bookmarkStart w:id="0" w:name="_Toc21009_WPSOffice_Level1"/>
           <w:bookmarkStart w:id="1" w:name="_Toc24178_WPSOffice_Level1"/>
-          <w:bookmarkStart w:id="2" w:name="_Toc21669"/>
-          <w:bookmarkStart w:id="3" w:name="_Toc3619"/>
-          <w:bookmarkStart w:id="4" w:name="_Toc21009_WPSOffice_Level1"/>
+          <w:bookmarkStart w:id="2" w:name="_Toc13806"/>
+          <w:bookmarkStart w:id="3" w:name="_Toc21669"/>
+          <w:bookmarkStart w:id="4" w:name="_Toc3619"/>
           <w:bookmarkStart w:id="5" w:name="_Toc30143_WPSOffice_Level1"/>
           <w:r>
             <w:rPr>
@@ -2639,20 +2639,7 @@
                 <w:szCs w:val="21"/>
                 <w:lang w:eastAsia="zh-CN"/>
               </w:rPr>
-              <w:t>样本</w:t>
-            </w:r>
-            <w:bookmarkStart w:id="234" w:name="_GoBack"/>
-            <w:bookmarkEnd w:id="234"/>
-            <w:r>
-              <w:rPr>
-                <w:rFonts w:ascii="Times New Roman" w:hAnsi="Times New Roman" w:eastAsia="微软雅黑" w:cs="Times New Roman"/>
-                <w:bCs/>
-                <w:color w:val="000000"/>
-                <w:sz w:val="21"/>
-                <w:szCs w:val="21"/>
-                <w:lang w:eastAsia="zh-CN"/>
-              </w:rPr>
-              <w:t>条码：</w:t>
+              <w:t>样本条码：</w:t>
             </w:r>
             <w:r>
               <w:rPr>
@@ -2788,11 +2775,12 @@
                 <w:color w:val="000000"/>
                 <w:sz w:val="21"/>
                 <w:szCs w:val="21"/>
-                <w:highlight w:val="none"/>
-                <w:lang w:val="en-US" w:eastAsia="zh-CN"/>
-              </w:rPr>
-              <w:t>-</w:t>
-            </w:r>
+                <w:lang w:eastAsia="zh-CN"/>
+              </w:rPr>
+              <w:t>{{sample.collect_date}}</w:t>
+            </w:r>
+            <w:bookmarkStart w:id="234" w:name="_GoBack"/>
+            <w:bookmarkEnd w:id="234"/>
           </w:p>
         </w:tc>
       </w:tr>
@@ -3111,12 +3099,12 @@
           <w:szCs w:val="32"/>
         </w:rPr>
       </w:pPr>
-      <w:bookmarkStart w:id="7" w:name="_Toc11015_WPSOffice_Level1"/>
-      <w:bookmarkStart w:id="8" w:name="_Toc17451"/>
+      <w:bookmarkStart w:id="7" w:name="_Toc7021_WPSOffice_Level1"/>
+      <w:bookmarkStart w:id="8" w:name="_Toc26731"/>
       <w:bookmarkStart w:id="9" w:name="_Toc18062_WPSOffice_Level1"/>
-      <w:bookmarkStart w:id="10" w:name="_Toc26731"/>
-      <w:bookmarkStart w:id="11" w:name="_Toc5680"/>
-      <w:bookmarkStart w:id="12" w:name="_Toc7021_WPSOffice_Level1"/>
+      <w:bookmarkStart w:id="10" w:name="_Toc5680"/>
+      <w:bookmarkStart w:id="11" w:name="_Toc11015_WPSOffice_Level1"/>
+      <w:bookmarkStart w:id="12" w:name="_Toc17451"/>
       <w:bookmarkStart w:id="13" w:name="_Toc3823"/>
       <w:r>
         <w:rPr>
@@ -3444,11 +3432,11 @@
       </w:pPr>
       <w:bookmarkStart w:id="15" w:name="_Toc7496"/>
       <w:bookmarkStart w:id="16" w:name="_Toc29251"/>
-      <w:bookmarkStart w:id="17" w:name="_Toc18058"/>
-      <w:bookmarkStart w:id="18" w:name="_Toc6221_WPSOffice_Level1"/>
-      <w:bookmarkStart w:id="19" w:name="_Toc23369_WPSOffice_Level1"/>
-      <w:bookmarkStart w:id="20" w:name="_Toc16576"/>
-      <w:bookmarkStart w:id="21" w:name="_Toc25920"/>
+      <w:bookmarkStart w:id="17" w:name="_Toc23369_WPSOffice_Level1"/>
+      <w:bookmarkStart w:id="18" w:name="_Toc18058"/>
+      <w:bookmarkStart w:id="19" w:name="_Toc16576"/>
+      <w:bookmarkStart w:id="20" w:name="_Toc25920"/>
+      <w:bookmarkStart w:id="21" w:name="_Toc6221_WPSOffice_Level1"/>
       <w:r>
         <w:rPr>
           <w:rFonts w:hint="eastAsia"/>
@@ -4827,7 +4815,7 @@
           </mc:Choice>
           <mc:Fallback>
             <w:pict>
-              <v:group id="_x0000_s1026" o:spid="_x0000_s1026" o:spt="203" style="position:absolute;left:0pt;margin-left:219.1pt;margin-top:4.1pt;height:35.65pt;width:215.4pt;z-index:251661312;mso-width-relative:page;mso-height-relative:page;" coordorigin="19211,19395" coordsize="4308,713" o:gfxdata="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">
+              <v:group id="_x0000_s1026" o:spid="_x0000_s1026" o:spt="203" style="position:absolute;left:0pt;margin-left:219.1pt;margin-top:4.1pt;height:35.65pt;width:215.4pt;z-index:251661312;mso-width-relative:page;mso-height-relative:page;" coordorigin="19211,19395" coordsize="4308,713" o:gfxdata="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">
                 <o:lock v:ext="edit" aspectratio="f"/>
                 <v:shape id="图片 6" o:spid="_x0000_s1026" o:spt="75" alt="蔡冬雪" type="#_x0000_t75" style="position:absolute;left:19211;top:19491;height:566;width:1261;" filled="f" o:preferrelative="t" stroked="f" coordsize="21600,21600" o:gfxdata="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">
                   <v:fill on="f" focussize="0,0"/>
@@ -4987,14 +4975,6 @@
         </w:tc>
       </w:tr>
       <w:tr>
-        <w:tblPrEx>
-          <w:tblCellMar>
-            <w:top w:w="0" w:type="dxa"/>
-            <w:left w:w="0" w:type="dxa"/>
-            <w:bottom w:w="0" w:type="dxa"/>
-            <w:right w:w="0" w:type="dxa"/>
-          </w:tblCellMar>
-        </w:tblPrEx>
         <w:trPr>
           <w:trHeight w:val="457" w:hRule="exact"/>
           <w:jc w:val="right"/>
@@ -5343,7 +5323,7 @@
           </mc:Choice>
           <mc:Fallback>
             <w:pict>
-              <v:group id="_x0000_s1026" o:spid="_x0000_s1026" o:spt="203" style="position:absolute;left:0pt;margin-left:218.5pt;margin-top:6pt;height:45.05pt;width:230.5pt;z-index:251662336;mso-width-relative:page;mso-height-relative:page;" coordorigin="19199,21203" coordsize="4610,901" o:gfxdata="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">
+              <v:group id="_x0000_s1026" o:spid="_x0000_s1026" o:spt="203" style="position:absolute;left:0pt;margin-left:218.5pt;margin-top:6pt;height:45.05pt;width:230.5pt;z-index:251662336;mso-width-relative:page;mso-height-relative:page;" coordorigin="19199,21203" coordsize="4610,901" o:gfxdata="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">
                 <o:lock v:ext="edit" aspectratio="f"/>
                 <v:shape id="图片 1" o:spid="_x0000_s1026" o:spt="75" type="#_x0000_t75" style="position:absolute;left:19199;top:21203;height:901;width:1672;" filled="f" o:preferrelative="t" stroked="f" coordsize="21600,21600" o:gfxdata="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">
                   <v:fill on="f" focussize="0,0"/>
@@ -7241,12 +7221,12 @@
           <w:szCs w:val="32"/>
         </w:rPr>
       </w:pPr>
-      <w:bookmarkStart w:id="25" w:name="_Toc2781"/>
-      <w:bookmarkStart w:id="26" w:name="_Toc19898_WPSOffice_Level1"/>
-      <w:bookmarkStart w:id="27" w:name="_Toc22132"/>
-      <w:bookmarkStart w:id="28" w:name="_Toc24235"/>
-      <w:bookmarkStart w:id="29" w:name="_Toc16165"/>
-      <w:bookmarkStart w:id="30" w:name="_Toc20136_WPSOffice_Level1"/>
+      <w:bookmarkStart w:id="25" w:name="_Toc19898_WPSOffice_Level1"/>
+      <w:bookmarkStart w:id="26" w:name="_Toc22132"/>
+      <w:bookmarkStart w:id="27" w:name="_Toc24235"/>
+      <w:bookmarkStart w:id="28" w:name="_Toc20136_WPSOffice_Level1"/>
+      <w:bookmarkStart w:id="29" w:name="_Toc2781"/>
+      <w:bookmarkStart w:id="30" w:name="_Toc16165"/>
       <w:r>
         <w:rPr>
           <w:rFonts w:hint="eastAsia"/>
@@ -7280,10 +7260,10 @@
       </w:pPr>
       <w:bookmarkStart w:id="31" w:name="_Toc23375"/>
       <w:bookmarkStart w:id="32" w:name="_Toc9088"/>
-      <w:bookmarkStart w:id="33" w:name="_Toc11015_WPSOffice_Level2"/>
-      <w:bookmarkStart w:id="34" w:name="_Toc18062_WPSOffice_Level2"/>
-      <w:bookmarkStart w:id="35" w:name="_Toc10724"/>
-      <w:bookmarkStart w:id="36" w:name="_Toc15063"/>
+      <w:bookmarkStart w:id="33" w:name="_Toc10724"/>
+      <w:bookmarkStart w:id="34" w:name="_Toc15063"/>
+      <w:bookmarkStart w:id="35" w:name="_Toc18062_WPSOffice_Level2"/>
+      <w:bookmarkStart w:id="36" w:name="_Toc11015_WPSOffice_Level2"/>
       <w:r>
         <w:rPr>
           <w:rFonts w:hint="eastAsia"/>
@@ -11867,11 +11847,11 @@
         </w:rPr>
         <w:br w:type="page"/>
       </w:r>
-      <w:bookmarkStart w:id="37" w:name="_Toc27421"/>
-      <w:bookmarkStart w:id="38" w:name="_Toc26893"/>
-      <w:bookmarkStart w:id="39" w:name="_Toc149832733"/>
-      <w:bookmarkStart w:id="40" w:name="_Toc22117"/>
-      <w:bookmarkStart w:id="41" w:name="_Toc149826009"/>
+      <w:bookmarkStart w:id="37" w:name="_Toc26893"/>
+      <w:bookmarkStart w:id="38" w:name="_Toc149832733"/>
+      <w:bookmarkStart w:id="39" w:name="_Toc149826009"/>
+      <w:bookmarkStart w:id="40" w:name="_Toc27421"/>
+      <w:bookmarkStart w:id="41" w:name="_Toc22117"/>
       <w:r>
         <w:rPr>
           <w:rFonts w:hint="default" w:ascii="Times New Roman" w:hAnsi="Times New Roman" w:eastAsia="微软雅黑" w:cs="Times New Roman"/>
@@ -13085,10 +13065,10 @@
         </w:rPr>
       </w:pPr>
       <w:bookmarkStart w:id="44" w:name="_Toc106719764"/>
-      <w:bookmarkStart w:id="45" w:name="_Toc29619"/>
-      <w:bookmarkStart w:id="46" w:name="_Toc20034"/>
-      <w:bookmarkStart w:id="47" w:name="_Toc10223"/>
-      <w:bookmarkStart w:id="48" w:name="_Toc251"/>
+      <w:bookmarkStart w:id="45" w:name="_Toc20034"/>
+      <w:bookmarkStart w:id="46" w:name="_Toc10223"/>
+      <w:bookmarkStart w:id="47" w:name="_Toc251"/>
+      <w:bookmarkStart w:id="48" w:name="_Toc29619"/>
       <w:r>
         <w:rPr>
           <w:rFonts w:hint="eastAsia"/>
@@ -13163,6 +13143,12 @@
             <w:insideH w:val="single" w:color="0070C0" w:sz="4" w:space="0"/>
             <w:insideV w:val="single" w:color="0070C0" w:sz="4" w:space="0"/>
           </w:tblBorders>
+          <w:tblCellMar>
+            <w:top w:w="0" w:type="dxa"/>
+            <w:left w:w="108" w:type="dxa"/>
+            <w:bottom w:w="0" w:type="dxa"/>
+            <w:right w:w="108" w:type="dxa"/>
+          </w:tblCellMar>
         </w:tblPrEx>
         <w:trPr>
           <w:jc w:val="center"/>
@@ -16637,7 +16623,6 @@
             <w:insideH w:val="single" w:color="0070C0" w:sz="4" w:space="0"/>
             <w:insideV w:val="single" w:color="0070C0" w:sz="4" w:space="0"/>
           </w:tblBorders>
-          <w:shd w:val="clear" w:color="auto" w:fill="auto"/>
           <w:tblCellMar>
             <w:top w:w="0" w:type="dxa"/>
             <w:left w:w="108" w:type="dxa"/>
@@ -17539,8 +17524,8 @@
           <w:lang w:eastAsia="zh-CN"/>
         </w:rPr>
       </w:pPr>
-      <w:bookmarkStart w:id="52" w:name="_Toc148276643"/>
-      <w:bookmarkStart w:id="53" w:name="_Toc20056"/>
+      <w:bookmarkStart w:id="52" w:name="_Toc20056"/>
+      <w:bookmarkStart w:id="53" w:name="_Toc148276643"/>
       <w:r>
         <w:rPr>
           <w:rFonts w:hint="eastAsia"/>
@@ -20270,6 +20255,12 @@
             <w:insideH w:val="dotted" w:color="45A3A7" w:sz="4" w:space="0"/>
             <w:insideV w:val="dotted" w:color="45A3A7" w:sz="4" w:space="0"/>
           </w:tblBorders>
+          <w:tblCellMar>
+            <w:top w:w="0" w:type="dxa"/>
+            <w:left w:w="108" w:type="dxa"/>
+            <w:bottom w:w="0" w:type="dxa"/>
+            <w:right w:w="108" w:type="dxa"/>
+          </w:tblCellMar>
         </w:tblPrEx>
         <w:trPr>
           <w:trHeight w:val="417" w:hRule="atLeast"/>
@@ -26940,9 +26931,9 @@
       </w:pPr>
       <w:bookmarkStart w:id="56" w:name="_Toc19184"/>
       <w:bookmarkStart w:id="57" w:name="_Toc21764_WPSOffice_Level1"/>
-      <w:bookmarkStart w:id="58" w:name="_Toc1707_WPSOffice_Level1"/>
+      <w:bookmarkStart w:id="58" w:name="_Toc28240"/>
       <w:bookmarkStart w:id="59" w:name="_Toc13196_WPSOffice_Level1"/>
-      <w:bookmarkStart w:id="60" w:name="_Toc28240"/>
+      <w:bookmarkStart w:id="60" w:name="_Toc1707_WPSOffice_Level1"/>
       <w:bookmarkStart w:id="61" w:name="_Toc13698"/>
       <w:bookmarkStart w:id="62" w:name="_Toc27302"/>
       <w:r>
@@ -29003,8 +28994,8 @@
       </w:pPr>
       <w:bookmarkStart w:id="64" w:name="_Toc15840_WPSOffice_Level1"/>
       <w:bookmarkStart w:id="65" w:name="_Toc3674"/>
-      <w:bookmarkStart w:id="66" w:name="_Toc20457"/>
-      <w:bookmarkStart w:id="67" w:name="_Toc24085_WPSOffice_Level1"/>
+      <w:bookmarkStart w:id="66" w:name="_Toc24085_WPSOffice_Level1"/>
+      <w:bookmarkStart w:id="67" w:name="_Toc20457"/>
       <w:bookmarkStart w:id="68" w:name="_Toc14255_WPSOffice_Level1"/>
       <w:r>
         <w:rPr>
@@ -31392,12 +31383,12 @@
         <w:br w:type="page"/>
       </w:r>
       <w:bookmarkEnd w:id="13"/>
-      <w:bookmarkStart w:id="69" w:name="_Toc28910_WPSOffice_Level1"/>
-      <w:bookmarkStart w:id="70" w:name="_Toc22484_WPSOffice_Level1"/>
-      <w:bookmarkStart w:id="71" w:name="_Toc11722"/>
-      <w:bookmarkStart w:id="72" w:name="_Toc7549"/>
-      <w:bookmarkStart w:id="73" w:name="_Toc16368_WPSOffice_Level1"/>
-      <w:bookmarkStart w:id="74" w:name="_Toc19099"/>
+      <w:bookmarkStart w:id="69" w:name="_Toc16368_WPSOffice_Level1"/>
+      <w:bookmarkStart w:id="70" w:name="_Toc19099"/>
+      <w:bookmarkStart w:id="71" w:name="_Toc7549"/>
+      <w:bookmarkStart w:id="72" w:name="_Toc11722"/>
+      <w:bookmarkStart w:id="73" w:name="_Toc22484_WPSOffice_Level1"/>
+      <w:bookmarkStart w:id="74" w:name="_Toc28910_WPSOffice_Level1"/>
     </w:p>
     <w:p>
       <w:pPr>
@@ -31443,10 +31434,10 @@
           <w:lang w:eastAsia="zh-CN"/>
         </w:rPr>
       </w:pPr>
-      <w:bookmarkStart w:id="76" w:name="_Toc5476"/>
-      <w:bookmarkStart w:id="77" w:name="_Toc28454_WPSOffice_Level1"/>
-      <w:bookmarkStart w:id="78" w:name="_Toc26985_WPSOffice_Level1"/>
-      <w:bookmarkStart w:id="79" w:name="_Toc20170_WPSOffice_Level1"/>
+      <w:bookmarkStart w:id="76" w:name="_Toc26985_WPSOffice_Level1"/>
+      <w:bookmarkStart w:id="77" w:name="_Toc20170_WPSOffice_Level1"/>
+      <w:bookmarkStart w:id="78" w:name="_Toc5476"/>
+      <w:bookmarkStart w:id="79" w:name="_Toc28454_WPSOffice_Level1"/>
       <w:r>
         <w:rPr>
           <w:rFonts w:hint="eastAsia" w:ascii="Times New Roman" w:hAnsi="Times New Roman" w:eastAsia="微软雅黑" w:cs="Times New Roman"/>
@@ -32002,13 +31993,13 @@
                 <w:szCs w:val="18"/>
               </w:rPr>
             </w:pPr>
-            <w:bookmarkStart w:id="80" w:name="_Toc31020_WPSOffice_Level2"/>
+            <w:bookmarkStart w:id="80" w:name="_Toc17905_WPSOffice_Level2"/>
             <w:bookmarkStart w:id="81" w:name="_Toc5261_WPSOffice_Level2"/>
-            <w:bookmarkStart w:id="82" w:name="_Toc17905_WPSOffice_Level2"/>
-            <w:bookmarkStart w:id="83" w:name="_Toc5660_WPSOffice_Level2"/>
-            <w:bookmarkStart w:id="84" w:name="_Toc3819_WPSOffice_Level2"/>
-            <w:bookmarkStart w:id="85" w:name="_Toc18696_WPSOffice_Level2"/>
-            <w:bookmarkStart w:id="86" w:name="_Toc23221_WPSOffice_Level2"/>
+            <w:bookmarkStart w:id="82" w:name="_Toc3819_WPSOffice_Level2"/>
+            <w:bookmarkStart w:id="83" w:name="_Toc18696_WPSOffice_Level2"/>
+            <w:bookmarkStart w:id="84" w:name="_Toc23221_WPSOffice_Level2"/>
+            <w:bookmarkStart w:id="85" w:name="_Toc31020_WPSOffice_Level2"/>
+            <w:bookmarkStart w:id="86" w:name="_Toc5660_WPSOffice_Level2"/>
             <w:r>
               <w:rPr>
                 <w:rFonts w:hint="eastAsia" w:ascii="Times New Roman" w:hAnsi="Times New Roman" w:eastAsia="微软雅黑" w:cs="Times New Roman"/>
@@ -32476,10 +32467,10 @@
             <w:bookmarkStart w:id="87" w:name="_Toc24626_WPSOffice_Level2"/>
             <w:bookmarkStart w:id="88" w:name="_Toc2588_WPSOffice_Level2"/>
             <w:bookmarkStart w:id="89" w:name="_Toc11554_WPSOffice_Level2"/>
-            <w:bookmarkStart w:id="90" w:name="_Toc28235_WPSOffice_Level2"/>
-            <w:bookmarkStart w:id="91" w:name="_Toc15300_WPSOffice_Level2"/>
-            <w:bookmarkStart w:id="92" w:name="_Toc23388_WPSOffice_Level2"/>
-            <w:bookmarkStart w:id="93" w:name="_Toc20683_WPSOffice_Level2"/>
+            <w:bookmarkStart w:id="90" w:name="_Toc23388_WPSOffice_Level2"/>
+            <w:bookmarkStart w:id="91" w:name="_Toc20683_WPSOffice_Level2"/>
+            <w:bookmarkStart w:id="92" w:name="_Toc15300_WPSOffice_Level2"/>
+            <w:bookmarkStart w:id="93" w:name="_Toc28235_WPSOffice_Level2"/>
             <w:r>
               <w:rPr>
                 <w:rFonts w:hint="eastAsia" w:ascii="Times New Roman" w:hAnsi="Times New Roman" w:eastAsia="微软雅黑" w:cs="Times New Roman"/>
@@ -32944,13 +32935,13 @@
                 <w:szCs w:val="18"/>
               </w:rPr>
             </w:pPr>
-            <w:bookmarkStart w:id="94" w:name="_Toc31650_WPSOffice_Level2"/>
-            <w:bookmarkStart w:id="95" w:name="_Toc18182_WPSOffice_Level2"/>
+            <w:bookmarkStart w:id="94" w:name="_Toc18182_WPSOffice_Level2"/>
+            <w:bookmarkStart w:id="95" w:name="_Toc31650_WPSOffice_Level2"/>
             <w:bookmarkStart w:id="96" w:name="_Toc19892_WPSOffice_Level2"/>
             <w:bookmarkStart w:id="97" w:name="_Toc12493_WPSOffice_Level2"/>
             <w:bookmarkStart w:id="98" w:name="_Toc30071_WPSOffice_Level2"/>
-            <w:bookmarkStart w:id="99" w:name="_Toc16027_WPSOffice_Level2"/>
-            <w:bookmarkStart w:id="100" w:name="_Toc22590_WPSOffice_Level2"/>
+            <w:bookmarkStart w:id="99" w:name="_Toc22590_WPSOffice_Level2"/>
+            <w:bookmarkStart w:id="100" w:name="_Toc16027_WPSOffice_Level2"/>
             <w:r>
               <w:rPr>
                 <w:rFonts w:hint="eastAsia" w:ascii="Times New Roman" w:hAnsi="Times New Roman" w:eastAsia="微软雅黑" w:cs="Times New Roman"/>
@@ -33415,11 +33406,11 @@
                 <w:szCs w:val="18"/>
               </w:rPr>
             </w:pPr>
-            <w:bookmarkStart w:id="101" w:name="_Toc8398_WPSOffice_Level2"/>
-            <w:bookmarkStart w:id="102" w:name="_Toc28312_WPSOffice_Level2"/>
-            <w:bookmarkStart w:id="103" w:name="_Toc20571_WPSOffice_Level2"/>
-            <w:bookmarkStart w:id="104" w:name="_Toc19289_WPSOffice_Level2"/>
-            <w:bookmarkStart w:id="105" w:name="_Toc28534_WPSOffice_Level2"/>
+            <w:bookmarkStart w:id="101" w:name="_Toc19289_WPSOffice_Level2"/>
+            <w:bookmarkStart w:id="102" w:name="_Toc28534_WPSOffice_Level2"/>
+            <w:bookmarkStart w:id="103" w:name="_Toc8398_WPSOffice_Level2"/>
+            <w:bookmarkStart w:id="104" w:name="_Toc28312_WPSOffice_Level2"/>
+            <w:bookmarkStart w:id="105" w:name="_Toc20571_WPSOffice_Level2"/>
             <w:bookmarkStart w:id="106" w:name="_Toc31447_WPSOffice_Level2"/>
             <w:bookmarkStart w:id="107" w:name="_Toc11689_WPSOffice_Level2"/>
             <w:r>
@@ -33887,13 +33878,13 @@
                 <w:szCs w:val="18"/>
               </w:rPr>
             </w:pPr>
-            <w:bookmarkStart w:id="108" w:name="_Toc6170_WPSOffice_Level2"/>
-            <w:bookmarkStart w:id="109" w:name="_Toc6863_WPSOffice_Level2"/>
+            <w:bookmarkStart w:id="108" w:name="_Toc13225_WPSOffice_Level2"/>
+            <w:bookmarkStart w:id="109" w:name="_Toc6170_WPSOffice_Level2"/>
             <w:bookmarkStart w:id="110" w:name="_Toc5164_WPSOffice_Level2"/>
-            <w:bookmarkStart w:id="111" w:name="_Toc5423_WPSOffice_Level2"/>
-            <w:bookmarkStart w:id="112" w:name="_Toc6645_WPSOffice_Level2"/>
-            <w:bookmarkStart w:id="113" w:name="_Toc2683_WPSOffice_Level2"/>
-            <w:bookmarkStart w:id="114" w:name="_Toc13225_WPSOffice_Level2"/>
+            <w:bookmarkStart w:id="111" w:name="_Toc6863_WPSOffice_Level2"/>
+            <w:bookmarkStart w:id="112" w:name="_Toc5423_WPSOffice_Level2"/>
+            <w:bookmarkStart w:id="113" w:name="_Toc6645_WPSOffice_Level2"/>
+            <w:bookmarkStart w:id="114" w:name="_Toc2683_WPSOffice_Level2"/>
             <w:r>
               <w:rPr>
                 <w:rFonts w:hint="eastAsia" w:ascii="Times New Roman" w:hAnsi="Times New Roman" w:eastAsia="微软雅黑" w:cs="Times New Roman"/>
@@ -34360,11 +34351,11 @@
             </w:pPr>
             <w:bookmarkStart w:id="115" w:name="_Toc29762_WPSOffice_Level2"/>
             <w:bookmarkStart w:id="116" w:name="_Toc13817_WPSOffice_Level2"/>
-            <w:bookmarkStart w:id="117" w:name="_Toc3387_WPSOffice_Level2"/>
+            <w:bookmarkStart w:id="117" w:name="_Toc24628_WPSOffice_Level2"/>
             <w:bookmarkStart w:id="118" w:name="_Toc6323_WPSOffice_Level2"/>
-            <w:bookmarkStart w:id="119" w:name="_Toc12046_WPSOffice_Level2"/>
-            <w:bookmarkStart w:id="120" w:name="_Toc24628_WPSOffice_Level2"/>
-            <w:bookmarkStart w:id="121" w:name="_Toc5860_WPSOffice_Level2"/>
+            <w:bookmarkStart w:id="119" w:name="_Toc5860_WPSOffice_Level2"/>
+            <w:bookmarkStart w:id="120" w:name="_Toc3387_WPSOffice_Level2"/>
+            <w:bookmarkStart w:id="121" w:name="_Toc12046_WPSOffice_Level2"/>
             <w:r>
               <w:rPr>
                 <w:rFonts w:hint="eastAsia" w:ascii="Times New Roman" w:hAnsi="Times New Roman" w:eastAsia="微软雅黑" w:cs="Times New Roman"/>
@@ -34792,14 +34783,6 @@
         <w:gridCol w:w="1409"/>
       </w:tblGrid>
       <w:tr>
-        <w:tblPrEx>
-          <w:tblCellMar>
-            <w:top w:w="0" w:type="dxa"/>
-            <w:left w:w="0" w:type="dxa"/>
-            <w:bottom w:w="0" w:type="dxa"/>
-            <w:right w:w="0" w:type="dxa"/>
-          </w:tblCellMar>
-        </w:tblPrEx>
         <w:trPr>
           <w:trHeight w:val="215" w:hRule="exact"/>
           <w:jc w:val="center"/>
@@ -34832,9 +34815,9 @@
             <w:bookmarkStart w:id="122" w:name="_Toc22500_WPSOffice_Level2"/>
             <w:bookmarkStart w:id="123" w:name="_Toc708_WPSOffice_Level2"/>
             <w:bookmarkStart w:id="124" w:name="_Toc15619_WPSOffice_Level2"/>
-            <w:bookmarkStart w:id="125" w:name="_Toc13244_WPSOffice_Level2"/>
-            <w:bookmarkStart w:id="126" w:name="_Toc31905_WPSOffice_Level2"/>
-            <w:bookmarkStart w:id="127" w:name="_Toc6004_WPSOffice_Level2"/>
+            <w:bookmarkStart w:id="125" w:name="_Toc6004_WPSOffice_Level2"/>
+            <w:bookmarkStart w:id="126" w:name="_Toc13244_WPSOffice_Level2"/>
+            <w:bookmarkStart w:id="127" w:name="_Toc31905_WPSOffice_Level2"/>
             <w:bookmarkStart w:id="128" w:name="_Toc11082_WPSOffice_Level2"/>
             <w:r>
               <w:rPr>
@@ -35300,13 +35283,13 @@
                 <w:szCs w:val="18"/>
               </w:rPr>
             </w:pPr>
-            <w:bookmarkStart w:id="129" w:name="_Toc7586_WPSOffice_Level2"/>
-            <w:bookmarkStart w:id="130" w:name="_Toc13664_WPSOffice_Level2"/>
+            <w:bookmarkStart w:id="129" w:name="_Toc13664_WPSOffice_Level2"/>
+            <w:bookmarkStart w:id="130" w:name="_Toc7586_WPSOffice_Level2"/>
             <w:bookmarkStart w:id="131" w:name="_Toc23443_WPSOffice_Level2"/>
-            <w:bookmarkStart w:id="132" w:name="_Toc15479_WPSOffice_Level2"/>
-            <w:bookmarkStart w:id="133" w:name="_Toc23537_WPSOffice_Level2"/>
-            <w:bookmarkStart w:id="134" w:name="_Toc21560_WPSOffice_Level2"/>
-            <w:bookmarkStart w:id="135" w:name="_Toc4042_WPSOffice_Level2"/>
+            <w:bookmarkStart w:id="132" w:name="_Toc21560_WPSOffice_Level2"/>
+            <w:bookmarkStart w:id="133" w:name="_Toc4042_WPSOffice_Level2"/>
+            <w:bookmarkStart w:id="134" w:name="_Toc23537_WPSOffice_Level2"/>
+            <w:bookmarkStart w:id="135" w:name="_Toc15479_WPSOffice_Level2"/>
             <w:r>
               <w:rPr>
                 <w:rFonts w:hint="eastAsia" w:ascii="Times New Roman" w:hAnsi="Times New Roman" w:eastAsia="微软雅黑" w:cs="Times New Roman"/>
@@ -35772,12 +35755,12 @@
               </w:rPr>
             </w:pPr>
             <w:bookmarkStart w:id="136" w:name="_Toc11254_WPSOffice_Level2"/>
-            <w:bookmarkStart w:id="137" w:name="_Toc22039_WPSOffice_Level2"/>
-            <w:bookmarkStart w:id="138" w:name="_Toc2337_WPSOffice_Level2"/>
-            <w:bookmarkStart w:id="139" w:name="_Toc10575_WPSOffice_Level2"/>
-            <w:bookmarkStart w:id="140" w:name="_Toc29193_WPSOffice_Level2"/>
-            <w:bookmarkStart w:id="141" w:name="_Toc28498_WPSOffice_Level2"/>
-            <w:bookmarkStart w:id="142" w:name="_Toc5629_WPSOffice_Level2"/>
+            <w:bookmarkStart w:id="137" w:name="_Toc2337_WPSOffice_Level2"/>
+            <w:bookmarkStart w:id="138" w:name="_Toc22039_WPSOffice_Level2"/>
+            <w:bookmarkStart w:id="139" w:name="_Toc29193_WPSOffice_Level2"/>
+            <w:bookmarkStart w:id="140" w:name="_Toc28498_WPSOffice_Level2"/>
+            <w:bookmarkStart w:id="141" w:name="_Toc5629_WPSOffice_Level2"/>
+            <w:bookmarkStart w:id="142" w:name="_Toc10575_WPSOffice_Level2"/>
             <w:r>
               <w:rPr>
                 <w:rFonts w:hint="eastAsia" w:ascii="Times New Roman" w:hAnsi="Times New Roman" w:eastAsia="微软雅黑" w:cs="Times New Roman"/>
@@ -36242,9 +36225,9 @@
                 <w:szCs w:val="18"/>
               </w:rPr>
             </w:pPr>
-            <w:bookmarkStart w:id="143" w:name="_Toc17668_WPSOffice_Level2"/>
-            <w:bookmarkStart w:id="144" w:name="_Toc17621_WPSOffice_Level2"/>
-            <w:bookmarkStart w:id="145" w:name="_Toc18866_WPSOffice_Level2"/>
+            <w:bookmarkStart w:id="143" w:name="_Toc18866_WPSOffice_Level2"/>
+            <w:bookmarkStart w:id="144" w:name="_Toc17668_WPSOffice_Level2"/>
+            <w:bookmarkStart w:id="145" w:name="_Toc17621_WPSOffice_Level2"/>
             <w:bookmarkStart w:id="146" w:name="_Toc13246_WPSOffice_Level2"/>
             <w:bookmarkStart w:id="147" w:name="_Toc8985_WPSOffice_Level2"/>
             <w:bookmarkStart w:id="148" w:name="_Toc8519_WPSOffice_Level2"/>
@@ -36714,10 +36697,10 @@
               </w:rPr>
             </w:pPr>
             <w:bookmarkStart w:id="150" w:name="_Toc23413_WPSOffice_Level2"/>
-            <w:bookmarkStart w:id="151" w:name="_Toc12027_WPSOffice_Level2"/>
-            <w:bookmarkStart w:id="152" w:name="_Toc24337_WPSOffice_Level2"/>
-            <w:bookmarkStart w:id="153" w:name="_Toc25338_WPSOffice_Level2"/>
-            <w:bookmarkStart w:id="154" w:name="_Toc2334_WPSOffice_Level2"/>
+            <w:bookmarkStart w:id="151" w:name="_Toc24337_WPSOffice_Level2"/>
+            <w:bookmarkStart w:id="152" w:name="_Toc25338_WPSOffice_Level2"/>
+            <w:bookmarkStart w:id="153" w:name="_Toc2334_WPSOffice_Level2"/>
+            <w:bookmarkStart w:id="154" w:name="_Toc12027_WPSOffice_Level2"/>
             <w:bookmarkStart w:id="155" w:name="_Toc6654_WPSOffice_Level2"/>
             <w:bookmarkStart w:id="156" w:name="_Toc12118_WPSOffice_Level2"/>
             <w:r>
@@ -37184,13 +37167,13 @@
                 <w:szCs w:val="18"/>
               </w:rPr>
             </w:pPr>
-            <w:bookmarkStart w:id="157" w:name="_Toc20271_WPSOffice_Level2"/>
-            <w:bookmarkStart w:id="158" w:name="_Toc17254_WPSOffice_Level2"/>
-            <w:bookmarkStart w:id="159" w:name="_Toc20736_WPSOffice_Level2"/>
-            <w:bookmarkStart w:id="160" w:name="_Toc5840_WPSOffice_Level2"/>
-            <w:bookmarkStart w:id="161" w:name="_Toc6074_WPSOffice_Level2"/>
-            <w:bookmarkStart w:id="162" w:name="_Toc28807_WPSOffice_Level2"/>
-            <w:bookmarkStart w:id="163" w:name="_Toc17711_WPSOffice_Level2"/>
+            <w:bookmarkStart w:id="157" w:name="_Toc5840_WPSOffice_Level2"/>
+            <w:bookmarkStart w:id="158" w:name="_Toc6074_WPSOffice_Level2"/>
+            <w:bookmarkStart w:id="159" w:name="_Toc20271_WPSOffice_Level2"/>
+            <w:bookmarkStart w:id="160" w:name="_Toc17711_WPSOffice_Level2"/>
+            <w:bookmarkStart w:id="161" w:name="_Toc17254_WPSOffice_Level2"/>
+            <w:bookmarkStart w:id="162" w:name="_Toc20736_WPSOffice_Level2"/>
+            <w:bookmarkStart w:id="163" w:name="_Toc28807_WPSOffice_Level2"/>
             <w:r>
               <w:rPr>
                 <w:rFonts w:hint="eastAsia" w:ascii="Times New Roman" w:hAnsi="Times New Roman" w:eastAsia="微软雅黑" w:cs="Times New Roman"/>
@@ -37655,13 +37638,13 @@
                 <w:szCs w:val="18"/>
               </w:rPr>
             </w:pPr>
-            <w:bookmarkStart w:id="164" w:name="_Toc24586_WPSOffice_Level2"/>
-            <w:bookmarkStart w:id="165" w:name="_Toc18295_WPSOffice_Level2"/>
-            <w:bookmarkStart w:id="166" w:name="_Toc31683_WPSOffice_Level2"/>
-            <w:bookmarkStart w:id="167" w:name="_Toc18784_WPSOffice_Level2"/>
+            <w:bookmarkStart w:id="164" w:name="_Toc31683_WPSOffice_Level2"/>
+            <w:bookmarkStart w:id="165" w:name="_Toc18813_WPSOffice_Level2"/>
+            <w:bookmarkStart w:id="166" w:name="_Toc22623_WPSOffice_Level2"/>
+            <w:bookmarkStart w:id="167" w:name="_Toc18295_WPSOffice_Level2"/>
             <w:bookmarkStart w:id="168" w:name="_Toc26031_WPSOffice_Level2"/>
-            <w:bookmarkStart w:id="169" w:name="_Toc18813_WPSOffice_Level2"/>
-            <w:bookmarkStart w:id="170" w:name="_Toc22623_WPSOffice_Level2"/>
+            <w:bookmarkStart w:id="169" w:name="_Toc24586_WPSOffice_Level2"/>
+            <w:bookmarkStart w:id="170" w:name="_Toc18784_WPSOffice_Level2"/>
             <w:r>
               <w:rPr>
                 <w:rFonts w:hint="eastAsia" w:ascii="Times New Roman" w:hAnsi="Times New Roman" w:eastAsia="微软雅黑" w:cs="Times New Roman"/>
@@ -38584,13 +38567,13 @@
                 <w:szCs w:val="18"/>
               </w:rPr>
             </w:pPr>
-            <w:bookmarkStart w:id="171" w:name="_Toc25837_WPSOffice_Level2"/>
+            <w:bookmarkStart w:id="171" w:name="_Toc2455_WPSOffice_Level2"/>
             <w:bookmarkStart w:id="172" w:name="_Toc11576_WPSOffice_Level2"/>
-            <w:bookmarkStart w:id="173" w:name="_Toc22167_WPSOffice_Level2"/>
-            <w:bookmarkStart w:id="174" w:name="_Toc30144_WPSOffice_Level2"/>
-            <w:bookmarkStart w:id="175" w:name="_Toc31152_WPSOffice_Level2"/>
-            <w:bookmarkStart w:id="176" w:name="_Toc15930_WPSOffice_Level2"/>
-            <w:bookmarkStart w:id="177" w:name="_Toc2455_WPSOffice_Level2"/>
+            <w:bookmarkStart w:id="173" w:name="_Toc31152_WPSOffice_Level2"/>
+            <w:bookmarkStart w:id="174" w:name="_Toc22167_WPSOffice_Level2"/>
+            <w:bookmarkStart w:id="175" w:name="_Toc15930_WPSOffice_Level2"/>
+            <w:bookmarkStart w:id="176" w:name="_Toc25837_WPSOffice_Level2"/>
+            <w:bookmarkStart w:id="177" w:name="_Toc30144_WPSOffice_Level2"/>
             <w:r>
               <w:rPr>
                 <w:rFonts w:hint="eastAsia" w:ascii="Times New Roman" w:hAnsi="Times New Roman" w:eastAsia="微软雅黑" w:cs="Times New Roman"/>
@@ -39056,13 +39039,13 @@
                 <w:szCs w:val="18"/>
               </w:rPr>
             </w:pPr>
-            <w:bookmarkStart w:id="178" w:name="_Toc6105_WPSOffice_Level2"/>
-            <w:bookmarkStart w:id="179" w:name="_Toc24581_WPSOffice_Level2"/>
-            <w:bookmarkStart w:id="180" w:name="_Toc21218_WPSOffice_Level2"/>
-            <w:bookmarkStart w:id="181" w:name="_Toc10927_WPSOffice_Level2"/>
-            <w:bookmarkStart w:id="182" w:name="_Toc17817_WPSOffice_Level2"/>
-            <w:bookmarkStart w:id="183" w:name="_Toc18298_WPSOffice_Level2"/>
-            <w:bookmarkStart w:id="184" w:name="_Toc21844_WPSOffice_Level2"/>
+            <w:bookmarkStart w:id="178" w:name="_Toc24581_WPSOffice_Level2"/>
+            <w:bookmarkStart w:id="179" w:name="_Toc17817_WPSOffice_Level2"/>
+            <w:bookmarkStart w:id="180" w:name="_Toc18298_WPSOffice_Level2"/>
+            <w:bookmarkStart w:id="181" w:name="_Toc6105_WPSOffice_Level2"/>
+            <w:bookmarkStart w:id="182" w:name="_Toc21844_WPSOffice_Level2"/>
+            <w:bookmarkStart w:id="183" w:name="_Toc10927_WPSOffice_Level2"/>
+            <w:bookmarkStart w:id="184" w:name="_Toc21218_WPSOffice_Level2"/>
             <w:r>
               <w:rPr>
                 <w:rFonts w:hint="eastAsia" w:ascii="Times New Roman" w:hAnsi="Times New Roman" w:eastAsia="微软雅黑" w:cs="Times New Roman"/>
@@ -39527,12 +39510,12 @@
                 <w:szCs w:val="18"/>
               </w:rPr>
             </w:pPr>
-            <w:bookmarkStart w:id="185" w:name="_Toc32618_WPSOffice_Level2"/>
-            <w:bookmarkStart w:id="186" w:name="_Toc3881_WPSOffice_Level2"/>
-            <w:bookmarkStart w:id="187" w:name="_Toc7518_WPSOffice_Level2"/>
-            <w:bookmarkStart w:id="188" w:name="_Toc20673_WPSOffice_Level2"/>
-            <w:bookmarkStart w:id="189" w:name="_Toc5805_WPSOffice_Level2"/>
-            <w:bookmarkStart w:id="190" w:name="_Toc22953_WPSOffice_Level2"/>
+            <w:bookmarkStart w:id="185" w:name="_Toc3881_WPSOffice_Level2"/>
+            <w:bookmarkStart w:id="186" w:name="_Toc7518_WPSOffice_Level2"/>
+            <w:bookmarkStart w:id="187" w:name="_Toc20673_WPSOffice_Level2"/>
+            <w:bookmarkStart w:id="188" w:name="_Toc5805_WPSOffice_Level2"/>
+            <w:bookmarkStart w:id="189" w:name="_Toc22953_WPSOffice_Level2"/>
+            <w:bookmarkStart w:id="190" w:name="_Toc32618_WPSOffice_Level2"/>
             <w:bookmarkStart w:id="191" w:name="_Toc26632_WPSOffice_Level2"/>
             <w:r>
               <w:rPr>
@@ -40469,13 +40452,13 @@
                 <w:szCs w:val="18"/>
               </w:rPr>
             </w:pPr>
-            <w:bookmarkStart w:id="199" w:name="_Toc5581_WPSOffice_Level2"/>
-            <w:bookmarkStart w:id="200" w:name="_Toc24372_WPSOffice_Level2"/>
-            <w:bookmarkStart w:id="201" w:name="_Toc4328_WPSOffice_Level2"/>
-            <w:bookmarkStart w:id="202" w:name="_Toc27188_WPSOffice_Level2"/>
-            <w:bookmarkStart w:id="203" w:name="_Toc7607_WPSOffice_Level2"/>
-            <w:bookmarkStart w:id="204" w:name="_Toc20849_WPSOffice_Level2"/>
-            <w:bookmarkStart w:id="205" w:name="_Toc27147_WPSOffice_Level2"/>
+            <w:bookmarkStart w:id="199" w:name="_Toc20849_WPSOffice_Level2"/>
+            <w:bookmarkStart w:id="200" w:name="_Toc27147_WPSOffice_Level2"/>
+            <w:bookmarkStart w:id="201" w:name="_Toc5581_WPSOffice_Level2"/>
+            <w:bookmarkStart w:id="202" w:name="_Toc24372_WPSOffice_Level2"/>
+            <w:bookmarkStart w:id="203" w:name="_Toc4328_WPSOffice_Level2"/>
+            <w:bookmarkStart w:id="204" w:name="_Toc7607_WPSOffice_Level2"/>
+            <w:bookmarkStart w:id="205" w:name="_Toc27188_WPSOffice_Level2"/>
             <w:r>
               <w:rPr>
                 <w:rFonts w:hint="eastAsia" w:ascii="Times New Roman" w:hAnsi="Times New Roman" w:eastAsia="微软雅黑" w:cs="Times New Roman"/>
@@ -40940,11 +40923,11 @@
                 <w:szCs w:val="18"/>
               </w:rPr>
             </w:pPr>
-            <w:bookmarkStart w:id="206" w:name="_Toc26466_WPSOffice_Level2"/>
-            <w:bookmarkStart w:id="207" w:name="_Toc9066_WPSOffice_Level2"/>
-            <w:bookmarkStart w:id="208" w:name="_Toc6343_WPSOffice_Level2"/>
-            <w:bookmarkStart w:id="209" w:name="_Toc23457_WPSOffice_Level2"/>
-            <w:bookmarkStart w:id="210" w:name="_Toc23854_WPSOffice_Level2"/>
+            <w:bookmarkStart w:id="206" w:name="_Toc6343_WPSOffice_Level2"/>
+            <w:bookmarkStart w:id="207" w:name="_Toc26466_WPSOffice_Level2"/>
+            <w:bookmarkStart w:id="208" w:name="_Toc23854_WPSOffice_Level2"/>
+            <w:bookmarkStart w:id="209" w:name="_Toc9066_WPSOffice_Level2"/>
+            <w:bookmarkStart w:id="210" w:name="_Toc23457_WPSOffice_Level2"/>
             <w:bookmarkStart w:id="211" w:name="_Toc8746_WPSOffice_Level2"/>
             <w:bookmarkStart w:id="212" w:name="_Toc11511_WPSOffice_Level2"/>
             <w:r>
@@ -41412,12 +41395,12 @@
               </w:rPr>
             </w:pPr>
             <w:bookmarkStart w:id="213" w:name="_Toc6069_WPSOffice_Level2"/>
-            <w:bookmarkStart w:id="214" w:name="_Toc17938_WPSOffice_Level2"/>
-            <w:bookmarkStart w:id="215" w:name="_Toc12685_WPSOffice_Level2"/>
+            <w:bookmarkStart w:id="214" w:name="_Toc12685_WPSOffice_Level2"/>
+            <w:bookmarkStart w:id="215" w:name="_Toc17938_WPSOffice_Level2"/>
             <w:bookmarkStart w:id="216" w:name="_Toc17440_WPSOffice_Level2"/>
-            <w:bookmarkStart w:id="217" w:name="_Toc1557_WPSOffice_Level2"/>
+            <w:bookmarkStart w:id="217" w:name="_Toc20319_WPSOffice_Level2"/>
             <w:bookmarkStart w:id="218" w:name="_Toc3049_WPSOffice_Level2"/>
-            <w:bookmarkStart w:id="219" w:name="_Toc20319_WPSOffice_Level2"/>
+            <w:bookmarkStart w:id="219" w:name="_Toc1557_WPSOffice_Level2"/>
             <w:r>
               <w:rPr>
                 <w:rFonts w:hint="eastAsia" w:ascii="Times New Roman" w:hAnsi="Times New Roman" w:eastAsia="微软雅黑" w:cs="Times New Roman"/>
@@ -41882,13 +41865,13 @@
                 <w:szCs w:val="18"/>
               </w:rPr>
             </w:pPr>
-            <w:bookmarkStart w:id="220" w:name="_Toc29816_WPSOffice_Level2"/>
-            <w:bookmarkStart w:id="221" w:name="_Toc18427_WPSOffice_Level2"/>
-            <w:bookmarkStart w:id="222" w:name="_Toc27824_WPSOffice_Level2"/>
-            <w:bookmarkStart w:id="223" w:name="_Toc21686_WPSOffice_Level2"/>
-            <w:bookmarkStart w:id="224" w:name="_Toc19766_WPSOffice_Level2"/>
-            <w:bookmarkStart w:id="225" w:name="_Toc28180_WPSOffice_Level2"/>
-            <w:bookmarkStart w:id="226" w:name="_Toc25956_WPSOffice_Level2"/>
+            <w:bookmarkStart w:id="220" w:name="_Toc18427_WPSOffice_Level2"/>
+            <w:bookmarkStart w:id="221" w:name="_Toc29816_WPSOffice_Level2"/>
+            <w:bookmarkStart w:id="222" w:name="_Toc19766_WPSOffice_Level2"/>
+            <w:bookmarkStart w:id="223" w:name="_Toc28180_WPSOffice_Level2"/>
+            <w:bookmarkStart w:id="224" w:name="_Toc25956_WPSOffice_Level2"/>
+            <w:bookmarkStart w:id="225" w:name="_Toc21686_WPSOffice_Level2"/>
+            <w:bookmarkStart w:id="226" w:name="_Toc27824_WPSOffice_Level2"/>
             <w:r>
               <w:rPr>
                 <w:rFonts w:hint="eastAsia" w:ascii="Times New Roman" w:hAnsi="Times New Roman" w:eastAsia="微软雅黑" w:cs="Times New Roman"/>
@@ -42353,10 +42336,10 @@
                 <w:szCs w:val="18"/>
               </w:rPr>
             </w:pPr>
-            <w:bookmarkStart w:id="227" w:name="_Toc7268_WPSOffice_Level2"/>
-            <w:bookmarkStart w:id="228" w:name="_Toc20570_WPSOffice_Level2"/>
-            <w:bookmarkStart w:id="229" w:name="_Toc27941_WPSOffice_Level2"/>
-            <w:bookmarkStart w:id="230" w:name="_Toc24661_WPSOffice_Level2"/>
+            <w:bookmarkStart w:id="227" w:name="_Toc27941_WPSOffice_Level2"/>
+            <w:bookmarkStart w:id="228" w:name="_Toc24661_WPSOffice_Level2"/>
+            <w:bookmarkStart w:id="229" w:name="_Toc20570_WPSOffice_Level2"/>
+            <w:bookmarkStart w:id="230" w:name="_Toc7268_WPSOffice_Level2"/>
             <w:bookmarkStart w:id="231" w:name="_Toc8959_WPSOffice_Level2"/>
             <w:bookmarkStart w:id="232" w:name="_Toc19658_WPSOffice_Level2"/>
             <w:bookmarkStart w:id="233" w:name="_Toc9870_WPSOffice_Level2"/>

--- a/WebContent/docx/肺癌169检测报告-单样本-基智远.docx
+++ b/WebContent/docx/肺癌169检测报告-单样本-基智远.docx
@@ -9,6 +9,60 @@
           <w:szCs w:val="20"/>
         </w:rPr>
       </w:pPr>
+      <w:r>
+        <w:rPr>
+          <w:color w:val="7F7F7F"/>
+          <w:sz w:val="20"/>
+          <w:szCs w:val="20"/>
+          <w:lang w:eastAsia="zh-CN"/>
+        </w:rPr>
+        <w:drawing>
+          <wp:anchor distT="0" distB="0" distL="0" distR="0" simplePos="0" relativeHeight="251664384" behindDoc="0" locked="0" layoutInCell="1" allowOverlap="1">
+            <wp:simplePos x="0" y="0"/>
+            <wp:positionH relativeFrom="column">
+              <wp:posOffset>4622165</wp:posOffset>
+            </wp:positionH>
+            <wp:positionV relativeFrom="paragraph">
+              <wp:posOffset>-85090</wp:posOffset>
+            </wp:positionV>
+            <wp:extent cx="1369060" cy="389255"/>
+            <wp:effectExtent l="0" t="0" r="2540" b="6985"/>
+            <wp:wrapNone/>
+            <wp:docPr id="40" name="图片 40" descr="C:\Users\JT\Desktop\2019.3.1-诺禾致源logo-最新版\logo-透明底.pnglogo-透明底"/>
+            <wp:cNvGraphicFramePr>
+              <a:graphicFrameLocks xmlns:a="http://schemas.openxmlformats.org/drawingml/2006/main" noChangeAspect="1"/>
+            </wp:cNvGraphicFramePr>
+            <a:graphic xmlns:a="http://schemas.openxmlformats.org/drawingml/2006/main">
+              <a:graphicData uri="http://schemas.openxmlformats.org/drawingml/2006/picture">
+                <pic:pic xmlns:pic="http://schemas.openxmlformats.org/drawingml/2006/picture">
+                  <pic:nvPicPr>
+                    <pic:cNvPr id="40" name="图片 40" descr="C:\Users\JT\Desktop\2019.3.1-诺禾致源logo-最新版\logo-透明底.pnglogo-透明底"/>
+                    <pic:cNvPicPr>
+                      <a:picLocks noChangeAspect="1"/>
+                    </pic:cNvPicPr>
+                  </pic:nvPicPr>
+                  <pic:blipFill>
+                    <a:blip r:embed="rId10"/>
+                    <a:srcRect/>
+                    <a:stretch>
+                      <a:fillRect/>
+                    </a:stretch>
+                  </pic:blipFill>
+                  <pic:spPr>
+                    <a:xfrm>
+                      <a:off x="0" y="0"/>
+                      <a:ext cx="1369060" cy="389255"/>
+                    </a:xfrm>
+                    <a:prstGeom prst="rect">
+                      <a:avLst/>
+                    </a:prstGeom>
+                  </pic:spPr>
+                </pic:pic>
+              </a:graphicData>
+            </a:graphic>
+          </wp:anchor>
+        </w:drawing>
+      </w:r>
       <w:r>
         <w:rPr>
           <w:rFonts w:hint="eastAsia" w:eastAsia="宋体"/>
@@ -42,7 +96,7 @@
                     </pic:cNvPicPr>
                   </pic:nvPicPr>
                   <pic:blipFill>
-                    <a:blip r:embed="rId10"/>
+                    <a:blip r:embed="rId11"/>
                     <a:stretch>
                       <a:fillRect/>
                     </a:stretch>
@@ -877,11 +931,11 @@
               <w:lang w:val="en-US" w:eastAsia="en-US" w:bidi="ar-SA"/>
             </w:rPr>
           </w:pPr>
-          <w:bookmarkStart w:id="0" w:name="_Toc21009_WPSOffice_Level1"/>
-          <w:bookmarkStart w:id="1" w:name="_Toc24178_WPSOffice_Level1"/>
-          <w:bookmarkStart w:id="2" w:name="_Toc13806"/>
+          <w:bookmarkStart w:id="0" w:name="_Toc24178_WPSOffice_Level1"/>
+          <w:bookmarkStart w:id="1" w:name="_Toc21009_WPSOffice_Level1"/>
+          <w:bookmarkStart w:id="2" w:name="_Toc3619"/>
           <w:bookmarkStart w:id="3" w:name="_Toc21669"/>
-          <w:bookmarkStart w:id="4" w:name="_Toc3619"/>
+          <w:bookmarkStart w:id="4" w:name="_Toc13806"/>
           <w:bookmarkStart w:id="5" w:name="_Toc30143_WPSOffice_Level1"/>
           <w:r>
             <w:rPr>
@@ -2748,39 +2802,15 @@
             </w:pPr>
             <w:r>
               <w:rPr>
-                <w:rFonts w:hint="eastAsia" w:ascii="Times New Roman" w:hAnsi="Times New Roman" w:eastAsia="微软雅黑" w:cs="Times New Roman"/>
+                <w:rFonts w:hint="default" w:ascii="Times New Roman" w:hAnsi="Times New Roman" w:eastAsia="微软雅黑" w:cs="Times New Roman"/>
                 <w:bCs/>
                 <w:color w:val="000000"/>
                 <w:sz w:val="21"/>
                 <w:szCs w:val="21"/>
-                <w:lang w:val="en-US" w:eastAsia="zh-CN"/>
-              </w:rPr>
-              <w:t>样本采集</w:t>
-            </w:r>
-            <w:r>
-              <w:rPr>
-                <w:rFonts w:ascii="Times New Roman" w:hAnsi="Times New Roman" w:eastAsia="微软雅黑" w:cs="Times New Roman"/>
-                <w:bCs/>
-                <w:color w:val="000000"/>
-                <w:sz w:val="21"/>
-                <w:szCs w:val="21"/>
-                <w:lang w:eastAsia="zh-CN"/>
-              </w:rPr>
-              <w:t>时间：</w:t>
-            </w:r>
-            <w:r>
-              <w:rPr>
-                <w:rFonts w:hint="eastAsia" w:ascii="Times New Roman" w:hAnsi="Times New Roman" w:eastAsia="微软雅黑" w:cs="Times New Roman"/>
-                <w:bCs/>
-                <w:color w:val="000000"/>
-                <w:sz w:val="21"/>
-                <w:szCs w:val="21"/>
-                <w:lang w:eastAsia="zh-CN"/>
-              </w:rPr>
-              <w:t>{{sample.collect_date}}</w:t>
-            </w:r>
-            <w:bookmarkStart w:id="234" w:name="_GoBack"/>
-            <w:bookmarkEnd w:id="234"/>
+                <w:lang w:eastAsia="zh-CN"/>
+              </w:rPr>
+              <w:t>门诊/住院号：{{ room }}</w:t>
+            </w:r>
           </w:p>
         </w:tc>
       </w:tr>
@@ -2872,30 +2902,41 @@
                 <w:color w:val="000000"/>
                 <w:sz w:val="21"/>
                 <w:szCs w:val="21"/>
-                <w:lang w:eastAsia="zh-CN"/>
-              </w:rPr>
-            </w:pPr>
-            <w:r>
-              <w:rPr>
-                <w:rFonts w:ascii="Times New Roman" w:hAnsi="Times New Roman" w:eastAsia="微软雅黑" w:cs="Times New Roman"/>
+                <w:lang w:val="en-US" w:eastAsia="zh-CN" w:bidi="ar-SA"/>
+              </w:rPr>
+            </w:pPr>
+            <w:r>
+              <w:rPr>
+                <w:rFonts w:hint="eastAsia" w:ascii="Times New Roman" w:hAnsi="Times New Roman" w:eastAsia="微软雅黑" w:cs="Times New Roman"/>
                 <w:bCs/>
                 <w:color w:val="000000"/>
                 <w:sz w:val="21"/>
                 <w:szCs w:val="21"/>
-                <w:lang w:eastAsia="zh-CN"/>
-              </w:rPr>
-              <w:t>接收时间：</w:t>
-            </w:r>
-            <w:r>
-              <w:rPr>
-                <w:rFonts w:hint="eastAsia" w:ascii="Times New Roman" w:hAnsi="Times New Roman" w:eastAsia="微软雅黑" w:cs="Times New Roman"/>
+                <w:lang w:val="en-US" w:eastAsia="zh-CN"/>
+              </w:rPr>
+              <w:t>样本采集</w:t>
+            </w:r>
+            <w:r>
+              <w:rPr>
+                <w:rFonts w:ascii="Times New Roman" w:hAnsi="Times New Roman" w:eastAsia="微软雅黑" w:cs="Times New Roman"/>
                 <w:bCs/>
                 <w:color w:val="000000"/>
                 <w:sz w:val="21"/>
                 <w:szCs w:val="21"/>
                 <w:lang w:eastAsia="zh-CN"/>
               </w:rPr>
-              <w:t>{{ receiveddate }}</w:t>
+              <w:t>时间：</w:t>
+            </w:r>
+            <w:r>
+              <w:rPr>
+                <w:rFonts w:hint="eastAsia" w:ascii="Times New Roman" w:hAnsi="Times New Roman" w:eastAsia="微软雅黑" w:cs="Times New Roman"/>
+                <w:bCs/>
+                <w:color w:val="000000"/>
+                <w:sz w:val="21"/>
+                <w:szCs w:val="21"/>
+                <w:lang w:eastAsia="zh-CN"/>
+              </w:rPr>
+              <w:t>{{sample.collect_date}}</w:t>
             </w:r>
           </w:p>
         </w:tc>
@@ -2941,30 +2982,19 @@
                 <w:color w:val="000000"/>
                 <w:sz w:val="21"/>
                 <w:szCs w:val="21"/>
-                <w:lang w:eastAsia="zh-CN"/>
-              </w:rPr>
-            </w:pPr>
-            <w:r>
-              <w:rPr>
-                <w:rFonts w:ascii="Times New Roman" w:hAnsi="Times New Roman" w:eastAsia="微软雅黑" w:cs="Times New Roman"/>
+                <w:lang w:val="en-US" w:eastAsia="zh-CN" w:bidi="ar-SA"/>
+              </w:rPr>
+            </w:pPr>
+            <w:r>
+              <w:rPr>
+                <w:rFonts w:hint="default" w:ascii="Times New Roman" w:hAnsi="Times New Roman" w:eastAsia="微软雅黑" w:cs="Times New Roman"/>
                 <w:bCs/>
                 <w:color w:val="000000"/>
                 <w:sz w:val="21"/>
                 <w:szCs w:val="21"/>
                 <w:lang w:eastAsia="zh-CN"/>
               </w:rPr>
-              <w:t>临床诊断：</w:t>
-            </w:r>
-            <w:r>
-              <w:rPr>
-                <w:rFonts w:hint="eastAsia" w:ascii="Times New Roman" w:hAnsi="Times New Roman" w:eastAsia="微软雅黑" w:cs="Times New Roman"/>
-                <w:bCs/>
-                <w:color w:val="000000"/>
-                <w:sz w:val="21"/>
-                <w:szCs w:val="21"/>
-                <w:lang w:eastAsia="zh-CN"/>
-              </w:rPr>
-              <w:t>{{ diseaseName }}</w:t>
+              <w:t>送检医院：{{ hospital }}</w:t>
             </w:r>
           </w:p>
         </w:tc>
@@ -2983,24 +3013,35 @@
             <w:pPr>
               <w:jc w:val="both"/>
               <w:rPr>
-                <w:rFonts w:hint="default" w:ascii="Times New Roman" w:hAnsi="Times New Roman" w:eastAsia="微软雅黑" w:cs="Times New Roman"/>
+                <w:rFonts w:hint="eastAsia" w:ascii="Times New Roman" w:hAnsi="Times New Roman" w:eastAsia="微软雅黑" w:cs="Times New Roman"/>
                 <w:bCs/>
                 <w:color w:val="000000"/>
                 <w:sz w:val="21"/>
                 <w:szCs w:val="21"/>
-                <w:lang w:val="en-US" w:eastAsia="zh-CN"/>
-              </w:rPr>
-            </w:pPr>
-            <w:r>
-              <w:rPr>
-                <w:rFonts w:hint="eastAsia" w:ascii="Times New Roman" w:hAnsi="Times New Roman" w:eastAsia="微软雅黑" w:cs="Times New Roman"/>
+                <w:lang w:val="en-US" w:eastAsia="zh-CN" w:bidi="ar-SA"/>
+              </w:rPr>
+            </w:pPr>
+            <w:r>
+              <w:rPr>
+                <w:rFonts w:ascii="Times New Roman" w:hAnsi="Times New Roman" w:eastAsia="微软雅黑" w:cs="Times New Roman"/>
                 <w:bCs/>
                 <w:color w:val="000000"/>
                 <w:sz w:val="21"/>
                 <w:szCs w:val="21"/>
-                <w:lang w:val="en-US" w:eastAsia="zh-CN"/>
-              </w:rPr>
-              <w:t>报告日期：{{ reportdate }}</w:t>
+                <w:lang w:eastAsia="zh-CN"/>
+              </w:rPr>
+              <w:t>接收时间：</w:t>
+            </w:r>
+            <w:r>
+              <w:rPr>
+                <w:rFonts w:hint="eastAsia" w:ascii="Times New Roman" w:hAnsi="Times New Roman" w:eastAsia="微软雅黑" w:cs="Times New Roman"/>
+                <w:bCs/>
+                <w:color w:val="000000"/>
+                <w:sz w:val="21"/>
+                <w:szCs w:val="21"/>
+                <w:lang w:eastAsia="zh-CN"/>
+              </w:rPr>
+              <w:t>{{ receiveddate }}</w:t>
             </w:r>
           </w:p>
         </w:tc>
@@ -3028,6 +3069,111 @@
         </w:trPr>
         <w:tc>
           <w:tcPr>
+            <w:tcW w:w="4756" w:type="dxa"/>
+            <w:tcBorders>
+              <w:top w:val="single" w:color="0070C0" w:sz="4" w:space="0"/>
+              <w:bottom w:val="single" w:color="0070C0" w:sz="4" w:space="0"/>
+              <w:right w:val="single" w:color="0070C0" w:sz="4" w:space="0"/>
+            </w:tcBorders>
+            <w:shd w:val="clear" w:color="auto" w:fill="auto"/>
+            <w:vAlign w:val="center"/>
+          </w:tcPr>
+          <w:p>
+            <w:pPr>
+              <w:jc w:val="both"/>
+              <w:rPr>
+                <w:rFonts w:ascii="Times New Roman" w:hAnsi="Times New Roman" w:eastAsia="微软雅黑" w:cs="Times New Roman"/>
+                <w:bCs/>
+                <w:color w:val="000000"/>
+                <w:sz w:val="21"/>
+                <w:szCs w:val="21"/>
+                <w:lang w:eastAsia="zh-CN"/>
+              </w:rPr>
+            </w:pPr>
+            <w:r>
+              <w:rPr>
+                <w:rFonts w:ascii="Times New Roman" w:hAnsi="Times New Roman" w:eastAsia="微软雅黑" w:cs="Times New Roman"/>
+                <w:bCs/>
+                <w:color w:val="000000"/>
+                <w:sz w:val="21"/>
+                <w:szCs w:val="21"/>
+                <w:lang w:eastAsia="zh-CN"/>
+              </w:rPr>
+              <w:t>临床诊断：</w:t>
+            </w:r>
+            <w:r>
+              <w:rPr>
+                <w:rFonts w:hint="eastAsia" w:ascii="Times New Roman" w:hAnsi="Times New Roman" w:eastAsia="微软雅黑" w:cs="Times New Roman"/>
+                <w:bCs/>
+                <w:color w:val="000000"/>
+                <w:sz w:val="21"/>
+                <w:szCs w:val="21"/>
+                <w:lang w:eastAsia="zh-CN"/>
+              </w:rPr>
+              <w:t>{{ diseaseName }}</w:t>
+            </w:r>
+          </w:p>
+        </w:tc>
+        <w:tc>
+          <w:tcPr>
+            <w:tcW w:w="4882" w:type="dxa"/>
+            <w:tcBorders>
+              <w:top w:val="single" w:color="0070C0" w:sz="4" w:space="0"/>
+              <w:left w:val="single" w:color="0070C0" w:sz="4" w:space="0"/>
+              <w:bottom w:val="single" w:color="0070C0" w:sz="4" w:space="0"/>
+            </w:tcBorders>
+            <w:shd w:val="clear" w:color="auto" w:fill="auto"/>
+            <w:vAlign w:val="center"/>
+          </w:tcPr>
+          <w:p>
+            <w:pPr>
+              <w:jc w:val="both"/>
+              <w:rPr>
+                <w:rFonts w:hint="default" w:ascii="Times New Roman" w:hAnsi="Times New Roman" w:eastAsia="微软雅黑" w:cs="Times New Roman"/>
+                <w:bCs/>
+                <w:color w:val="000000"/>
+                <w:sz w:val="21"/>
+                <w:szCs w:val="21"/>
+                <w:lang w:val="en-US" w:eastAsia="zh-CN"/>
+              </w:rPr>
+            </w:pPr>
+            <w:r>
+              <w:rPr>
+                <w:rFonts w:hint="eastAsia" w:ascii="Times New Roman" w:hAnsi="Times New Roman" w:eastAsia="微软雅黑" w:cs="Times New Roman"/>
+                <w:bCs/>
+                <w:color w:val="000000"/>
+                <w:sz w:val="21"/>
+                <w:szCs w:val="21"/>
+                <w:lang w:val="en-US" w:eastAsia="zh-CN"/>
+              </w:rPr>
+              <w:t>报告日期：{{ reportdate }}</w:t>
+            </w:r>
+          </w:p>
+        </w:tc>
+      </w:tr>
+      <w:tr>
+        <w:tblPrEx>
+          <w:tblBorders>
+            <w:top w:val="single" w:color="5A9D46" w:sz="24" w:space="0"/>
+            <w:left w:val="none" w:color="auto" w:sz="0" w:space="0"/>
+            <w:bottom w:val="single" w:color="A4A4A4" w:sz="4" w:space="0"/>
+            <w:right w:val="none" w:color="auto" w:sz="0" w:space="0"/>
+            <w:insideH w:val="single" w:color="A4A4A4" w:sz="4" w:space="0"/>
+            <w:insideV w:val="single" w:color="A4A4A4" w:sz="4" w:space="0"/>
+          </w:tblBorders>
+          <w:tblCellMar>
+            <w:top w:w="0" w:type="dxa"/>
+            <w:left w:w="108" w:type="dxa"/>
+            <w:bottom w:w="0" w:type="dxa"/>
+            <w:right w:w="108" w:type="dxa"/>
+          </w:tblCellMar>
+        </w:tblPrEx>
+        <w:trPr>
+          <w:trHeight w:val="397" w:hRule="atLeast"/>
+          <w:jc w:val="center"/>
+        </w:trPr>
+        <w:tc>
+          <w:tcPr>
             <w:tcW w:w="9638" w:type="dxa"/>
             <w:gridSpan w:val="2"/>
             <w:tcBorders>
@@ -3042,7 +3188,6 @@
               <w:jc w:val="both"/>
               <w:rPr>
                 <w:rFonts w:ascii="Times New Roman" w:hAnsi="Times New Roman" w:eastAsia="微软雅黑" w:cs="Times New Roman"/>
-                <w:bCs/>
                 <w:color w:val="000000"/>
                 <w:sz w:val="21"/>
                 <w:szCs w:val="21"/>
@@ -3100,11 +3245,11 @@
         </w:rPr>
       </w:pPr>
       <w:bookmarkStart w:id="7" w:name="_Toc7021_WPSOffice_Level1"/>
-      <w:bookmarkStart w:id="8" w:name="_Toc26731"/>
-      <w:bookmarkStart w:id="9" w:name="_Toc18062_WPSOffice_Level1"/>
-      <w:bookmarkStart w:id="10" w:name="_Toc5680"/>
-      <w:bookmarkStart w:id="11" w:name="_Toc11015_WPSOffice_Level1"/>
-      <w:bookmarkStart w:id="12" w:name="_Toc17451"/>
+      <w:bookmarkStart w:id="8" w:name="_Toc11015_WPSOffice_Level1"/>
+      <w:bookmarkStart w:id="9" w:name="_Toc26731"/>
+      <w:bookmarkStart w:id="10" w:name="_Toc18062_WPSOffice_Level1"/>
+      <w:bookmarkStart w:id="11" w:name="_Toc17451"/>
+      <w:bookmarkStart w:id="12" w:name="_Toc5680"/>
       <w:bookmarkStart w:id="13" w:name="_Toc3823"/>
       <w:r>
         <w:rPr>
@@ -3430,13 +3575,13 @@
           <w:lang w:val="en-US" w:eastAsia="zh-CN"/>
         </w:rPr>
       </w:pPr>
-      <w:bookmarkStart w:id="15" w:name="_Toc7496"/>
-      <w:bookmarkStart w:id="16" w:name="_Toc29251"/>
+      <w:bookmarkStart w:id="15" w:name="_Toc29251"/>
+      <w:bookmarkStart w:id="16" w:name="_Toc7496"/>
       <w:bookmarkStart w:id="17" w:name="_Toc23369_WPSOffice_Level1"/>
-      <w:bookmarkStart w:id="18" w:name="_Toc18058"/>
-      <w:bookmarkStart w:id="19" w:name="_Toc16576"/>
-      <w:bookmarkStart w:id="20" w:name="_Toc25920"/>
-      <w:bookmarkStart w:id="21" w:name="_Toc6221_WPSOffice_Level1"/>
+      <w:bookmarkStart w:id="18" w:name="_Toc16576"/>
+      <w:bookmarkStart w:id="19" w:name="_Toc25920"/>
+      <w:bookmarkStart w:id="20" w:name="_Toc6221_WPSOffice_Level1"/>
+      <w:bookmarkStart w:id="21" w:name="_Toc18058"/>
       <w:r>
         <w:rPr>
           <w:rFonts w:hint="eastAsia"/>
@@ -4740,7 +4885,7 @@
                           </pic:cNvPicPr>
                         </pic:nvPicPr>
                         <pic:blipFill>
-                          <a:blip r:embed="rId11">
+                          <a:blip r:embed="rId12">
                             <a:clrChange>
                               <a:clrFrom>
                                 <a:srgbClr val="FFFFFF">
@@ -4778,7 +4923,7 @@
                           </pic:cNvPicPr>
                         </pic:nvPicPr>
                         <pic:blipFill>
-                          <a:blip r:embed="rId12">
+                          <a:blip r:embed="rId13">
                             <a:clrChange>
                               <a:clrFrom>
                                 <a:srgbClr val="FFFFFF">
@@ -4820,13 +4965,13 @@
                 <v:shape id="图片 6" o:spid="_x0000_s1026" o:spt="75" alt="蔡冬雪" type="#_x0000_t75" style="position:absolute;left:19211;top:19491;height:566;width:1261;" filled="f" o:preferrelative="t" stroked="f" coordsize="21600,21600" o:gfxdata="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">
                   <v:fill on="f" focussize="0,0"/>
                   <v:stroke on="f"/>
-                  <v:imagedata r:id="rId11" cropleft="12226f" croptop="21838f" cropright="12384f" cropbottom="17497f" chromakey="#FFFFFF" o:title=""/>
+                  <v:imagedata r:id="rId12" cropleft="12226f" croptop="21838f" cropright="12384f" cropbottom="17497f" chromakey="#FFFFFF" o:title=""/>
                   <o:lock v:ext="edit" aspectratio="t"/>
                 </v:shape>
                 <v:shape id="图片 4" o:spid="_x0000_s1026" o:spt="75" alt="王建丽" type="#_x0000_t75" style="position:absolute;left:22261;top:19395;height:713;width:1258;" filled="f" o:preferrelative="t" stroked="f" coordsize="21600,21600" o:gfxdata="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">
                   <v:fill on="f" focussize="0,0"/>
                   <v:stroke on="f"/>
-                  <v:imagedata r:id="rId12" chromakey="#FFFFFF" o:title=""/>
+                  <v:imagedata r:id="rId13" chromakey="#FFFFFF" o:title=""/>
                   <o:lock v:ext="edit" aspectratio="t"/>
                 </v:shape>
               </v:group>
@@ -4975,6 +5120,14 @@
         </w:tc>
       </w:tr>
       <w:tr>
+        <w:tblPrEx>
+          <w:tblCellMar>
+            <w:top w:w="0" w:type="dxa"/>
+            <w:left w:w="0" w:type="dxa"/>
+            <w:bottom w:w="0" w:type="dxa"/>
+            <w:right w:w="0" w:type="dxa"/>
+          </w:tblCellMar>
+        </w:tblPrEx>
         <w:trPr>
           <w:trHeight w:val="457" w:hRule="exact"/>
           <w:jc w:val="right"/>
@@ -5244,7 +5397,7 @@
                           </pic:cNvPicPr>
                         </pic:nvPicPr>
                         <pic:blipFill>
-                          <a:blip r:embed="rId13">
+                          <a:blip r:embed="rId14">
                             <a:clrChange>
                               <a:clrFrom>
                                 <a:srgbClr val="FFFFFF">
@@ -5286,7 +5439,7 @@
                           </pic:cNvPicPr>
                         </pic:nvPicPr>
                         <pic:blipFill>
-                          <a:blip r:embed="rId12">
+                          <a:blip r:embed="rId13">
                             <a:clrChange>
                               <a:clrFrom>
                                 <a:srgbClr val="FFFFFF">
@@ -5328,13 +5481,13 @@
                 <v:shape id="图片 1" o:spid="_x0000_s1026" o:spt="75" type="#_x0000_t75" style="position:absolute;left:19199;top:21203;height:901;width:1672;" filled="f" o:preferrelative="t" stroked="f" coordsize="21600,21600" o:gfxdata="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">
                   <v:fill on="f" focussize="0,0"/>
                   <v:stroke on="f"/>
-                  <v:imagedata r:id="rId13" cropleft="7158f" croptop="7646f" chromakey="#FFFFFF" o:title=""/>
+                  <v:imagedata r:id="rId14" cropleft="7158f" croptop="7646f" chromakey="#FFFFFF" o:title=""/>
                   <o:lock v:ext="edit" aspectratio="t"/>
                 </v:shape>
                 <v:shape id="图片 11" o:spid="_x0000_s1026" o:spt="75" alt="王建丽" type="#_x0000_t75" style="position:absolute;left:22321;top:21215;height:842;width:1488;" filled="f" o:preferrelative="t" stroked="f" coordsize="21600,21600" o:gfxdata="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">
                   <v:fill on="f" focussize="0,0"/>
                   <v:stroke on="f"/>
-                  <v:imagedata r:id="rId12" chromakey="#FFFFFF" o:title=""/>
+                  <v:imagedata r:id="rId13" chromakey="#FFFFFF" o:title=""/>
                   <o:lock v:ext="edit" aspectratio="t"/>
                 </v:shape>
               </v:group>
@@ -7221,12 +7374,12 @@
           <w:szCs w:val="32"/>
         </w:rPr>
       </w:pPr>
-      <w:bookmarkStart w:id="25" w:name="_Toc19898_WPSOffice_Level1"/>
-      <w:bookmarkStart w:id="26" w:name="_Toc22132"/>
-      <w:bookmarkStart w:id="27" w:name="_Toc24235"/>
-      <w:bookmarkStart w:id="28" w:name="_Toc20136_WPSOffice_Level1"/>
-      <w:bookmarkStart w:id="29" w:name="_Toc2781"/>
-      <w:bookmarkStart w:id="30" w:name="_Toc16165"/>
+      <w:bookmarkStart w:id="25" w:name="_Toc24235"/>
+      <w:bookmarkStart w:id="26" w:name="_Toc20136_WPSOffice_Level1"/>
+      <w:bookmarkStart w:id="27" w:name="_Toc2781"/>
+      <w:bookmarkStart w:id="28" w:name="_Toc16165"/>
+      <w:bookmarkStart w:id="29" w:name="_Toc19898_WPSOffice_Level1"/>
+      <w:bookmarkStart w:id="30" w:name="_Toc22132"/>
       <w:r>
         <w:rPr>
           <w:rFonts w:hint="eastAsia"/>
@@ -7261,9 +7414,9 @@
       <w:bookmarkStart w:id="31" w:name="_Toc23375"/>
       <w:bookmarkStart w:id="32" w:name="_Toc9088"/>
       <w:bookmarkStart w:id="33" w:name="_Toc10724"/>
-      <w:bookmarkStart w:id="34" w:name="_Toc15063"/>
-      <w:bookmarkStart w:id="35" w:name="_Toc18062_WPSOffice_Level2"/>
-      <w:bookmarkStart w:id="36" w:name="_Toc11015_WPSOffice_Level2"/>
+      <w:bookmarkStart w:id="34" w:name="_Toc11015_WPSOffice_Level2"/>
+      <w:bookmarkStart w:id="35" w:name="_Toc15063"/>
+      <w:bookmarkStart w:id="36" w:name="_Toc18062_WPSOffice_Level2"/>
       <w:r>
         <w:rPr>
           <w:rFonts w:hint="eastAsia"/>
@@ -13064,11 +13217,11 @@
           <w:lang w:eastAsia="zh-CN"/>
         </w:rPr>
       </w:pPr>
-      <w:bookmarkStart w:id="44" w:name="_Toc106719764"/>
-      <w:bookmarkStart w:id="45" w:name="_Toc20034"/>
+      <w:bookmarkStart w:id="44" w:name="_Toc29619"/>
+      <w:bookmarkStart w:id="45" w:name="_Toc106719764"/>
       <w:bookmarkStart w:id="46" w:name="_Toc10223"/>
-      <w:bookmarkStart w:id="47" w:name="_Toc251"/>
-      <w:bookmarkStart w:id="48" w:name="_Toc29619"/>
+      <w:bookmarkStart w:id="47" w:name="_Toc20034"/>
+      <w:bookmarkStart w:id="48" w:name="_Toc251"/>
       <w:r>
         <w:rPr>
           <w:rFonts w:hint="eastAsia"/>
@@ -16146,7 +16299,6 @@
             <w:insideH w:val="single" w:color="0070C0" w:sz="4" w:space="0"/>
             <w:insideV w:val="single" w:color="0070C0" w:sz="4" w:space="0"/>
           </w:tblBorders>
-          <w:shd w:val="clear" w:color="auto" w:fill="auto"/>
           <w:tblCellMar>
             <w:top w:w="0" w:type="dxa"/>
             <w:left w:w="108" w:type="dxa"/>
@@ -26930,12 +27082,12 @@
         </w:rPr>
       </w:pPr>
       <w:bookmarkStart w:id="56" w:name="_Toc19184"/>
-      <w:bookmarkStart w:id="57" w:name="_Toc21764_WPSOffice_Level1"/>
-      <w:bookmarkStart w:id="58" w:name="_Toc28240"/>
-      <w:bookmarkStart w:id="59" w:name="_Toc13196_WPSOffice_Level1"/>
-      <w:bookmarkStart w:id="60" w:name="_Toc1707_WPSOffice_Level1"/>
-      <w:bookmarkStart w:id="61" w:name="_Toc13698"/>
-      <w:bookmarkStart w:id="62" w:name="_Toc27302"/>
+      <w:bookmarkStart w:id="57" w:name="_Toc13196_WPSOffice_Level1"/>
+      <w:bookmarkStart w:id="58" w:name="_Toc21764_WPSOffice_Level1"/>
+      <w:bookmarkStart w:id="59" w:name="_Toc13698"/>
+      <w:bookmarkStart w:id="60" w:name="_Toc27302"/>
+      <w:bookmarkStart w:id="61" w:name="_Toc28240"/>
+      <w:bookmarkStart w:id="62" w:name="_Toc1707_WPSOffice_Level1"/>
       <w:r>
         <w:rPr>
           <w:rFonts w:hint="eastAsia"/>
@@ -31383,12 +31535,12 @@
         <w:br w:type="page"/>
       </w:r>
       <w:bookmarkEnd w:id="13"/>
-      <w:bookmarkStart w:id="69" w:name="_Toc16368_WPSOffice_Level1"/>
-      <w:bookmarkStart w:id="70" w:name="_Toc19099"/>
-      <w:bookmarkStart w:id="71" w:name="_Toc7549"/>
-      <w:bookmarkStart w:id="72" w:name="_Toc11722"/>
-      <w:bookmarkStart w:id="73" w:name="_Toc22484_WPSOffice_Level1"/>
-      <w:bookmarkStart w:id="74" w:name="_Toc28910_WPSOffice_Level1"/>
+      <w:bookmarkStart w:id="69" w:name="_Toc11722"/>
+      <w:bookmarkStart w:id="70" w:name="_Toc7549"/>
+      <w:bookmarkStart w:id="71" w:name="_Toc19099"/>
+      <w:bookmarkStart w:id="72" w:name="_Toc22484_WPSOffice_Level1"/>
+      <w:bookmarkStart w:id="73" w:name="_Toc28910_WPSOffice_Level1"/>
+      <w:bookmarkStart w:id="74" w:name="_Toc16368_WPSOffice_Level1"/>
     </w:p>
     <w:p>
       <w:pPr>
@@ -31993,13 +32145,13 @@
                 <w:szCs w:val="18"/>
               </w:rPr>
             </w:pPr>
-            <w:bookmarkStart w:id="80" w:name="_Toc17905_WPSOffice_Level2"/>
-            <w:bookmarkStart w:id="81" w:name="_Toc5261_WPSOffice_Level2"/>
+            <w:bookmarkStart w:id="80" w:name="_Toc5261_WPSOffice_Level2"/>
+            <w:bookmarkStart w:id="81" w:name="_Toc31020_WPSOffice_Level2"/>
             <w:bookmarkStart w:id="82" w:name="_Toc3819_WPSOffice_Level2"/>
             <w:bookmarkStart w:id="83" w:name="_Toc18696_WPSOffice_Level2"/>
             <w:bookmarkStart w:id="84" w:name="_Toc23221_WPSOffice_Level2"/>
-            <w:bookmarkStart w:id="85" w:name="_Toc31020_WPSOffice_Level2"/>
-            <w:bookmarkStart w:id="86" w:name="_Toc5660_WPSOffice_Level2"/>
+            <w:bookmarkStart w:id="85" w:name="_Toc5660_WPSOffice_Level2"/>
+            <w:bookmarkStart w:id="86" w:name="_Toc17905_WPSOffice_Level2"/>
             <w:r>
               <w:rPr>
                 <w:rFonts w:hint="eastAsia" w:ascii="Times New Roman" w:hAnsi="Times New Roman" w:eastAsia="微软雅黑" w:cs="Times New Roman"/>
@@ -32464,13 +32616,13 @@
                 <w:szCs w:val="18"/>
               </w:rPr>
             </w:pPr>
-            <w:bookmarkStart w:id="87" w:name="_Toc24626_WPSOffice_Level2"/>
-            <w:bookmarkStart w:id="88" w:name="_Toc2588_WPSOffice_Level2"/>
-            <w:bookmarkStart w:id="89" w:name="_Toc11554_WPSOffice_Level2"/>
+            <w:bookmarkStart w:id="87" w:name="_Toc11554_WPSOffice_Level2"/>
+            <w:bookmarkStart w:id="88" w:name="_Toc20683_WPSOffice_Level2"/>
+            <w:bookmarkStart w:id="89" w:name="_Toc24626_WPSOffice_Level2"/>
             <w:bookmarkStart w:id="90" w:name="_Toc23388_WPSOffice_Level2"/>
-            <w:bookmarkStart w:id="91" w:name="_Toc20683_WPSOffice_Level2"/>
-            <w:bookmarkStart w:id="92" w:name="_Toc15300_WPSOffice_Level2"/>
-            <w:bookmarkStart w:id="93" w:name="_Toc28235_WPSOffice_Level2"/>
+            <w:bookmarkStart w:id="91" w:name="_Toc28235_WPSOffice_Level2"/>
+            <w:bookmarkStart w:id="92" w:name="_Toc2588_WPSOffice_Level2"/>
+            <w:bookmarkStart w:id="93" w:name="_Toc15300_WPSOffice_Level2"/>
             <w:r>
               <w:rPr>
                 <w:rFonts w:hint="eastAsia" w:ascii="Times New Roman" w:hAnsi="Times New Roman" w:eastAsia="微软雅黑" w:cs="Times New Roman"/>
@@ -32935,13 +33087,13 @@
                 <w:szCs w:val="18"/>
               </w:rPr>
             </w:pPr>
-            <w:bookmarkStart w:id="94" w:name="_Toc18182_WPSOffice_Level2"/>
-            <w:bookmarkStart w:id="95" w:name="_Toc31650_WPSOffice_Level2"/>
-            <w:bookmarkStart w:id="96" w:name="_Toc19892_WPSOffice_Level2"/>
-            <w:bookmarkStart w:id="97" w:name="_Toc12493_WPSOffice_Level2"/>
-            <w:bookmarkStart w:id="98" w:name="_Toc30071_WPSOffice_Level2"/>
-            <w:bookmarkStart w:id="99" w:name="_Toc22590_WPSOffice_Level2"/>
-            <w:bookmarkStart w:id="100" w:name="_Toc16027_WPSOffice_Level2"/>
+            <w:bookmarkStart w:id="94" w:name="_Toc12493_WPSOffice_Level2"/>
+            <w:bookmarkStart w:id="95" w:name="_Toc22590_WPSOffice_Level2"/>
+            <w:bookmarkStart w:id="96" w:name="_Toc30071_WPSOffice_Level2"/>
+            <w:bookmarkStart w:id="97" w:name="_Toc19892_WPSOffice_Level2"/>
+            <w:bookmarkStart w:id="98" w:name="_Toc16027_WPSOffice_Level2"/>
+            <w:bookmarkStart w:id="99" w:name="_Toc18182_WPSOffice_Level2"/>
+            <w:bookmarkStart w:id="100" w:name="_Toc31650_WPSOffice_Level2"/>
             <w:r>
               <w:rPr>
                 <w:rFonts w:hint="eastAsia" w:ascii="Times New Roman" w:hAnsi="Times New Roman" w:eastAsia="微软雅黑" w:cs="Times New Roman"/>
@@ -33406,13 +33558,13 @@
                 <w:szCs w:val="18"/>
               </w:rPr>
             </w:pPr>
-            <w:bookmarkStart w:id="101" w:name="_Toc19289_WPSOffice_Level2"/>
-            <w:bookmarkStart w:id="102" w:name="_Toc28534_WPSOffice_Level2"/>
-            <w:bookmarkStart w:id="103" w:name="_Toc8398_WPSOffice_Level2"/>
-            <w:bookmarkStart w:id="104" w:name="_Toc28312_WPSOffice_Level2"/>
-            <w:bookmarkStart w:id="105" w:name="_Toc20571_WPSOffice_Level2"/>
-            <w:bookmarkStart w:id="106" w:name="_Toc31447_WPSOffice_Level2"/>
-            <w:bookmarkStart w:id="107" w:name="_Toc11689_WPSOffice_Level2"/>
+            <w:bookmarkStart w:id="101" w:name="_Toc20571_WPSOffice_Level2"/>
+            <w:bookmarkStart w:id="102" w:name="_Toc8398_WPSOffice_Level2"/>
+            <w:bookmarkStart w:id="103" w:name="_Toc31447_WPSOffice_Level2"/>
+            <w:bookmarkStart w:id="104" w:name="_Toc11689_WPSOffice_Level2"/>
+            <w:bookmarkStart w:id="105" w:name="_Toc28534_WPSOffice_Level2"/>
+            <w:bookmarkStart w:id="106" w:name="_Toc28312_WPSOffice_Level2"/>
+            <w:bookmarkStart w:id="107" w:name="_Toc19289_WPSOffice_Level2"/>
             <w:r>
               <w:rPr>
                 <w:rFonts w:hint="eastAsia" w:ascii="Times New Roman" w:hAnsi="Times New Roman" w:eastAsia="微软雅黑" w:cs="Times New Roman"/>
@@ -33878,12 +34030,12 @@
                 <w:szCs w:val="18"/>
               </w:rPr>
             </w:pPr>
-            <w:bookmarkStart w:id="108" w:name="_Toc13225_WPSOffice_Level2"/>
-            <w:bookmarkStart w:id="109" w:name="_Toc6170_WPSOffice_Level2"/>
-            <w:bookmarkStart w:id="110" w:name="_Toc5164_WPSOffice_Level2"/>
-            <w:bookmarkStart w:id="111" w:name="_Toc6863_WPSOffice_Level2"/>
-            <w:bookmarkStart w:id="112" w:name="_Toc5423_WPSOffice_Level2"/>
-            <w:bookmarkStart w:id="113" w:name="_Toc6645_WPSOffice_Level2"/>
+            <w:bookmarkStart w:id="108" w:name="_Toc6170_WPSOffice_Level2"/>
+            <w:bookmarkStart w:id="109" w:name="_Toc6645_WPSOffice_Level2"/>
+            <w:bookmarkStart w:id="110" w:name="_Toc13225_WPSOffice_Level2"/>
+            <w:bookmarkStart w:id="111" w:name="_Toc5164_WPSOffice_Level2"/>
+            <w:bookmarkStart w:id="112" w:name="_Toc6863_WPSOffice_Level2"/>
+            <w:bookmarkStart w:id="113" w:name="_Toc5423_WPSOffice_Level2"/>
             <w:bookmarkStart w:id="114" w:name="_Toc2683_WPSOffice_Level2"/>
             <w:r>
               <w:rPr>
@@ -34349,13 +34501,13 @@
                 <w:szCs w:val="18"/>
               </w:rPr>
             </w:pPr>
-            <w:bookmarkStart w:id="115" w:name="_Toc29762_WPSOffice_Level2"/>
-            <w:bookmarkStart w:id="116" w:name="_Toc13817_WPSOffice_Level2"/>
-            <w:bookmarkStart w:id="117" w:name="_Toc24628_WPSOffice_Level2"/>
-            <w:bookmarkStart w:id="118" w:name="_Toc6323_WPSOffice_Level2"/>
-            <w:bookmarkStart w:id="119" w:name="_Toc5860_WPSOffice_Level2"/>
-            <w:bookmarkStart w:id="120" w:name="_Toc3387_WPSOffice_Level2"/>
-            <w:bookmarkStart w:id="121" w:name="_Toc12046_WPSOffice_Level2"/>
+            <w:bookmarkStart w:id="115" w:name="_Toc24628_WPSOffice_Level2"/>
+            <w:bookmarkStart w:id="116" w:name="_Toc29762_WPSOffice_Level2"/>
+            <w:bookmarkStart w:id="117" w:name="_Toc6323_WPSOffice_Level2"/>
+            <w:bookmarkStart w:id="118" w:name="_Toc5860_WPSOffice_Level2"/>
+            <w:bookmarkStart w:id="119" w:name="_Toc3387_WPSOffice_Level2"/>
+            <w:bookmarkStart w:id="120" w:name="_Toc12046_WPSOffice_Level2"/>
+            <w:bookmarkStart w:id="121" w:name="_Toc13817_WPSOffice_Level2"/>
             <w:r>
               <w:rPr>
                 <w:rFonts w:hint="eastAsia" w:ascii="Times New Roman" w:hAnsi="Times New Roman" w:eastAsia="微软雅黑" w:cs="Times New Roman"/>
@@ -34783,6 +34935,14 @@
         <w:gridCol w:w="1409"/>
       </w:tblGrid>
       <w:tr>
+        <w:tblPrEx>
+          <w:tblCellMar>
+            <w:top w:w="0" w:type="dxa"/>
+            <w:left w:w="0" w:type="dxa"/>
+            <w:bottom w:w="0" w:type="dxa"/>
+            <w:right w:w="0" w:type="dxa"/>
+          </w:tblCellMar>
+        </w:tblPrEx>
         <w:trPr>
           <w:trHeight w:val="215" w:hRule="exact"/>
           <w:jc w:val="center"/>
@@ -34812,13 +34972,13 @@
                 <w:szCs w:val="18"/>
               </w:rPr>
             </w:pPr>
-            <w:bookmarkStart w:id="122" w:name="_Toc22500_WPSOffice_Level2"/>
-            <w:bookmarkStart w:id="123" w:name="_Toc708_WPSOffice_Level2"/>
+            <w:bookmarkStart w:id="122" w:name="_Toc708_WPSOffice_Level2"/>
+            <w:bookmarkStart w:id="123" w:name="_Toc11082_WPSOffice_Level2"/>
             <w:bookmarkStart w:id="124" w:name="_Toc15619_WPSOffice_Level2"/>
-            <w:bookmarkStart w:id="125" w:name="_Toc6004_WPSOffice_Level2"/>
-            <w:bookmarkStart w:id="126" w:name="_Toc13244_WPSOffice_Level2"/>
-            <w:bookmarkStart w:id="127" w:name="_Toc31905_WPSOffice_Level2"/>
-            <w:bookmarkStart w:id="128" w:name="_Toc11082_WPSOffice_Level2"/>
+            <w:bookmarkStart w:id="125" w:name="_Toc22500_WPSOffice_Level2"/>
+            <w:bookmarkStart w:id="126" w:name="_Toc6004_WPSOffice_Level2"/>
+            <w:bookmarkStart w:id="127" w:name="_Toc13244_WPSOffice_Level2"/>
+            <w:bookmarkStart w:id="128" w:name="_Toc31905_WPSOffice_Level2"/>
             <w:r>
               <w:rPr>
                 <w:rFonts w:hint="eastAsia" w:ascii="Times New Roman" w:hAnsi="Times New Roman" w:eastAsia="微软雅黑" w:cs="Times New Roman"/>
@@ -35283,13 +35443,13 @@
                 <w:szCs w:val="18"/>
               </w:rPr>
             </w:pPr>
-            <w:bookmarkStart w:id="129" w:name="_Toc13664_WPSOffice_Level2"/>
-            <w:bookmarkStart w:id="130" w:name="_Toc7586_WPSOffice_Level2"/>
-            <w:bookmarkStart w:id="131" w:name="_Toc23443_WPSOffice_Level2"/>
+            <w:bookmarkStart w:id="129" w:name="_Toc7586_WPSOffice_Level2"/>
+            <w:bookmarkStart w:id="130" w:name="_Toc15479_WPSOffice_Level2"/>
+            <w:bookmarkStart w:id="131" w:name="_Toc13664_WPSOffice_Level2"/>
             <w:bookmarkStart w:id="132" w:name="_Toc21560_WPSOffice_Level2"/>
             <w:bookmarkStart w:id="133" w:name="_Toc4042_WPSOffice_Level2"/>
             <w:bookmarkStart w:id="134" w:name="_Toc23537_WPSOffice_Level2"/>
-            <w:bookmarkStart w:id="135" w:name="_Toc15479_WPSOffice_Level2"/>
+            <w:bookmarkStart w:id="135" w:name="_Toc23443_WPSOffice_Level2"/>
             <w:r>
               <w:rPr>
                 <w:rFonts w:hint="eastAsia" w:ascii="Times New Roman" w:hAnsi="Times New Roman" w:eastAsia="微软雅黑" w:cs="Times New Roman"/>
@@ -35717,14 +35877,6 @@
         <w:gridCol w:w="1409"/>
       </w:tblGrid>
       <w:tr>
-        <w:tblPrEx>
-          <w:tblCellMar>
-            <w:top w:w="0" w:type="dxa"/>
-            <w:left w:w="0" w:type="dxa"/>
-            <w:bottom w:w="0" w:type="dxa"/>
-            <w:right w:w="0" w:type="dxa"/>
-          </w:tblCellMar>
-        </w:tblPrEx>
         <w:trPr>
           <w:trHeight w:val="215" w:hRule="exact"/>
           <w:jc w:val="center"/>
@@ -36225,13 +36377,13 @@
                 <w:szCs w:val="18"/>
               </w:rPr>
             </w:pPr>
-            <w:bookmarkStart w:id="143" w:name="_Toc18866_WPSOffice_Level2"/>
-            <w:bookmarkStart w:id="144" w:name="_Toc17668_WPSOffice_Level2"/>
-            <w:bookmarkStart w:id="145" w:name="_Toc17621_WPSOffice_Level2"/>
-            <w:bookmarkStart w:id="146" w:name="_Toc13246_WPSOffice_Level2"/>
-            <w:bookmarkStart w:id="147" w:name="_Toc8985_WPSOffice_Level2"/>
+            <w:bookmarkStart w:id="143" w:name="_Toc13246_WPSOffice_Level2"/>
+            <w:bookmarkStart w:id="144" w:name="_Toc8985_WPSOffice_Level2"/>
+            <w:bookmarkStart w:id="145" w:name="_Toc18866_WPSOffice_Level2"/>
+            <w:bookmarkStart w:id="146" w:name="_Toc2613_WPSOffice_Level2"/>
+            <w:bookmarkStart w:id="147" w:name="_Toc17668_WPSOffice_Level2"/>
             <w:bookmarkStart w:id="148" w:name="_Toc8519_WPSOffice_Level2"/>
-            <w:bookmarkStart w:id="149" w:name="_Toc2613_WPSOffice_Level2"/>
+            <w:bookmarkStart w:id="149" w:name="_Toc17621_WPSOffice_Level2"/>
             <w:r>
               <w:rPr>
                 <w:rFonts w:hint="eastAsia" w:ascii="Times New Roman" w:hAnsi="Times New Roman" w:eastAsia="微软雅黑" w:cs="Times New Roman"/>
@@ -36696,13 +36848,13 @@
                 <w:szCs w:val="18"/>
               </w:rPr>
             </w:pPr>
-            <w:bookmarkStart w:id="150" w:name="_Toc23413_WPSOffice_Level2"/>
+            <w:bookmarkStart w:id="150" w:name="_Toc2334_WPSOffice_Level2"/>
             <w:bookmarkStart w:id="151" w:name="_Toc24337_WPSOffice_Level2"/>
             <w:bookmarkStart w:id="152" w:name="_Toc25338_WPSOffice_Level2"/>
-            <w:bookmarkStart w:id="153" w:name="_Toc2334_WPSOffice_Level2"/>
+            <w:bookmarkStart w:id="153" w:name="_Toc12118_WPSOffice_Level2"/>
             <w:bookmarkStart w:id="154" w:name="_Toc12027_WPSOffice_Level2"/>
             <w:bookmarkStart w:id="155" w:name="_Toc6654_WPSOffice_Level2"/>
-            <w:bookmarkStart w:id="156" w:name="_Toc12118_WPSOffice_Level2"/>
+            <w:bookmarkStart w:id="156" w:name="_Toc23413_WPSOffice_Level2"/>
             <w:r>
               <w:rPr>
                 <w:rFonts w:hint="eastAsia" w:ascii="Times New Roman" w:hAnsi="Times New Roman" w:eastAsia="微软雅黑" w:cs="Times New Roman"/>
@@ -37167,13 +37319,13 @@
                 <w:szCs w:val="18"/>
               </w:rPr>
             </w:pPr>
-            <w:bookmarkStart w:id="157" w:name="_Toc5840_WPSOffice_Level2"/>
+            <w:bookmarkStart w:id="157" w:name="_Toc20271_WPSOffice_Level2"/>
             <w:bookmarkStart w:id="158" w:name="_Toc6074_WPSOffice_Level2"/>
-            <w:bookmarkStart w:id="159" w:name="_Toc20271_WPSOffice_Level2"/>
-            <w:bookmarkStart w:id="160" w:name="_Toc17711_WPSOffice_Level2"/>
-            <w:bookmarkStart w:id="161" w:name="_Toc17254_WPSOffice_Level2"/>
-            <w:bookmarkStart w:id="162" w:name="_Toc20736_WPSOffice_Level2"/>
-            <w:bookmarkStart w:id="163" w:name="_Toc28807_WPSOffice_Level2"/>
+            <w:bookmarkStart w:id="159" w:name="_Toc17711_WPSOffice_Level2"/>
+            <w:bookmarkStart w:id="160" w:name="_Toc17254_WPSOffice_Level2"/>
+            <w:bookmarkStart w:id="161" w:name="_Toc20736_WPSOffice_Level2"/>
+            <w:bookmarkStart w:id="162" w:name="_Toc28807_WPSOffice_Level2"/>
+            <w:bookmarkStart w:id="163" w:name="_Toc5840_WPSOffice_Level2"/>
             <w:r>
               <w:rPr>
                 <w:rFonts w:hint="eastAsia" w:ascii="Times New Roman" w:hAnsi="Times New Roman" w:eastAsia="微软雅黑" w:cs="Times New Roman"/>
@@ -37642,9 +37794,9 @@
             <w:bookmarkStart w:id="165" w:name="_Toc18813_WPSOffice_Level2"/>
             <w:bookmarkStart w:id="166" w:name="_Toc22623_WPSOffice_Level2"/>
             <w:bookmarkStart w:id="167" w:name="_Toc18295_WPSOffice_Level2"/>
-            <w:bookmarkStart w:id="168" w:name="_Toc26031_WPSOffice_Level2"/>
-            <w:bookmarkStart w:id="169" w:name="_Toc24586_WPSOffice_Level2"/>
-            <w:bookmarkStart w:id="170" w:name="_Toc18784_WPSOffice_Level2"/>
+            <w:bookmarkStart w:id="168" w:name="_Toc24586_WPSOffice_Level2"/>
+            <w:bookmarkStart w:id="169" w:name="_Toc18784_WPSOffice_Level2"/>
+            <w:bookmarkStart w:id="170" w:name="_Toc26031_WPSOffice_Level2"/>
             <w:r>
               <w:rPr>
                 <w:rFonts w:hint="eastAsia" w:ascii="Times New Roman" w:hAnsi="Times New Roman" w:eastAsia="微软雅黑" w:cs="Times New Roman"/>
@@ -38567,13 +38719,13 @@
                 <w:szCs w:val="18"/>
               </w:rPr>
             </w:pPr>
-            <w:bookmarkStart w:id="171" w:name="_Toc2455_WPSOffice_Level2"/>
+            <w:bookmarkStart w:id="171" w:name="_Toc25837_WPSOffice_Level2"/>
             <w:bookmarkStart w:id="172" w:name="_Toc11576_WPSOffice_Level2"/>
-            <w:bookmarkStart w:id="173" w:name="_Toc31152_WPSOffice_Level2"/>
-            <w:bookmarkStart w:id="174" w:name="_Toc22167_WPSOffice_Level2"/>
+            <w:bookmarkStart w:id="173" w:name="_Toc22167_WPSOffice_Level2"/>
+            <w:bookmarkStart w:id="174" w:name="_Toc31152_WPSOffice_Level2"/>
             <w:bookmarkStart w:id="175" w:name="_Toc15930_WPSOffice_Level2"/>
-            <w:bookmarkStart w:id="176" w:name="_Toc25837_WPSOffice_Level2"/>
-            <w:bookmarkStart w:id="177" w:name="_Toc30144_WPSOffice_Level2"/>
+            <w:bookmarkStart w:id="176" w:name="_Toc30144_WPSOffice_Level2"/>
+            <w:bookmarkStart w:id="177" w:name="_Toc2455_WPSOffice_Level2"/>
             <w:r>
               <w:rPr>
                 <w:rFonts w:hint="eastAsia" w:ascii="Times New Roman" w:hAnsi="Times New Roman" w:eastAsia="微软雅黑" w:cs="Times New Roman"/>
@@ -39002,14 +39154,6 @@
         <w:gridCol w:w="1409"/>
       </w:tblGrid>
       <w:tr>
-        <w:tblPrEx>
-          <w:tblCellMar>
-            <w:top w:w="0" w:type="dxa"/>
-            <w:left w:w="0" w:type="dxa"/>
-            <w:bottom w:w="0" w:type="dxa"/>
-            <w:right w:w="0" w:type="dxa"/>
-          </w:tblCellMar>
-        </w:tblPrEx>
         <w:trPr>
           <w:trHeight w:val="215" w:hRule="atLeast"/>
           <w:jc w:val="center"/>
@@ -39039,13 +39183,13 @@
                 <w:szCs w:val="18"/>
               </w:rPr>
             </w:pPr>
-            <w:bookmarkStart w:id="178" w:name="_Toc24581_WPSOffice_Level2"/>
-            <w:bookmarkStart w:id="179" w:name="_Toc17817_WPSOffice_Level2"/>
+            <w:bookmarkStart w:id="178" w:name="_Toc6105_WPSOffice_Level2"/>
+            <w:bookmarkStart w:id="179" w:name="_Toc24581_WPSOffice_Level2"/>
             <w:bookmarkStart w:id="180" w:name="_Toc18298_WPSOffice_Level2"/>
-            <w:bookmarkStart w:id="181" w:name="_Toc6105_WPSOffice_Level2"/>
-            <w:bookmarkStart w:id="182" w:name="_Toc21844_WPSOffice_Level2"/>
-            <w:bookmarkStart w:id="183" w:name="_Toc10927_WPSOffice_Level2"/>
-            <w:bookmarkStart w:id="184" w:name="_Toc21218_WPSOffice_Level2"/>
+            <w:bookmarkStart w:id="181" w:name="_Toc21218_WPSOffice_Level2"/>
+            <w:bookmarkStart w:id="182" w:name="_Toc10927_WPSOffice_Level2"/>
+            <w:bookmarkStart w:id="183" w:name="_Toc21844_WPSOffice_Level2"/>
+            <w:bookmarkStart w:id="184" w:name="_Toc17817_WPSOffice_Level2"/>
             <w:r>
               <w:rPr>
                 <w:rFonts w:hint="eastAsia" w:ascii="Times New Roman" w:hAnsi="Times New Roman" w:eastAsia="微软雅黑" w:cs="Times New Roman"/>
@@ -39510,13 +39654,13 @@
                 <w:szCs w:val="18"/>
               </w:rPr>
             </w:pPr>
-            <w:bookmarkStart w:id="185" w:name="_Toc3881_WPSOffice_Level2"/>
+            <w:bookmarkStart w:id="185" w:name="_Toc22953_WPSOffice_Level2"/>
             <w:bookmarkStart w:id="186" w:name="_Toc7518_WPSOffice_Level2"/>
-            <w:bookmarkStart w:id="187" w:name="_Toc20673_WPSOffice_Level2"/>
-            <w:bookmarkStart w:id="188" w:name="_Toc5805_WPSOffice_Level2"/>
-            <w:bookmarkStart w:id="189" w:name="_Toc22953_WPSOffice_Level2"/>
-            <w:bookmarkStart w:id="190" w:name="_Toc32618_WPSOffice_Level2"/>
-            <w:bookmarkStart w:id="191" w:name="_Toc26632_WPSOffice_Level2"/>
+            <w:bookmarkStart w:id="187" w:name="_Toc32618_WPSOffice_Level2"/>
+            <w:bookmarkStart w:id="188" w:name="_Toc3881_WPSOffice_Level2"/>
+            <w:bookmarkStart w:id="189" w:name="_Toc5805_WPSOffice_Level2"/>
+            <w:bookmarkStart w:id="190" w:name="_Toc26632_WPSOffice_Level2"/>
+            <w:bookmarkStart w:id="191" w:name="_Toc20673_WPSOffice_Level2"/>
             <w:r>
               <w:rPr>
                 <w:rFonts w:hint="eastAsia" w:ascii="Times New Roman" w:hAnsi="Times New Roman" w:eastAsia="微软雅黑" w:cs="Times New Roman"/>
@@ -39983,11 +40127,11 @@
             </w:pPr>
             <w:bookmarkStart w:id="192" w:name="_Toc22629_WPSOffice_Level2"/>
             <w:bookmarkStart w:id="193" w:name="_Toc9505_WPSOffice_Level2"/>
-            <w:bookmarkStart w:id="194" w:name="_Toc14661_WPSOffice_Level2"/>
+            <w:bookmarkStart w:id="194" w:name="_Toc15940_WPSOffice_Level2"/>
             <w:bookmarkStart w:id="195" w:name="_Toc22431_WPSOffice_Level2"/>
-            <w:bookmarkStart w:id="196" w:name="_Toc15940_WPSOffice_Level2"/>
-            <w:bookmarkStart w:id="197" w:name="_Toc31722_WPSOffice_Level2"/>
-            <w:bookmarkStart w:id="198" w:name="_Toc25299_WPSOffice_Level2"/>
+            <w:bookmarkStart w:id="196" w:name="_Toc31722_WPSOffice_Level2"/>
+            <w:bookmarkStart w:id="197" w:name="_Toc25299_WPSOffice_Level2"/>
+            <w:bookmarkStart w:id="198" w:name="_Toc14661_WPSOffice_Level2"/>
             <w:r>
               <w:rPr>
                 <w:rFonts w:hint="eastAsia" w:ascii="Times New Roman" w:hAnsi="Times New Roman" w:eastAsia="微软雅黑" w:cs="Times New Roman"/>
@@ -40452,13 +40596,13 @@
                 <w:szCs w:val="18"/>
               </w:rPr>
             </w:pPr>
-            <w:bookmarkStart w:id="199" w:name="_Toc20849_WPSOffice_Level2"/>
-            <w:bookmarkStart w:id="200" w:name="_Toc27147_WPSOffice_Level2"/>
-            <w:bookmarkStart w:id="201" w:name="_Toc5581_WPSOffice_Level2"/>
-            <w:bookmarkStart w:id="202" w:name="_Toc24372_WPSOffice_Level2"/>
-            <w:bookmarkStart w:id="203" w:name="_Toc4328_WPSOffice_Level2"/>
-            <w:bookmarkStart w:id="204" w:name="_Toc7607_WPSOffice_Level2"/>
-            <w:bookmarkStart w:id="205" w:name="_Toc27188_WPSOffice_Level2"/>
+            <w:bookmarkStart w:id="199" w:name="_Toc7607_WPSOffice_Level2"/>
+            <w:bookmarkStart w:id="200" w:name="_Toc5581_WPSOffice_Level2"/>
+            <w:bookmarkStart w:id="201" w:name="_Toc20849_WPSOffice_Level2"/>
+            <w:bookmarkStart w:id="202" w:name="_Toc27147_WPSOffice_Level2"/>
+            <w:bookmarkStart w:id="203" w:name="_Toc24372_WPSOffice_Level2"/>
+            <w:bookmarkStart w:id="204" w:name="_Toc27188_WPSOffice_Level2"/>
+            <w:bookmarkStart w:id="205" w:name="_Toc4328_WPSOffice_Level2"/>
             <w:r>
               <w:rPr>
                 <w:rFonts w:hint="eastAsia" w:ascii="Times New Roman" w:hAnsi="Times New Roman" w:eastAsia="微软雅黑" w:cs="Times New Roman"/>
@@ -40923,13 +41067,13 @@
                 <w:szCs w:val="18"/>
               </w:rPr>
             </w:pPr>
-            <w:bookmarkStart w:id="206" w:name="_Toc6343_WPSOffice_Level2"/>
-            <w:bookmarkStart w:id="207" w:name="_Toc26466_WPSOffice_Level2"/>
+            <w:bookmarkStart w:id="206" w:name="_Toc23457_WPSOffice_Level2"/>
+            <w:bookmarkStart w:id="207" w:name="_Toc6343_WPSOffice_Level2"/>
             <w:bookmarkStart w:id="208" w:name="_Toc23854_WPSOffice_Level2"/>
             <w:bookmarkStart w:id="209" w:name="_Toc9066_WPSOffice_Level2"/>
-            <w:bookmarkStart w:id="210" w:name="_Toc23457_WPSOffice_Level2"/>
-            <w:bookmarkStart w:id="211" w:name="_Toc8746_WPSOffice_Level2"/>
-            <w:bookmarkStart w:id="212" w:name="_Toc11511_WPSOffice_Level2"/>
+            <w:bookmarkStart w:id="210" w:name="_Toc26466_WPSOffice_Level2"/>
+            <w:bookmarkStart w:id="211" w:name="_Toc11511_WPSOffice_Level2"/>
+            <w:bookmarkStart w:id="212" w:name="_Toc8746_WPSOffice_Level2"/>
             <w:r>
               <w:rPr>
                 <w:rFonts w:hint="eastAsia" w:ascii="Times New Roman" w:hAnsi="Times New Roman" w:eastAsia="微软雅黑" w:cs="Times New Roman"/>
@@ -41394,13 +41538,13 @@
                 <w:szCs w:val="18"/>
               </w:rPr>
             </w:pPr>
-            <w:bookmarkStart w:id="213" w:name="_Toc6069_WPSOffice_Level2"/>
-            <w:bookmarkStart w:id="214" w:name="_Toc12685_WPSOffice_Level2"/>
+            <w:bookmarkStart w:id="213" w:name="_Toc12685_WPSOffice_Level2"/>
+            <w:bookmarkStart w:id="214" w:name="_Toc20319_WPSOffice_Level2"/>
             <w:bookmarkStart w:id="215" w:name="_Toc17938_WPSOffice_Level2"/>
-            <w:bookmarkStart w:id="216" w:name="_Toc17440_WPSOffice_Level2"/>
-            <w:bookmarkStart w:id="217" w:name="_Toc20319_WPSOffice_Level2"/>
-            <w:bookmarkStart w:id="218" w:name="_Toc3049_WPSOffice_Level2"/>
-            <w:bookmarkStart w:id="219" w:name="_Toc1557_WPSOffice_Level2"/>
+            <w:bookmarkStart w:id="216" w:name="_Toc3049_WPSOffice_Level2"/>
+            <w:bookmarkStart w:id="217" w:name="_Toc1557_WPSOffice_Level2"/>
+            <w:bookmarkStart w:id="218" w:name="_Toc6069_WPSOffice_Level2"/>
+            <w:bookmarkStart w:id="219" w:name="_Toc17440_WPSOffice_Level2"/>
             <w:r>
               <w:rPr>
                 <w:rFonts w:hint="eastAsia" w:ascii="Times New Roman" w:hAnsi="Times New Roman" w:eastAsia="微软雅黑" w:cs="Times New Roman"/>
@@ -41865,13 +42009,13 @@
                 <w:szCs w:val="18"/>
               </w:rPr>
             </w:pPr>
-            <w:bookmarkStart w:id="220" w:name="_Toc18427_WPSOffice_Level2"/>
-            <w:bookmarkStart w:id="221" w:name="_Toc29816_WPSOffice_Level2"/>
-            <w:bookmarkStart w:id="222" w:name="_Toc19766_WPSOffice_Level2"/>
-            <w:bookmarkStart w:id="223" w:name="_Toc28180_WPSOffice_Level2"/>
-            <w:bookmarkStart w:id="224" w:name="_Toc25956_WPSOffice_Level2"/>
-            <w:bookmarkStart w:id="225" w:name="_Toc21686_WPSOffice_Level2"/>
-            <w:bookmarkStart w:id="226" w:name="_Toc27824_WPSOffice_Level2"/>
+            <w:bookmarkStart w:id="220" w:name="_Toc25956_WPSOffice_Level2"/>
+            <w:bookmarkStart w:id="221" w:name="_Toc21686_WPSOffice_Level2"/>
+            <w:bookmarkStart w:id="222" w:name="_Toc28180_WPSOffice_Level2"/>
+            <w:bookmarkStart w:id="223" w:name="_Toc29816_WPSOffice_Level2"/>
+            <w:bookmarkStart w:id="224" w:name="_Toc19766_WPSOffice_Level2"/>
+            <w:bookmarkStart w:id="225" w:name="_Toc27824_WPSOffice_Level2"/>
+            <w:bookmarkStart w:id="226" w:name="_Toc18427_WPSOffice_Level2"/>
             <w:r>
               <w:rPr>
                 <w:rFonts w:hint="eastAsia" w:ascii="Times New Roman" w:hAnsi="Times New Roman" w:eastAsia="微软雅黑" w:cs="Times New Roman"/>
@@ -42337,12 +42481,12 @@
               </w:rPr>
             </w:pPr>
             <w:bookmarkStart w:id="227" w:name="_Toc27941_WPSOffice_Level2"/>
-            <w:bookmarkStart w:id="228" w:name="_Toc24661_WPSOffice_Level2"/>
-            <w:bookmarkStart w:id="229" w:name="_Toc20570_WPSOffice_Level2"/>
-            <w:bookmarkStart w:id="230" w:name="_Toc7268_WPSOffice_Level2"/>
-            <w:bookmarkStart w:id="231" w:name="_Toc8959_WPSOffice_Level2"/>
-            <w:bookmarkStart w:id="232" w:name="_Toc19658_WPSOffice_Level2"/>
-            <w:bookmarkStart w:id="233" w:name="_Toc9870_WPSOffice_Level2"/>
+            <w:bookmarkStart w:id="228" w:name="_Toc19658_WPSOffice_Level2"/>
+            <w:bookmarkStart w:id="229" w:name="_Toc8959_WPSOffice_Level2"/>
+            <w:bookmarkStart w:id="230" w:name="_Toc9870_WPSOffice_Level2"/>
+            <w:bookmarkStart w:id="231" w:name="_Toc20570_WPSOffice_Level2"/>
+            <w:bookmarkStart w:id="232" w:name="_Toc7268_WPSOffice_Level2"/>
+            <w:bookmarkStart w:id="233" w:name="_Toc24661_WPSOffice_Level2"/>
             <w:r>
               <w:rPr>
                 <w:rFonts w:hint="eastAsia" w:ascii="Times New Roman" w:hAnsi="Times New Roman" w:eastAsia="微软雅黑" w:cs="Times New Roman"/>
@@ -43682,10 +43826,1487 @@
     </w:p>
     <w:p>
       <w:pPr>
-        <w:rPr>
-          <w:lang w:eastAsia="zh-CN"/>
+        <w:pStyle w:val="3"/>
+        <w:keepNext w:val="0"/>
+        <w:keepLines w:val="0"/>
+        <w:pageBreakBefore w:val="0"/>
+        <w:widowControl w:val="0"/>
+        <w:numPr>
+          <w:ilvl w:val="255"/>
+          <w:numId w:val="0"/>
+        </w:numPr>
+        <w:kinsoku/>
+        <w:wordWrap/>
+        <w:overflowPunct/>
+        <w:topLinePunct w:val="0"/>
+        <w:autoSpaceDE/>
+        <w:autoSpaceDN/>
+        <w:bidi w:val="0"/>
+        <w:adjustRightInd/>
+        <w:snapToGrid/>
+        <w:spacing w:line="240" w:lineRule="auto"/>
+        <w:jc w:val="left"/>
+        <w:textAlignment w:val="auto"/>
+        <w:rPr>
+          <w:rFonts w:hint="default"/>
+          <w:color w:val="0070C0"/>
+          <w:sz w:val="30"/>
+          <w:lang w:val="en-US" w:eastAsia="zh-CN"/>
         </w:rPr>
       </w:pPr>
+      <w:bookmarkStart w:id="234" w:name="_Toc23686"/>
+      <w:r>
+        <w:rPr>
+          <w:rFonts w:hint="default"/>
+          <w:color w:val="0070C0"/>
+          <w:sz w:val="30"/>
+          <w:lang w:val="en-US" w:eastAsia="zh-CN"/>
+        </w:rPr>
+        <w:t>检测方法与局限性</w:t>
+      </w:r>
+      <w:bookmarkEnd w:id="234"/>
+    </w:p>
+    <w:p>
+      <w:pPr>
+        <w:keepNext w:val="0"/>
+        <w:keepLines w:val="0"/>
+        <w:pageBreakBefore w:val="0"/>
+        <w:widowControl w:val="0"/>
+        <w:kinsoku/>
+        <w:wordWrap/>
+        <w:overflowPunct/>
+        <w:topLinePunct w:val="0"/>
+        <w:autoSpaceDE/>
+        <w:autoSpaceDN/>
+        <w:bidi w:val="0"/>
+        <w:adjustRightInd/>
+        <w:snapToGrid/>
+        <w:spacing w:line="240" w:lineRule="auto"/>
+        <w:ind w:right="448"/>
+        <w:textAlignment w:val="auto"/>
+        <w:rPr>
+          <w:rFonts w:hint="default" w:ascii="Times New Roman" w:hAnsi="Times New Roman" w:eastAsia="微软雅黑" w:cs="Times New Roman"/>
+          <w:b/>
+          <w:bCs/>
+          <w:sz w:val="24"/>
+          <w:szCs w:val="24"/>
+          <w:lang w:eastAsia="zh-CN"/>
+        </w:rPr>
+      </w:pPr>
+      <w:r>
+        <w:rPr>
+          <w:rFonts w:hint="default" w:ascii="Times New Roman" w:hAnsi="Times New Roman" w:eastAsia="微软雅黑" w:cs="Times New Roman"/>
+          <w:b/>
+          <w:bCs/>
+          <w:sz w:val="24"/>
+          <w:szCs w:val="24"/>
+          <w:lang w:eastAsia="zh-CN"/>
+        </w:rPr>
+        <w:t>检测方法</w:t>
+      </w:r>
+    </w:p>
+    <w:p>
+      <w:pPr>
+        <w:keepNext w:val="0"/>
+        <w:keepLines w:val="0"/>
+        <w:pageBreakBefore w:val="0"/>
+        <w:widowControl w:val="0"/>
+        <w:kinsoku/>
+        <w:wordWrap/>
+        <w:overflowPunct/>
+        <w:topLinePunct w:val="0"/>
+        <w:autoSpaceDE/>
+        <w:autoSpaceDN/>
+        <w:bidi w:val="0"/>
+        <w:adjustRightInd/>
+        <w:snapToGrid/>
+        <w:spacing w:line="240" w:lineRule="auto"/>
+        <w:ind w:firstLine="420" w:firstLineChars="200"/>
+        <w:jc w:val="both"/>
+        <w:textAlignment w:val="auto"/>
+        <w:rPr>
+          <w:rFonts w:hint="default" w:ascii="Times New Roman" w:hAnsi="Times New Roman" w:eastAsia="微软雅黑" w:cs="Times New Roman"/>
+          <w:bCs/>
+          <w:sz w:val="21"/>
+          <w:szCs w:val="21"/>
+          <w:lang w:eastAsia="zh-CN"/>
+        </w:rPr>
+      </w:pPr>
+      <w:r>
+        <w:rPr>
+          <w:rFonts w:hint="default" w:ascii="Times New Roman" w:hAnsi="Times New Roman" w:eastAsia="微软雅黑" w:cs="Times New Roman"/>
+          <w:bCs/>
+          <w:sz w:val="21"/>
+          <w:szCs w:val="21"/>
+          <w:lang w:eastAsia="zh-CN"/>
+        </w:rPr>
+        <w:t>本次检测采用目标区域探针捕获技术</w:t>
+      </w:r>
+      <w:r>
+        <w:rPr>
+          <w:rFonts w:hint="default" w:ascii="Times New Roman" w:hAnsi="Times New Roman" w:eastAsia="微软雅黑" w:cs="Times New Roman"/>
+          <w:bCs/>
+          <w:strike w:val="0"/>
+          <w:dstrike w:val="0"/>
+          <w:sz w:val="21"/>
+          <w:szCs w:val="21"/>
+          <w:highlight w:val="none"/>
+          <w:lang w:eastAsia="zh-CN"/>
+        </w:rPr>
+        <w:t>，基于Illumina测序平台的二代高通</w:t>
+      </w:r>
+      <w:r>
+        <w:rPr>
+          <w:rFonts w:hint="default" w:ascii="Times New Roman" w:hAnsi="Times New Roman" w:eastAsia="微软雅黑" w:cs="Times New Roman"/>
+          <w:bCs/>
+          <w:sz w:val="21"/>
+          <w:szCs w:val="21"/>
+          <w:lang w:eastAsia="zh-CN"/>
+        </w:rPr>
+        <w:t>量测序技术(NGS)对样本进行检测。该技术由本机构独立开发、分析和验证。本机构已依据相关技术指导准则完成技术平台验证。</w:t>
+      </w:r>
+    </w:p>
+    <w:p>
+      <w:pPr>
+        <w:keepNext w:val="0"/>
+        <w:keepLines w:val="0"/>
+        <w:pageBreakBefore w:val="0"/>
+        <w:widowControl w:val="0"/>
+        <w:kinsoku/>
+        <w:wordWrap/>
+        <w:overflowPunct/>
+        <w:topLinePunct w:val="0"/>
+        <w:autoSpaceDE/>
+        <w:autoSpaceDN/>
+        <w:bidi w:val="0"/>
+        <w:adjustRightInd/>
+        <w:snapToGrid/>
+        <w:spacing w:line="240" w:lineRule="auto"/>
+        <w:ind w:right="448"/>
+        <w:textAlignment w:val="auto"/>
+        <w:rPr>
+          <w:rFonts w:hint="default" w:ascii="Times New Roman" w:hAnsi="Times New Roman" w:eastAsia="微软雅黑" w:cs="Times New Roman"/>
+          <w:b/>
+          <w:bCs/>
+          <w:sz w:val="24"/>
+          <w:szCs w:val="24"/>
+          <w:lang w:eastAsia="zh-CN"/>
+        </w:rPr>
+      </w:pPr>
+      <w:r>
+        <w:rPr>
+          <w:rFonts w:hint="default" w:ascii="Times New Roman" w:hAnsi="Times New Roman" w:eastAsia="微软雅黑" w:cs="Times New Roman"/>
+          <w:b/>
+          <w:bCs/>
+          <w:sz w:val="24"/>
+          <w:szCs w:val="24"/>
+          <w:lang w:eastAsia="zh-CN"/>
+        </w:rPr>
+        <w:t>局限性说明</w:t>
+      </w:r>
+    </w:p>
+    <w:p>
+      <w:pPr>
+        <w:spacing w:line="276" w:lineRule="auto"/>
+        <w:ind w:firstLine="420" w:firstLineChars="200"/>
+        <w:jc w:val="both"/>
+        <w:rPr>
+          <w:rFonts w:hint="default" w:ascii="Times New Roman" w:hAnsi="Times New Roman" w:eastAsia="微软雅黑" w:cs="Times New Roman"/>
+          <w:bCs/>
+          <w:sz w:val="21"/>
+          <w:szCs w:val="21"/>
+          <w:lang w:eastAsia="zh-CN"/>
+        </w:rPr>
+      </w:pPr>
+      <w:r>
+        <w:rPr>
+          <w:rFonts w:hint="eastAsia" w:ascii="Times New Roman" w:hAnsi="Times New Roman" w:eastAsia="微软雅黑" w:cs="黑体"/>
+          <w:sz w:val="21"/>
+          <w:lang w:eastAsia="zh-CN"/>
+        </w:rPr>
+        <w:t xml:space="preserve">{% if summaryOfRresults.type == </w:t>
+      </w:r>
+      <w:r>
+        <w:rPr>
+          <w:rFonts w:ascii="Times New Roman" w:hAnsi="Times New Roman" w:eastAsia="微软雅黑" w:cs="黑体"/>
+          <w:sz w:val="21"/>
+          <w:lang w:eastAsia="zh-CN"/>
+        </w:rPr>
+        <w:t>“tissue”</w:t>
+      </w:r>
+      <w:r>
+        <w:rPr>
+          <w:rFonts w:hint="eastAsia" w:ascii="Times New Roman" w:hAnsi="Times New Roman" w:eastAsia="微软雅黑" w:cs="黑体"/>
+          <w:sz w:val="21"/>
+          <w:lang w:eastAsia="zh-CN"/>
+        </w:rPr>
+        <w:t xml:space="preserve"> %}</w:t>
+      </w:r>
+      <w:r>
+        <w:rPr>
+          <w:rFonts w:hint="default" w:ascii="Times New Roman" w:hAnsi="Times New Roman" w:eastAsia="微软雅黑" w:cs="Times New Roman"/>
+          <w:bCs/>
+          <w:sz w:val="21"/>
+          <w:szCs w:val="21"/>
+          <w:lang w:eastAsia="zh-CN"/>
+        </w:rPr>
+        <w:t>1.本检测仅为临床诊断及治疗决策提供参考和辅助。临床诊断及治疗决策应由临床医生结合受检者的全面临床信息进行综合判断。</w:t>
+      </w:r>
+    </w:p>
+    <w:p>
+      <w:pPr>
+        <w:spacing w:line="276" w:lineRule="auto"/>
+        <w:ind w:firstLine="420" w:firstLineChars="200"/>
+        <w:jc w:val="both"/>
+        <w:rPr>
+          <w:rFonts w:hint="default" w:ascii="Times New Roman" w:hAnsi="Times New Roman" w:eastAsia="微软雅黑" w:cs="Times New Roman"/>
+          <w:bCs/>
+          <w:sz w:val="21"/>
+          <w:szCs w:val="21"/>
+          <w:lang w:eastAsia="zh-CN"/>
+        </w:rPr>
+      </w:pPr>
+      <w:r>
+        <w:rPr>
+          <w:rFonts w:hint="default" w:ascii="Times New Roman" w:hAnsi="Times New Roman" w:eastAsia="微软雅黑" w:cs="Times New Roman"/>
+          <w:bCs/>
+          <w:sz w:val="21"/>
+          <w:szCs w:val="21"/>
+          <w:lang w:eastAsia="zh-CN"/>
+        </w:rPr>
+        <w:t>2.本检测的分析和解读基于已发表的文献和公开的数据库，随着科学研究的发展和数据库的更新，变异解读可能发生一定的变更。</w:t>
+      </w:r>
+    </w:p>
+    <w:p>
+      <w:pPr>
+        <w:spacing w:line="276" w:lineRule="auto"/>
+        <w:ind w:firstLine="420" w:firstLineChars="200"/>
+        <w:jc w:val="both"/>
+        <w:rPr>
+          <w:rFonts w:hint="default" w:ascii="Times New Roman" w:hAnsi="Times New Roman" w:eastAsia="微软雅黑" w:cs="Times New Roman"/>
+          <w:bCs/>
+          <w:sz w:val="21"/>
+          <w:szCs w:val="21"/>
+          <w:lang w:eastAsia="zh-CN"/>
+        </w:rPr>
+      </w:pPr>
+      <w:r>
+        <w:rPr>
+          <w:rFonts w:hint="default" w:ascii="Times New Roman" w:hAnsi="Times New Roman" w:eastAsia="微软雅黑" w:cs="Times New Roman"/>
+          <w:bCs/>
+          <w:sz w:val="21"/>
+          <w:szCs w:val="21"/>
+          <w:lang w:eastAsia="zh-CN"/>
+        </w:rPr>
+        <w:t>3.本检测适用于发现指定基因DNA水平的变异，不涉及DNA甲基化、RNA水平或蛋白质水平的检测。</w:t>
+      </w:r>
+    </w:p>
+    <w:p>
+      <w:pPr>
+        <w:spacing w:line="276" w:lineRule="auto"/>
+        <w:ind w:firstLine="420" w:firstLineChars="200"/>
+        <w:jc w:val="both"/>
+        <w:rPr>
+          <w:rFonts w:hint="default" w:ascii="Times New Roman" w:hAnsi="Times New Roman" w:eastAsia="微软雅黑" w:cs="Times New Roman"/>
+          <w:bCs/>
+          <w:sz w:val="21"/>
+          <w:szCs w:val="21"/>
+          <w:lang w:eastAsia="zh-CN"/>
+        </w:rPr>
+      </w:pPr>
+      <w:r>
+        <w:rPr>
+          <w:rFonts w:hint="default" w:ascii="Times New Roman" w:hAnsi="Times New Roman" w:eastAsia="微软雅黑" w:cs="Times New Roman"/>
+          <w:bCs/>
+          <w:sz w:val="21"/>
+          <w:szCs w:val="21"/>
+          <w:lang w:eastAsia="zh-CN"/>
+        </w:rPr>
+        <w:t>4.如未检出指定基因的变异(即阴性结果)不能排除存在低于检测下限的变异的可能性。</w:t>
+      </w:r>
+    </w:p>
+    <w:p>
+      <w:pPr>
+        <w:spacing w:line="276" w:lineRule="auto"/>
+        <w:ind w:firstLine="420" w:firstLineChars="200"/>
+        <w:jc w:val="both"/>
+        <w:rPr>
+          <w:rFonts w:hint="default" w:ascii="Times New Roman" w:hAnsi="Times New Roman" w:eastAsia="微软雅黑" w:cs="Times New Roman"/>
+          <w:bCs/>
+          <w:sz w:val="21"/>
+          <w:szCs w:val="21"/>
+          <w:lang w:eastAsia="zh-CN"/>
+        </w:rPr>
+      </w:pPr>
+      <w:r>
+        <w:rPr>
+          <w:rFonts w:hint="default" w:ascii="Times New Roman" w:hAnsi="Times New Roman" w:eastAsia="微软雅黑" w:cs="Times New Roman"/>
+          <w:bCs/>
+          <w:sz w:val="21"/>
+          <w:szCs w:val="21"/>
+          <w:lang w:eastAsia="zh-CN"/>
+        </w:rPr>
+        <w:t>5.肿瘤是一种复杂的系统性疾病，评定是否为恶性肿瘤需要由临床医生综合多种检查结果进行判定。本检测不能用于确认或排除恶性肿瘤的存在。</w:t>
+      </w:r>
+    </w:p>
+    <w:p>
+      <w:pPr>
+        <w:spacing w:line="276" w:lineRule="auto"/>
+        <w:ind w:firstLine="420" w:firstLineChars="200"/>
+        <w:jc w:val="both"/>
+        <w:rPr>
+          <w:rFonts w:hint="default" w:ascii="Times New Roman" w:hAnsi="Times New Roman" w:eastAsia="微软雅黑" w:cs="Times New Roman"/>
+          <w:bCs/>
+          <w:sz w:val="21"/>
+          <w:szCs w:val="21"/>
+          <w:lang w:eastAsia="zh-CN"/>
+        </w:rPr>
+      </w:pPr>
+      <w:r>
+        <w:rPr>
+          <w:rFonts w:hint="default" w:ascii="Times New Roman" w:hAnsi="Times New Roman" w:eastAsia="微软雅黑" w:cs="Times New Roman"/>
+          <w:bCs/>
+          <w:sz w:val="21"/>
+          <w:szCs w:val="21"/>
+          <w:lang w:eastAsia="zh-CN"/>
+        </w:rPr>
+        <w:t>6.部分患者不存在明确的靶向药物对应的基因突变，所以并非所有受检者都可以找到对应靶向药物或明确耐药机制。</w:t>
+      </w:r>
+    </w:p>
+    <w:p>
+      <w:pPr>
+        <w:spacing w:line="276" w:lineRule="auto"/>
+        <w:ind w:firstLine="420" w:firstLineChars="200"/>
+        <w:jc w:val="both"/>
+        <w:rPr>
+          <w:rFonts w:hint="default" w:ascii="Times New Roman" w:hAnsi="Times New Roman" w:eastAsia="微软雅黑" w:cs="Times New Roman"/>
+          <w:bCs/>
+          <w:sz w:val="21"/>
+          <w:szCs w:val="21"/>
+          <w:lang w:eastAsia="zh-CN"/>
+        </w:rPr>
+      </w:pPr>
+      <w:r>
+        <w:rPr>
+          <w:rFonts w:hint="default" w:ascii="Times New Roman" w:hAnsi="Times New Roman" w:eastAsia="微软雅黑" w:cs="Times New Roman"/>
+          <w:bCs/>
+          <w:sz w:val="21"/>
+          <w:szCs w:val="21"/>
+          <w:lang w:eastAsia="zh-CN"/>
+        </w:rPr>
+        <w:t>7.检测范围外的基因变异和/或药物间相互作用等非基因变异因素均可能影响药物效果等临床表型。</w:t>
+      </w:r>
+    </w:p>
+    <w:p>
+      <w:pPr>
+        <w:spacing w:line="276" w:lineRule="auto"/>
+        <w:ind w:firstLine="420" w:firstLineChars="200"/>
+        <w:jc w:val="both"/>
+        <w:rPr>
+          <w:rFonts w:hint="default" w:ascii="Times New Roman" w:hAnsi="Times New Roman" w:eastAsia="微软雅黑" w:cs="Times New Roman"/>
+          <w:bCs/>
+          <w:sz w:val="21"/>
+          <w:szCs w:val="21"/>
+          <w:lang w:eastAsia="zh-CN"/>
+        </w:rPr>
+      </w:pPr>
+      <w:r>
+        <w:rPr>
+          <w:rFonts w:hint="default" w:ascii="Times New Roman" w:hAnsi="Times New Roman" w:eastAsia="微软雅黑" w:cs="Times New Roman"/>
+          <w:bCs/>
+          <w:sz w:val="21"/>
+          <w:szCs w:val="21"/>
+          <w:lang w:eastAsia="zh-CN"/>
+        </w:rPr>
+        <w:t>8.变异检出的敏感性受到送检样本中恶性肿瘤细胞比例的影响。</w:t>
+      </w:r>
+    </w:p>
+    <w:p>
+      <w:pPr>
+        <w:spacing w:line="276" w:lineRule="auto"/>
+        <w:ind w:firstLine="420" w:firstLineChars="200"/>
+        <w:jc w:val="both"/>
+        <w:rPr>
+          <w:rFonts w:hint="default" w:ascii="Times New Roman" w:hAnsi="Times New Roman" w:eastAsia="微软雅黑" w:cs="Times New Roman"/>
+          <w:bCs/>
+          <w:sz w:val="21"/>
+          <w:szCs w:val="21"/>
+          <w:lang w:eastAsia="zh-CN"/>
+        </w:rPr>
+      </w:pPr>
+      <w:r>
+        <w:rPr>
+          <w:rFonts w:hint="default" w:ascii="Times New Roman" w:hAnsi="Times New Roman" w:eastAsia="微软雅黑" w:cs="Times New Roman"/>
+          <w:bCs/>
+          <w:sz w:val="21"/>
+          <w:szCs w:val="21"/>
+          <w:lang w:eastAsia="zh-CN"/>
+        </w:rPr>
+        <w:t>9.本检测仅包括肿瘤组织，未包括对照样本。变异是否为体细胞突变来源是基于数据库和变异丰度的算法综合预测，不能完全排除胚系突变来源的可能性。</w:t>
+      </w:r>
+    </w:p>
+    <w:p>
+      <w:pPr>
+        <w:keepNext w:val="0"/>
+        <w:keepLines w:val="0"/>
+        <w:pageBreakBefore w:val="0"/>
+        <w:widowControl w:val="0"/>
+        <w:kinsoku/>
+        <w:wordWrap/>
+        <w:overflowPunct/>
+        <w:topLinePunct w:val="0"/>
+        <w:autoSpaceDE/>
+        <w:autoSpaceDN/>
+        <w:bidi w:val="0"/>
+        <w:adjustRightInd/>
+        <w:snapToGrid/>
+        <w:spacing w:line="240" w:lineRule="auto"/>
+        <w:ind w:firstLine="420" w:firstLineChars="0"/>
+        <w:textAlignment w:val="auto"/>
+        <w:rPr>
+          <w:rFonts w:hint="default" w:ascii="Times New Roman" w:hAnsi="Times New Roman" w:eastAsia="微软雅黑" w:cs="Times New Roman"/>
+          <w:bCs/>
+          <w:sz w:val="21"/>
+          <w:szCs w:val="21"/>
+          <w:lang w:eastAsia="zh-CN"/>
+        </w:rPr>
+      </w:pPr>
+      <w:r>
+        <w:rPr>
+          <w:rFonts w:hint="default" w:ascii="Times New Roman" w:hAnsi="Times New Roman" w:eastAsia="微软雅黑" w:cs="Times New Roman"/>
+          <w:bCs/>
+          <w:sz w:val="21"/>
+          <w:szCs w:val="21"/>
+          <w:lang w:eastAsia="zh-CN"/>
+        </w:rPr>
+        <w:t>10.肿瘤发展或治疗过程中可能出现获得性基因变异，从而使癌症的突变谱发生变化，同时肿瘤也可能存在肿瘤间和肿瘤内的异质性。本检测报告结果仅对送检样品负责，如有疑义，请在收到结果后的7个工作日内与我们联系。</w:t>
+      </w:r>
+    </w:p>
+    <w:p>
+      <w:pPr>
+        <w:spacing w:line="276" w:lineRule="auto"/>
+        <w:ind w:firstLine="420" w:firstLineChars="200"/>
+        <w:jc w:val="both"/>
+        <w:rPr>
+          <w:rFonts w:hint="default" w:ascii="Times New Roman" w:hAnsi="Times New Roman" w:eastAsia="微软雅黑" w:cs="Times New Roman"/>
+          <w:bCs/>
+          <w:sz w:val="21"/>
+          <w:szCs w:val="21"/>
+          <w:lang w:eastAsia="zh-CN"/>
+        </w:rPr>
+      </w:pPr>
+      <w:r>
+        <w:rPr>
+          <w:rFonts w:hint="eastAsia" w:ascii="Times New Roman" w:hAnsi="Times New Roman" w:eastAsia="微软雅黑" w:cs="黑体"/>
+          <w:sz w:val="21"/>
+          <w:lang w:eastAsia="zh-CN"/>
+        </w:rPr>
+        <w:t>{% else %}</w:t>
+      </w:r>
+      <w:r>
+        <w:rPr>
+          <w:rFonts w:hint="default" w:ascii="Times New Roman" w:hAnsi="Times New Roman" w:eastAsia="微软雅黑" w:cs="Times New Roman"/>
+          <w:bCs/>
+          <w:sz w:val="21"/>
+          <w:szCs w:val="21"/>
+          <w:lang w:eastAsia="zh-CN"/>
+        </w:rPr>
+        <w:t>1.本检测仅为临床诊断及治疗决策提供参考和辅助。临床诊断及治疗决策应由临床医生结合受检者的全面临床信息进行综合判断。</w:t>
+      </w:r>
+    </w:p>
+    <w:p>
+      <w:pPr>
+        <w:spacing w:line="276" w:lineRule="auto"/>
+        <w:ind w:firstLine="420" w:firstLineChars="200"/>
+        <w:jc w:val="both"/>
+        <w:rPr>
+          <w:rFonts w:hint="default" w:ascii="Times New Roman" w:hAnsi="Times New Roman" w:eastAsia="微软雅黑" w:cs="Times New Roman"/>
+          <w:bCs/>
+          <w:sz w:val="21"/>
+          <w:szCs w:val="21"/>
+          <w:lang w:eastAsia="zh-CN"/>
+        </w:rPr>
+      </w:pPr>
+      <w:r>
+        <w:rPr>
+          <w:rFonts w:hint="default" w:ascii="Times New Roman" w:hAnsi="Times New Roman" w:eastAsia="微软雅黑" w:cs="Times New Roman"/>
+          <w:bCs/>
+          <w:sz w:val="21"/>
+          <w:szCs w:val="21"/>
+          <w:lang w:eastAsia="zh-CN"/>
+        </w:rPr>
+        <w:t>2.本检测的分析和解读基于已发表的文献和公开的数据库，随着科学研究的发展和数据库的更新，变异解读可能发生一定的变更。</w:t>
+      </w:r>
+    </w:p>
+    <w:p>
+      <w:pPr>
+        <w:spacing w:line="276" w:lineRule="auto"/>
+        <w:ind w:firstLine="420" w:firstLineChars="200"/>
+        <w:jc w:val="both"/>
+        <w:rPr>
+          <w:rFonts w:hint="default" w:ascii="Times New Roman" w:hAnsi="Times New Roman" w:eastAsia="微软雅黑" w:cs="Times New Roman"/>
+          <w:bCs/>
+          <w:sz w:val="21"/>
+          <w:szCs w:val="21"/>
+          <w:lang w:eastAsia="zh-CN"/>
+        </w:rPr>
+      </w:pPr>
+      <w:r>
+        <w:rPr>
+          <w:rFonts w:hint="default" w:ascii="Times New Roman" w:hAnsi="Times New Roman" w:eastAsia="微软雅黑" w:cs="Times New Roman"/>
+          <w:bCs/>
+          <w:sz w:val="21"/>
+          <w:szCs w:val="21"/>
+          <w:lang w:eastAsia="zh-CN"/>
+        </w:rPr>
+        <w:t>3.本检测适用于发现指定基因DNA水平的变异，不涉及DNA甲基化、RNA水平或蛋白质水平的检测。</w:t>
+      </w:r>
+    </w:p>
+    <w:p>
+      <w:pPr>
+        <w:spacing w:line="276" w:lineRule="auto"/>
+        <w:ind w:firstLine="420" w:firstLineChars="200"/>
+        <w:jc w:val="both"/>
+        <w:rPr>
+          <w:rFonts w:hint="default" w:ascii="Times New Roman" w:hAnsi="Times New Roman" w:eastAsia="微软雅黑" w:cs="Times New Roman"/>
+          <w:bCs/>
+          <w:sz w:val="21"/>
+          <w:szCs w:val="21"/>
+          <w:lang w:eastAsia="zh-CN"/>
+        </w:rPr>
+      </w:pPr>
+      <w:r>
+        <w:rPr>
+          <w:rFonts w:hint="default" w:ascii="Times New Roman" w:hAnsi="Times New Roman" w:eastAsia="微软雅黑" w:cs="Times New Roman"/>
+          <w:bCs/>
+          <w:sz w:val="21"/>
+          <w:szCs w:val="21"/>
+          <w:lang w:eastAsia="zh-CN"/>
+        </w:rPr>
+        <w:t>4.如未检出指定基因的变异(即阴性结果)不能排除存在低于检测下限的变异的可能性。</w:t>
+      </w:r>
+    </w:p>
+    <w:p>
+      <w:pPr>
+        <w:spacing w:line="276" w:lineRule="auto"/>
+        <w:ind w:firstLine="420" w:firstLineChars="200"/>
+        <w:jc w:val="both"/>
+        <w:rPr>
+          <w:rFonts w:hint="default" w:ascii="Times New Roman" w:hAnsi="Times New Roman" w:eastAsia="微软雅黑" w:cs="Times New Roman"/>
+          <w:bCs/>
+          <w:sz w:val="21"/>
+          <w:szCs w:val="21"/>
+          <w:lang w:eastAsia="zh-CN"/>
+        </w:rPr>
+      </w:pPr>
+      <w:r>
+        <w:rPr>
+          <w:rFonts w:hint="default" w:ascii="Times New Roman" w:hAnsi="Times New Roman" w:eastAsia="微软雅黑" w:cs="Times New Roman"/>
+          <w:bCs/>
+          <w:sz w:val="21"/>
+          <w:szCs w:val="21"/>
+          <w:lang w:eastAsia="zh-CN"/>
+        </w:rPr>
+        <w:t>5.肿瘤是一种复杂的系统性疾病，评定是否为恶性肿瘤需要由临床医生综合多种检查结果进行判定。本检测不能用于确认或排除恶性肿瘤的存在。</w:t>
+      </w:r>
+    </w:p>
+    <w:p>
+      <w:pPr>
+        <w:spacing w:line="276" w:lineRule="auto"/>
+        <w:ind w:firstLine="420" w:firstLineChars="200"/>
+        <w:jc w:val="both"/>
+        <w:rPr>
+          <w:rFonts w:hint="default" w:ascii="Times New Roman" w:hAnsi="Times New Roman" w:eastAsia="微软雅黑" w:cs="Times New Roman"/>
+          <w:bCs/>
+          <w:sz w:val="21"/>
+          <w:szCs w:val="21"/>
+          <w:lang w:eastAsia="zh-CN"/>
+        </w:rPr>
+      </w:pPr>
+      <w:r>
+        <w:rPr>
+          <w:rFonts w:hint="default" w:ascii="Times New Roman" w:hAnsi="Times New Roman" w:eastAsia="微软雅黑" w:cs="Times New Roman"/>
+          <w:bCs/>
+          <w:sz w:val="21"/>
+          <w:szCs w:val="21"/>
+          <w:lang w:eastAsia="zh-CN"/>
+        </w:rPr>
+        <w:t>6.部分患者不存在明确的靶向药物对应的基因突变，所以并非所有受检者都可以找到对应靶向药物或明确耐药机制。</w:t>
+      </w:r>
+    </w:p>
+    <w:p>
+      <w:pPr>
+        <w:spacing w:line="276" w:lineRule="auto"/>
+        <w:ind w:firstLine="420" w:firstLineChars="200"/>
+        <w:jc w:val="both"/>
+        <w:rPr>
+          <w:rFonts w:hint="default" w:ascii="Times New Roman" w:hAnsi="Times New Roman" w:eastAsia="微软雅黑" w:cs="Times New Roman"/>
+          <w:bCs/>
+          <w:sz w:val="21"/>
+          <w:szCs w:val="21"/>
+          <w:lang w:eastAsia="zh-CN"/>
+        </w:rPr>
+      </w:pPr>
+      <w:r>
+        <w:rPr>
+          <w:rFonts w:hint="default" w:ascii="Times New Roman" w:hAnsi="Times New Roman" w:eastAsia="微软雅黑" w:cs="Times New Roman"/>
+          <w:bCs/>
+          <w:sz w:val="21"/>
+          <w:szCs w:val="21"/>
+          <w:lang w:eastAsia="zh-CN"/>
+        </w:rPr>
+        <w:t>7.检测范围外的基因变异和/或药物间相互作用等非基因变异因素均可能影响药物效果等临床表型。</w:t>
+      </w:r>
+    </w:p>
+    <w:p>
+      <w:pPr>
+        <w:spacing w:line="276" w:lineRule="auto"/>
+        <w:ind w:firstLine="420" w:firstLineChars="200"/>
+        <w:jc w:val="both"/>
+        <w:rPr>
+          <w:rFonts w:hint="default" w:ascii="Times New Roman" w:hAnsi="Times New Roman" w:eastAsia="微软雅黑" w:cs="Times New Roman"/>
+          <w:bCs/>
+          <w:sz w:val="21"/>
+          <w:szCs w:val="21"/>
+          <w:lang w:eastAsia="zh-CN"/>
+        </w:rPr>
+      </w:pPr>
+      <w:r>
+        <w:rPr>
+          <w:rFonts w:hint="default" w:ascii="Times New Roman" w:hAnsi="Times New Roman" w:eastAsia="微软雅黑" w:cs="Times New Roman"/>
+          <w:bCs/>
+          <w:sz w:val="21"/>
+          <w:szCs w:val="21"/>
+          <w:lang w:eastAsia="zh-CN"/>
+        </w:rPr>
+        <w:t>8.变异检出的敏感性受到送检样本中恶性肿瘤细胞比例的影响。</w:t>
+      </w:r>
+    </w:p>
+    <w:p>
+      <w:pPr>
+        <w:spacing w:line="276" w:lineRule="auto"/>
+        <w:ind w:firstLine="420" w:firstLineChars="200"/>
+        <w:jc w:val="both"/>
+        <w:rPr>
+          <w:rFonts w:hint="default" w:ascii="Times New Roman" w:hAnsi="Times New Roman" w:eastAsia="微软雅黑" w:cs="Times New Roman"/>
+          <w:bCs/>
+          <w:sz w:val="21"/>
+          <w:szCs w:val="21"/>
+          <w:lang w:eastAsia="zh-CN"/>
+        </w:rPr>
+      </w:pPr>
+      <w:r>
+        <w:rPr>
+          <w:rFonts w:hint="default" w:ascii="Times New Roman" w:hAnsi="Times New Roman" w:eastAsia="微软雅黑" w:cs="Times New Roman"/>
+          <w:bCs/>
+          <w:sz w:val="21"/>
+          <w:szCs w:val="21"/>
+          <w:lang w:eastAsia="zh-CN"/>
+        </w:rPr>
+        <w:t>9.外周血游离DNA(cfDNA)主要来自于正常细胞，其中的循环肿瘤DNA(ctDNA)占比一般极低。由于ctDNA占比受到肿瘤分期、肿瘤全身负荷、转移部位及当前治疗状况等多种因素的影响，ctDNA变异丰度与组织中的变异丰度不具备直接关联性；血浆中循环 DNA 源自病灶部位细胞释放入血液，并非所有病变细胞的变异都能释放入血，因此血浆中可检测到的变异可能无法完全反映病灶部位全部细胞变异情况。</w:t>
+      </w:r>
+    </w:p>
+    <w:p>
+      <w:pPr>
+        <w:spacing w:line="276" w:lineRule="auto"/>
+        <w:ind w:firstLine="420" w:firstLineChars="200"/>
+        <w:jc w:val="both"/>
+        <w:rPr>
+          <w:rFonts w:hint="default" w:ascii="Times New Roman" w:hAnsi="Times New Roman" w:eastAsia="微软雅黑" w:cs="Times New Roman"/>
+          <w:bCs/>
+          <w:sz w:val="21"/>
+          <w:szCs w:val="21"/>
+          <w:lang w:eastAsia="zh-CN"/>
+        </w:rPr>
+      </w:pPr>
+      <w:r>
+        <w:rPr>
+          <w:rFonts w:hint="default" w:ascii="Times New Roman" w:hAnsi="Times New Roman" w:eastAsia="微软雅黑" w:cs="Times New Roman"/>
+          <w:bCs/>
+          <w:sz w:val="21"/>
+          <w:szCs w:val="21"/>
+          <w:lang w:eastAsia="zh-CN"/>
+        </w:rPr>
+        <w:t>10.本检测仅包括cfDNA样本，未包括对照样本。变异是否为体细胞突变来源是基于数据库和变异丰度的算法综合预测，不能完全排除胚系突变来源或克隆性造血来源的可能性。</w:t>
+      </w:r>
+    </w:p>
+    <w:p>
+      <w:pPr>
+        <w:keepNext w:val="0"/>
+        <w:keepLines w:val="0"/>
+        <w:pageBreakBefore w:val="0"/>
+        <w:widowControl w:val="0"/>
+        <w:kinsoku/>
+        <w:wordWrap/>
+        <w:overflowPunct/>
+        <w:topLinePunct w:val="0"/>
+        <w:autoSpaceDE/>
+        <w:autoSpaceDN/>
+        <w:bidi w:val="0"/>
+        <w:adjustRightInd/>
+        <w:snapToGrid/>
+        <w:spacing w:line="240" w:lineRule="auto"/>
+        <w:ind w:firstLine="420" w:firstLineChars="0"/>
+        <w:textAlignment w:val="auto"/>
+        <w:rPr>
+          <w:rFonts w:hint="default" w:ascii="Times New Roman" w:hAnsi="Times New Roman" w:eastAsia="微软雅黑" w:cs="Times New Roman"/>
+          <w:bCs/>
+          <w:sz w:val="21"/>
+          <w:szCs w:val="21"/>
+          <w:lang w:eastAsia="zh-CN"/>
+        </w:rPr>
+      </w:pPr>
+      <w:r>
+        <w:rPr>
+          <w:rFonts w:hint="default" w:ascii="Times New Roman" w:hAnsi="Times New Roman" w:eastAsia="微软雅黑" w:cs="Times New Roman"/>
+          <w:bCs/>
+          <w:sz w:val="21"/>
+          <w:szCs w:val="21"/>
+          <w:lang w:eastAsia="zh-CN"/>
+        </w:rPr>
+        <w:t>11.肿瘤发展或治疗过程中可能出现获得性基因变异，从而使癌症的突变谱发生变化，同时肿瘤也可能存在肿瘤间和肿瘤内的异质性。本检测报告结果仅对送检样品负责，如有疑义，请在收到结果后的7个工作日内与我们联系。</w:t>
+      </w:r>
+      <w:r>
+        <w:rPr>
+          <w:rFonts w:hint="eastAsia" w:ascii="Times New Roman" w:hAnsi="Times New Roman" w:eastAsia="微软雅黑" w:cs="黑体"/>
+          <w:sz w:val="21"/>
+          <w:lang w:eastAsia="zh-CN"/>
+        </w:rPr>
+        <w:t>{% endif %}</w:t>
+      </w:r>
+    </w:p>
+    <w:p>
+      <w:pPr>
+        <w:widowControl/>
+        <w:rPr>
+          <w:rFonts w:hint="eastAsia" w:ascii="Times New Roman" w:hAnsi="Times New Roman" w:eastAsia="微软雅黑" w:cs="Times New Roman"/>
+          <w:b/>
+          <w:bCs/>
+          <w:sz w:val="21"/>
+          <w:szCs w:val="21"/>
+          <w:lang w:val="en-US" w:eastAsia="zh-CN" w:bidi="ar-SA"/>
+        </w:rPr>
+      </w:pPr>
+    </w:p>
+    <w:p>
+      <w:pPr>
+        <w:widowControl/>
+        <w:rPr>
+          <w:rFonts w:hint="eastAsia" w:ascii="Times New Roman" w:hAnsi="Times New Roman" w:eastAsia="微软雅黑" w:cs="Times New Roman"/>
+          <w:b/>
+          <w:bCs/>
+          <w:sz w:val="21"/>
+          <w:szCs w:val="21"/>
+          <w:lang w:val="en-US" w:eastAsia="zh-CN" w:bidi="ar-SA"/>
+        </w:rPr>
+      </w:pPr>
+      <w:r>
+        <w:rPr>
+          <w:rFonts w:hint="eastAsia" w:ascii="Times New Roman" w:hAnsi="Times New Roman" w:eastAsia="微软雅黑" w:cs="Times New Roman"/>
+          <w:b/>
+          <w:bCs/>
+          <w:sz w:val="21"/>
+          <w:szCs w:val="21"/>
+          <w:lang w:val="en-US" w:eastAsia="zh-CN" w:bidi="ar-SA"/>
+        </w:rPr>
+        <w:t>广州诺禾医学检验实验室</w:t>
+      </w:r>
+    </w:p>
+    <w:p>
+      <w:pPr>
+        <w:widowControl/>
+        <w:rPr>
+          <w:rFonts w:hint="eastAsia" w:ascii="Times New Roman" w:hAnsi="Times New Roman" w:eastAsia="微软雅黑" w:cs="Times New Roman"/>
+          <w:b w:val="0"/>
+          <w:bCs w:val="0"/>
+          <w:sz w:val="21"/>
+          <w:szCs w:val="21"/>
+          <w:lang w:val="en-US" w:eastAsia="zh-CN" w:bidi="ar-SA"/>
+        </w:rPr>
+      </w:pPr>
+      <w:r>
+        <w:rPr>
+          <w:rFonts w:hint="eastAsia" w:ascii="Times New Roman" w:hAnsi="Times New Roman" w:eastAsia="微软雅黑" w:cs="Times New Roman"/>
+          <w:b w:val="0"/>
+          <w:bCs w:val="0"/>
+          <w:sz w:val="21"/>
+          <w:szCs w:val="21"/>
+          <w:lang w:val="en-US" w:eastAsia="zh-CN" w:bidi="ar-SA"/>
+        </w:rPr>
+        <w:t>广州市黄埔区开源大道11号C6栋702室</w:t>
+      </w:r>
+    </w:p>
+    <w:p>
+      <w:pPr>
+        <w:widowControl/>
+        <w:rPr>
+          <w:rFonts w:hint="eastAsia" w:ascii="Times New Roman" w:hAnsi="Times New Roman" w:eastAsia="微软雅黑" w:cs="Times New Roman"/>
+          <w:b/>
+          <w:bCs/>
+          <w:sz w:val="21"/>
+          <w:szCs w:val="21"/>
+          <w:lang w:val="en-US" w:eastAsia="zh-CN" w:bidi="ar-SA"/>
+        </w:rPr>
+      </w:pPr>
+      <w:r>
+        <w:rPr>
+          <w:rFonts w:hint="eastAsia" w:ascii="Times New Roman" w:hAnsi="Times New Roman" w:eastAsia="微软雅黑" w:cs="Times New Roman"/>
+          <w:b/>
+          <w:bCs/>
+          <w:sz w:val="21"/>
+          <w:szCs w:val="21"/>
+          <w:lang w:val="en-US" w:eastAsia="zh-CN" w:bidi="ar-SA"/>
+        </w:rPr>
+        <w:t>上海诺禾医学检验实验室</w:t>
+      </w:r>
+    </w:p>
+    <w:p>
+      <w:pPr>
+        <w:widowControl/>
+        <w:rPr>
+          <w:rFonts w:hint="eastAsia" w:ascii="Times New Roman" w:hAnsi="Times New Roman" w:eastAsia="微软雅黑" w:cs="Times New Roman"/>
+          <w:b w:val="0"/>
+          <w:bCs w:val="0"/>
+          <w:sz w:val="21"/>
+          <w:szCs w:val="21"/>
+          <w:lang w:val="en-US" w:eastAsia="zh-CN" w:bidi="ar-SA"/>
+        </w:rPr>
+      </w:pPr>
+      <w:r>
+        <w:rPr>
+          <w:rFonts w:hint="eastAsia" w:ascii="Times New Roman" w:hAnsi="Times New Roman" w:eastAsia="微软雅黑" w:cs="Times New Roman"/>
+          <w:b w:val="0"/>
+          <w:bCs w:val="0"/>
+          <w:sz w:val="21"/>
+          <w:szCs w:val="21"/>
+          <w:lang w:val="en-US" w:eastAsia="zh-CN" w:bidi="ar-SA"/>
+        </w:rPr>
+        <w:t>上海市闵行区绿洲环路396弄9号201室</w:t>
+      </w:r>
+    </w:p>
+    <w:p>
+      <w:pPr>
+        <w:widowControl/>
+        <w:rPr>
+          <w:rFonts w:hint="eastAsia" w:ascii="Times New Roman" w:hAnsi="Times New Roman" w:eastAsia="微软雅黑" w:cs="Times New Roman"/>
+          <w:b/>
+          <w:bCs/>
+          <w:sz w:val="21"/>
+          <w:szCs w:val="21"/>
+          <w:lang w:val="en-US" w:eastAsia="zh-CN" w:bidi="ar-SA"/>
+        </w:rPr>
+      </w:pPr>
+      <w:r>
+        <w:rPr>
+          <w:rFonts w:hint="eastAsia" w:ascii="Times New Roman" w:hAnsi="Times New Roman" w:eastAsia="微软雅黑" w:cs="Times New Roman"/>
+          <w:b/>
+          <w:bCs/>
+          <w:sz w:val="21"/>
+          <w:szCs w:val="21"/>
+          <w:lang w:val="en-US" w:eastAsia="zh-CN" w:bidi="ar-SA"/>
+        </w:rPr>
+        <w:t>天津诺禾医学检验实验室</w:t>
+      </w:r>
+    </w:p>
+    <w:p>
+      <w:pPr>
+        <w:tabs>
+          <w:tab w:val="left" w:pos="6770"/>
+        </w:tabs>
+        <w:spacing w:before="27"/>
+        <w:rPr>
+          <w:rFonts w:hint="eastAsia" w:ascii="Times New Roman" w:hAnsi="Times New Roman" w:eastAsia="微软雅黑" w:cs="Times New Roman"/>
+          <w:b w:val="0"/>
+          <w:bCs w:val="0"/>
+          <w:sz w:val="21"/>
+          <w:szCs w:val="21"/>
+          <w:lang w:val="en-US" w:eastAsia="zh-CN" w:bidi="ar-SA"/>
+        </w:rPr>
+      </w:pPr>
+      <w:r>
+        <w:rPr>
+          <w:rFonts w:hint="eastAsia" w:ascii="Times New Roman" w:hAnsi="Times New Roman" w:eastAsia="微软雅黑" w:cs="Times New Roman"/>
+          <w:b w:val="0"/>
+          <w:bCs w:val="0"/>
+          <w:sz w:val="21"/>
+          <w:szCs w:val="21"/>
+          <w:lang w:val="en-US" w:eastAsia="zh-CN" w:bidi="ar-SA"/>
+        </w:rPr>
+        <w:t>天津市武清区创业总部基地B07</w:t>
+      </w:r>
+    </w:p>
+    <w:p>
+      <w:pPr>
+        <w:tabs>
+          <w:tab w:val="left" w:pos="6770"/>
+        </w:tabs>
+        <w:spacing w:before="27"/>
+        <w:rPr>
+          <w:rFonts w:hint="eastAsia" w:ascii="Times New Roman" w:hAnsi="Times New Roman" w:eastAsia="微软雅黑" w:cs="Times New Roman"/>
+          <w:b w:val="0"/>
+          <w:bCs w:val="0"/>
+          <w:sz w:val="24"/>
+          <w:szCs w:val="22"/>
+          <w:lang w:val="en-US" w:eastAsia="zh-CN" w:bidi="ar-SA"/>
+        </w:rPr>
+      </w:pPr>
+    </w:p>
+    <w:p>
+      <w:pPr>
+        <w:widowControl/>
+        <w:rPr>
+          <w:rFonts w:ascii="Times New Roman" w:hAnsi="Times New Roman" w:eastAsia="等线" w:cs="宋体"/>
+          <w:sz w:val="24"/>
+          <w:szCs w:val="22"/>
+          <w:lang w:val="en-US" w:eastAsia="zh-CN" w:bidi="ar-SA"/>
+        </w:rPr>
+      </w:pPr>
+      <w:r>
+        <w:rPr>
+          <w:rFonts w:ascii="宋体" w:hAnsi="宋体" w:eastAsia="宋体" w:cs="宋体"/>
+          <w:sz w:val="24"/>
+          <w:szCs w:val="24"/>
+          <w:lang w:val="en-US" w:eastAsia="en-US" w:bidi="ar-SA"/>
+        </w:rPr>
+        <w:drawing>
+          <wp:anchor distT="0" distB="0" distL="114935" distR="114935" simplePos="0" relativeHeight="251667456" behindDoc="0" locked="0" layoutInCell="1" allowOverlap="1">
+            <wp:simplePos x="0" y="0"/>
+            <wp:positionH relativeFrom="column">
+              <wp:posOffset>723900</wp:posOffset>
+            </wp:positionH>
+            <wp:positionV relativeFrom="paragraph">
+              <wp:posOffset>76200</wp:posOffset>
+            </wp:positionV>
+            <wp:extent cx="468630" cy="468630"/>
+            <wp:effectExtent l="0" t="0" r="3810" b="3810"/>
+            <wp:wrapNone/>
+            <wp:docPr id="9" name="图片 4" descr="IMG_256"/>
+            <wp:cNvGraphicFramePr>
+              <a:graphicFrameLocks xmlns:a="http://schemas.openxmlformats.org/drawingml/2006/main" noChangeAspect="1"/>
+            </wp:cNvGraphicFramePr>
+            <a:graphic xmlns:a="http://schemas.openxmlformats.org/drawingml/2006/main">
+              <a:graphicData uri="http://schemas.openxmlformats.org/drawingml/2006/picture">
+                <pic:pic xmlns:pic="http://schemas.openxmlformats.org/drawingml/2006/picture">
+                  <pic:nvPicPr>
+                    <pic:cNvPr id="9" name="图片 4" descr="IMG_256"/>
+                    <pic:cNvPicPr>
+                      <a:picLocks noChangeAspect="1"/>
+                    </pic:cNvPicPr>
+                  </pic:nvPicPr>
+                  <pic:blipFill>
+                    <a:blip r:embed="rId15"/>
+                    <a:stretch>
+                      <a:fillRect/>
+                    </a:stretch>
+                  </pic:blipFill>
+                  <pic:spPr>
+                    <a:xfrm>
+                      <a:off x="0" y="0"/>
+                      <a:ext cx="468630" cy="468630"/>
+                    </a:xfrm>
+                    <a:prstGeom prst="rect">
+                      <a:avLst/>
+                    </a:prstGeom>
+                    <a:noFill/>
+                    <a:ln w="9525">
+                      <a:noFill/>
+                    </a:ln>
+                  </pic:spPr>
+                </pic:pic>
+              </a:graphicData>
+            </a:graphic>
+          </wp:anchor>
+        </w:drawing>
+      </w:r>
+      <w:r>
+        <w:rPr>
+          <w:rFonts w:ascii="宋体" w:hAnsi="宋体" w:eastAsia="宋体" w:cs="宋体"/>
+          <w:sz w:val="24"/>
+          <w:szCs w:val="24"/>
+          <w:lang w:val="en-US" w:eastAsia="en-US" w:bidi="ar-SA"/>
+        </w:rPr>
+        <w:drawing>
+          <wp:anchor distT="0" distB="0" distL="114935" distR="114935" simplePos="0" relativeHeight="251666432" behindDoc="0" locked="0" layoutInCell="1" allowOverlap="1">
+            <wp:simplePos x="0" y="0"/>
+            <wp:positionH relativeFrom="column">
+              <wp:posOffset>30480</wp:posOffset>
+            </wp:positionH>
+            <wp:positionV relativeFrom="paragraph">
+              <wp:posOffset>83820</wp:posOffset>
+            </wp:positionV>
+            <wp:extent cx="439420" cy="439420"/>
+            <wp:effectExtent l="0" t="0" r="2540" b="2540"/>
+            <wp:wrapNone/>
+            <wp:docPr id="10" name="图片 3" descr="IMG_256"/>
+            <wp:cNvGraphicFramePr>
+              <a:graphicFrameLocks xmlns:a="http://schemas.openxmlformats.org/drawingml/2006/main" noChangeAspect="1"/>
+            </wp:cNvGraphicFramePr>
+            <a:graphic xmlns:a="http://schemas.openxmlformats.org/drawingml/2006/main">
+              <a:graphicData uri="http://schemas.openxmlformats.org/drawingml/2006/picture">
+                <pic:pic xmlns:pic="http://schemas.openxmlformats.org/drawingml/2006/picture">
+                  <pic:nvPicPr>
+                    <pic:cNvPr id="10" name="图片 3" descr="IMG_256"/>
+                    <pic:cNvPicPr>
+                      <a:picLocks noChangeAspect="1"/>
+                    </pic:cNvPicPr>
+                  </pic:nvPicPr>
+                  <pic:blipFill>
+                    <a:blip r:embed="rId16"/>
+                    <a:stretch>
+                      <a:fillRect/>
+                    </a:stretch>
+                  </pic:blipFill>
+                  <pic:spPr>
+                    <a:xfrm>
+                      <a:off x="0" y="0"/>
+                      <a:ext cx="439420" cy="439420"/>
+                    </a:xfrm>
+                    <a:prstGeom prst="rect">
+                      <a:avLst/>
+                    </a:prstGeom>
+                    <a:noFill/>
+                    <a:ln w="9525">
+                      <a:noFill/>
+                    </a:ln>
+                  </pic:spPr>
+                </pic:pic>
+              </a:graphicData>
+            </a:graphic>
+          </wp:anchor>
+        </w:drawing>
+      </w:r>
+      <w:r>
+        <w:rPr>
+          <w:rFonts w:hint="eastAsia" w:ascii="Times New Roman" w:hAnsi="Times New Roman" w:eastAsia="等线" w:cs="宋体"/>
+          <w:sz w:val="24"/>
+          <w:szCs w:val="22"/>
+          <w:lang w:val="en-US" w:eastAsia="zh-CN" w:bidi="ar-SA"/>
+        </w:rPr>
+        <w:tab/>
+      </w:r>
+      <w:r>
+        <w:rPr>
+          <w:rFonts w:hint="eastAsia" w:ascii="Times New Roman" w:hAnsi="Times New Roman" w:eastAsia="等线" w:cs="宋体"/>
+          <w:sz w:val="24"/>
+          <w:szCs w:val="22"/>
+          <w:lang w:val="en-US" w:eastAsia="zh-CN" w:bidi="ar-SA"/>
+        </w:rPr>
+        <w:tab/>
+      </w:r>
+      <w:r>
+        <w:rPr>
+          <w:rFonts w:hint="eastAsia" w:ascii="Times New Roman" w:hAnsi="Times New Roman" w:eastAsia="等线" w:cs="宋体"/>
+          <w:sz w:val="24"/>
+          <w:szCs w:val="22"/>
+          <w:lang w:val="en-US" w:eastAsia="zh-CN" w:bidi="ar-SA"/>
+        </w:rPr>
+        <w:tab/>
+      </w:r>
+      <w:r>
+        <w:rPr>
+          <w:rFonts w:hint="eastAsia" w:ascii="Times New Roman" w:hAnsi="Times New Roman" w:eastAsia="等线" w:cs="宋体"/>
+          <w:sz w:val="24"/>
+          <w:szCs w:val="22"/>
+          <w:lang w:val="en-US" w:eastAsia="zh-CN" w:bidi="ar-SA"/>
+        </w:rPr>
+        <w:tab/>
+      </w:r>
+      <w:r>
+        <w:rPr>
+          <w:rFonts w:hint="eastAsia" w:ascii="Times New Roman" w:hAnsi="Times New Roman" w:eastAsia="等线" w:cs="宋体"/>
+          <w:sz w:val="24"/>
+          <w:szCs w:val="22"/>
+          <w:lang w:val="en-US" w:eastAsia="zh-CN" w:bidi="ar-SA"/>
+        </w:rPr>
+        <w:tab/>
+      </w:r>
+      <w:r>
+        <w:rPr>
+          <w:rFonts w:hint="eastAsia" w:ascii="Times New Roman" w:hAnsi="Times New Roman" w:eastAsia="等线" w:cs="宋体"/>
+          <w:sz w:val="24"/>
+          <w:szCs w:val="22"/>
+          <w:lang w:val="en-US" w:eastAsia="zh-CN" w:bidi="ar-SA"/>
+        </w:rPr>
+        <w:t xml:space="preserve"> </w:t>
+      </w:r>
+    </w:p>
+    <w:p>
+      <w:pPr>
+        <w:widowControl/>
+        <w:rPr>
+          <w:rFonts w:ascii="Times New Roman" w:hAnsi="Times New Roman" w:eastAsia="等线" w:cs="宋体"/>
+          <w:sz w:val="24"/>
+          <w:szCs w:val="22"/>
+          <w:lang w:val="en-US" w:eastAsia="zh-CN" w:bidi="ar-SA"/>
+        </w:rPr>
+      </w:pPr>
+    </w:p>
+    <w:p>
+      <w:pPr>
+        <w:widowControl/>
+        <w:rPr>
+          <w:rFonts w:ascii="Times New Roman" w:hAnsi="Times New Roman" w:eastAsia="等线" w:cs="宋体"/>
+          <w:sz w:val="24"/>
+          <w:szCs w:val="22"/>
+          <w:lang w:val="en-US" w:eastAsia="zh-CN" w:bidi="ar-SA"/>
+        </w:rPr>
+      </w:pPr>
+    </w:p>
+    <w:p>
+      <w:pPr>
+        <w:widowControl/>
+        <w:rPr>
+          <w:rFonts w:hint="eastAsia" w:ascii="微软雅黑" w:hAnsi="微软雅黑" w:eastAsia="微软雅黑" w:cs="微软雅黑"/>
+          <w:b/>
+          <w:bCs/>
+          <w:color w:val="0070C0"/>
+          <w:sz w:val="20"/>
+          <w:szCs w:val="20"/>
+          <w:lang w:val="en-US" w:eastAsia="zh-CN" w:bidi="ar-SA"/>
+        </w:rPr>
+      </w:pPr>
+      <w:r>
+        <w:rPr>
+          <w:rFonts w:hint="eastAsia" w:ascii="微软雅黑" w:hAnsi="微软雅黑" w:eastAsia="微软雅黑" w:cs="微软雅黑"/>
+          <w:b/>
+          <w:bCs/>
+          <w:color w:val="0070C0"/>
+          <w:sz w:val="20"/>
+          <w:szCs w:val="20"/>
+          <w:lang w:val="en-US" w:eastAsia="zh-CN" w:bidi="ar-SA"/>
+        </w:rPr>
+        <w:t>诺禾医学   诺禾在线</w:t>
+      </w:r>
+    </w:p>
+    <w:p>
+      <w:pPr>
+        <w:widowControl/>
+        <w:rPr>
+          <w:rFonts w:ascii="Times New Roman" w:hAnsi="Times New Roman" w:eastAsia="等线" w:cs="宋体"/>
+          <w:color w:val="0070C0"/>
+          <w:sz w:val="24"/>
+          <w:szCs w:val="22"/>
+          <w:lang w:val="en-US" w:eastAsia="zh-CN" w:bidi="ar-SA"/>
+        </w:rPr>
+      </w:pPr>
+      <w:r>
+        <w:rPr>
+          <w:rFonts w:ascii="Times New Roman" w:hAnsi="Times New Roman" w:eastAsia="等线" w:cs="宋体"/>
+          <w:b/>
+          <w:bCs/>
+          <w:color w:val="0070C0"/>
+          <w:sz w:val="28"/>
+          <w:szCs w:val="28"/>
+          <w:lang w:val="en-US" w:eastAsia="en-US" w:bidi="ar-SA"/>
+        </w:rPr>
+        <w:t>www.novogene.com</w:t>
+      </w:r>
+    </w:p>
+    <w:p>
+      <w:pPr>
+        <w:widowControl/>
+        <w:rPr>
+          <w:rFonts w:hint="eastAsia" w:ascii="微软雅黑" w:hAnsi="微软雅黑" w:eastAsia="微软雅黑" w:cs="微软雅黑"/>
+          <w:b/>
+          <w:bCs/>
+          <w:sz w:val="24"/>
+          <w:szCs w:val="24"/>
+          <w:lang w:val="en-US" w:eastAsia="zh-CN" w:bidi="ar-SA"/>
+        </w:rPr>
+      </w:pPr>
+      <w:r>
+        <w:rPr>
+          <w:rFonts w:hint="eastAsia" w:ascii="微软雅黑" w:hAnsi="微软雅黑" w:eastAsia="微软雅黑" w:cs="微软雅黑"/>
+          <w:color w:val="7F7F7F"/>
+          <w:sz w:val="20"/>
+          <w:szCs w:val="20"/>
+          <w:lang w:val="en-US" w:eastAsia="zh-CN" w:bidi="ar-SA"/>
+        </w:rPr>
+        <w:drawing>
+          <wp:anchor distT="0" distB="0" distL="0" distR="0" simplePos="0" relativeHeight="251665408" behindDoc="1" locked="0" layoutInCell="1" allowOverlap="1">
+            <wp:simplePos x="0" y="0"/>
+            <wp:positionH relativeFrom="column">
+              <wp:posOffset>4900295</wp:posOffset>
+            </wp:positionH>
+            <wp:positionV relativeFrom="paragraph">
+              <wp:posOffset>224790</wp:posOffset>
+            </wp:positionV>
+            <wp:extent cx="1369060" cy="389255"/>
+            <wp:effectExtent l="0" t="0" r="2540" b="6985"/>
+            <wp:wrapNone/>
+            <wp:docPr id="24" name="图片 24" descr="C:\Users\JT\Desktop\2019.3.1-诺禾致源logo-最新版\logo-透明底.pnglogo-透明底"/>
+            <wp:cNvGraphicFramePr>
+              <a:graphicFrameLocks xmlns:a="http://schemas.openxmlformats.org/drawingml/2006/main" noChangeAspect="1"/>
+            </wp:cNvGraphicFramePr>
+            <a:graphic xmlns:a="http://schemas.openxmlformats.org/drawingml/2006/main">
+              <a:graphicData uri="http://schemas.openxmlformats.org/drawingml/2006/picture">
+                <pic:pic xmlns:pic="http://schemas.openxmlformats.org/drawingml/2006/picture">
+                  <pic:nvPicPr>
+                    <pic:cNvPr id="24" name="图片 24" descr="C:\Users\JT\Desktop\2019.3.1-诺禾致源logo-最新版\logo-透明底.pnglogo-透明底"/>
+                    <pic:cNvPicPr>
+                      <a:picLocks noChangeAspect="1"/>
+                    </pic:cNvPicPr>
+                  </pic:nvPicPr>
+                  <pic:blipFill>
+                    <a:blip r:embed="rId10"/>
+                    <a:srcRect/>
+                    <a:stretch>
+                      <a:fillRect/>
+                    </a:stretch>
+                  </pic:blipFill>
+                  <pic:spPr>
+                    <a:xfrm>
+                      <a:off x="0" y="0"/>
+                      <a:ext cx="1369060" cy="389255"/>
+                    </a:xfrm>
+                    <a:prstGeom prst="rect">
+                      <a:avLst/>
+                    </a:prstGeom>
+                  </pic:spPr>
+                </pic:pic>
+              </a:graphicData>
+            </a:graphic>
+          </wp:anchor>
+        </w:drawing>
+      </w:r>
+      <w:r>
+        <w:rPr>
+          <w:rFonts w:hint="eastAsia" w:ascii="微软雅黑" w:hAnsi="微软雅黑" w:eastAsia="微软雅黑" w:cs="微软雅黑"/>
+          <w:b/>
+          <w:bCs/>
+          <w:sz w:val="24"/>
+          <w:szCs w:val="24"/>
+          <w:lang w:val="en-US" w:eastAsia="zh-CN" w:bidi="ar-SA"/>
+        </w:rPr>
+        <w:t>中国 · 美国 · 英国 · 新加坡 · 荷兰 · 日本</w:t>
+      </w:r>
+    </w:p>
+    <w:p>
+      <w:pPr>
+        <w:rPr>
+          <w:lang w:eastAsia="zh-CN"/>
+        </w:rPr>
+      </w:pPr>
+      <w:r>
+        <w:rPr>
+          <w:rFonts w:ascii="Times New Roman" w:hAnsi="Times New Roman" w:eastAsia="等线" w:cs="宋体"/>
+          <w:sz w:val="22"/>
+          <w:szCs w:val="22"/>
+          <w:lang w:val="en-US" w:eastAsia="en-US" w:bidi="ar-SA"/>
+        </w:rPr>
+        <w:t>China</w:t>
+      </w:r>
+      <w:r>
+        <w:rPr>
+          <w:rFonts w:hint="eastAsia" w:ascii="Times New Roman" w:hAnsi="Times New Roman" w:eastAsia="等线" w:cs="宋体"/>
+          <w:sz w:val="22"/>
+          <w:szCs w:val="22"/>
+          <w:lang w:val="en-US" w:eastAsia="zh-CN" w:bidi="ar-SA"/>
+        </w:rPr>
+        <w:t xml:space="preserve"> </w:t>
+      </w:r>
+      <w:r>
+        <w:rPr>
+          <w:rFonts w:ascii="Times New Roman" w:hAnsi="Times New Roman" w:eastAsia="等线" w:cs="宋体"/>
+          <w:b/>
+          <w:bCs/>
+          <w:sz w:val="24"/>
+          <w:szCs w:val="24"/>
+          <w:lang w:val="en-US" w:eastAsia="zh-CN" w:bidi="ar-SA"/>
+        </w:rPr>
+        <w:t>·</w:t>
+      </w:r>
+      <w:r>
+        <w:rPr>
+          <w:rFonts w:hint="eastAsia" w:ascii="Times New Roman" w:hAnsi="Times New Roman" w:eastAsia="等线" w:cs="宋体"/>
+          <w:b/>
+          <w:bCs/>
+          <w:sz w:val="24"/>
+          <w:szCs w:val="24"/>
+          <w:lang w:val="en-US" w:eastAsia="zh-CN" w:bidi="ar-SA"/>
+        </w:rPr>
+        <w:t xml:space="preserve"> </w:t>
+      </w:r>
+      <w:r>
+        <w:rPr>
+          <w:rFonts w:ascii="Times New Roman" w:hAnsi="Times New Roman" w:eastAsia="等线" w:cs="宋体"/>
+          <w:sz w:val="22"/>
+          <w:szCs w:val="22"/>
+          <w:lang w:val="en-US" w:eastAsia="en-US" w:bidi="ar-SA"/>
+        </w:rPr>
+        <w:t>USA</w:t>
+      </w:r>
+      <w:r>
+        <w:rPr>
+          <w:rFonts w:hint="eastAsia" w:ascii="Times New Roman" w:hAnsi="Times New Roman" w:eastAsia="等线" w:cs="宋体"/>
+          <w:sz w:val="22"/>
+          <w:szCs w:val="22"/>
+          <w:lang w:val="en-US" w:eastAsia="zh-CN" w:bidi="ar-SA"/>
+        </w:rPr>
+        <w:t xml:space="preserve"> </w:t>
+      </w:r>
+      <w:r>
+        <w:rPr>
+          <w:rFonts w:ascii="Times New Roman" w:hAnsi="Times New Roman" w:eastAsia="等线" w:cs="宋体"/>
+          <w:b/>
+          <w:bCs/>
+          <w:sz w:val="24"/>
+          <w:szCs w:val="24"/>
+          <w:lang w:val="en-US" w:eastAsia="zh-CN" w:bidi="ar-SA"/>
+        </w:rPr>
+        <w:t>·</w:t>
+      </w:r>
+      <w:r>
+        <w:rPr>
+          <w:rFonts w:hint="eastAsia" w:ascii="Times New Roman" w:hAnsi="Times New Roman" w:eastAsia="等线" w:cs="宋体"/>
+          <w:b/>
+          <w:bCs/>
+          <w:sz w:val="24"/>
+          <w:szCs w:val="24"/>
+          <w:lang w:val="en-US" w:eastAsia="zh-CN" w:bidi="ar-SA"/>
+        </w:rPr>
+        <w:t xml:space="preserve"> </w:t>
+      </w:r>
+      <w:r>
+        <w:rPr>
+          <w:rFonts w:ascii="Times New Roman" w:hAnsi="Times New Roman" w:eastAsia="等线" w:cs="宋体"/>
+          <w:sz w:val="22"/>
+          <w:szCs w:val="22"/>
+          <w:lang w:val="en-US" w:eastAsia="en-US" w:bidi="ar-SA"/>
+        </w:rPr>
+        <w:t>UK</w:t>
+      </w:r>
+      <w:r>
+        <w:rPr>
+          <w:rFonts w:hint="eastAsia" w:ascii="Times New Roman" w:hAnsi="Times New Roman" w:eastAsia="等线" w:cs="宋体"/>
+          <w:sz w:val="22"/>
+          <w:szCs w:val="22"/>
+          <w:lang w:val="en-US" w:eastAsia="zh-CN" w:bidi="ar-SA"/>
+        </w:rPr>
+        <w:t xml:space="preserve"> </w:t>
+      </w:r>
+      <w:r>
+        <w:rPr>
+          <w:rFonts w:ascii="Times New Roman" w:hAnsi="Times New Roman" w:eastAsia="等线" w:cs="宋体"/>
+          <w:b/>
+          <w:bCs/>
+          <w:sz w:val="24"/>
+          <w:szCs w:val="24"/>
+          <w:lang w:val="en-US" w:eastAsia="zh-CN" w:bidi="ar-SA"/>
+        </w:rPr>
+        <w:t>·</w:t>
+      </w:r>
+      <w:r>
+        <w:rPr>
+          <w:rFonts w:hint="eastAsia" w:ascii="Times New Roman" w:hAnsi="Times New Roman" w:eastAsia="等线" w:cs="宋体"/>
+          <w:b/>
+          <w:bCs/>
+          <w:sz w:val="24"/>
+          <w:szCs w:val="24"/>
+          <w:lang w:val="en-US" w:eastAsia="zh-CN" w:bidi="ar-SA"/>
+        </w:rPr>
+        <w:t xml:space="preserve"> </w:t>
+      </w:r>
+      <w:r>
+        <w:rPr>
+          <w:rFonts w:ascii="Times New Roman" w:hAnsi="Times New Roman" w:eastAsia="等线" w:cs="宋体"/>
+          <w:sz w:val="22"/>
+          <w:szCs w:val="22"/>
+          <w:lang w:val="en-US" w:eastAsia="en-US" w:bidi="ar-SA"/>
+        </w:rPr>
+        <w:t>Singapore</w:t>
+      </w:r>
+      <w:r>
+        <w:rPr>
+          <w:rFonts w:hint="eastAsia" w:ascii="Times New Roman" w:hAnsi="Times New Roman" w:eastAsia="等线" w:cs="宋体"/>
+          <w:sz w:val="22"/>
+          <w:szCs w:val="22"/>
+          <w:lang w:val="en-US" w:eastAsia="zh-CN" w:bidi="ar-SA"/>
+        </w:rPr>
+        <w:t xml:space="preserve"> </w:t>
+      </w:r>
+      <w:r>
+        <w:rPr>
+          <w:rFonts w:ascii="Times New Roman" w:hAnsi="Times New Roman" w:eastAsia="等线" w:cs="宋体"/>
+          <w:b/>
+          <w:bCs/>
+          <w:sz w:val="24"/>
+          <w:szCs w:val="24"/>
+          <w:lang w:val="en-US" w:eastAsia="zh-CN" w:bidi="ar-SA"/>
+        </w:rPr>
+        <w:t>·</w:t>
+      </w:r>
+      <w:r>
+        <w:rPr>
+          <w:rFonts w:hint="eastAsia" w:ascii="Times New Roman" w:hAnsi="Times New Roman" w:eastAsia="等线" w:cs="宋体"/>
+          <w:b/>
+          <w:bCs/>
+          <w:sz w:val="24"/>
+          <w:szCs w:val="24"/>
+          <w:lang w:val="en-US" w:eastAsia="zh-CN" w:bidi="ar-SA"/>
+        </w:rPr>
+        <w:t xml:space="preserve"> </w:t>
+      </w:r>
+      <w:r>
+        <w:rPr>
+          <w:rFonts w:ascii="Times New Roman" w:hAnsi="Times New Roman" w:eastAsia="等线" w:cs="宋体"/>
+          <w:sz w:val="22"/>
+          <w:szCs w:val="22"/>
+          <w:lang w:val="en-US" w:eastAsia="en-US" w:bidi="ar-SA"/>
+        </w:rPr>
+        <w:t>Netherlands</w:t>
+      </w:r>
+      <w:r>
+        <w:rPr>
+          <w:rFonts w:hint="eastAsia" w:ascii="Times New Roman" w:hAnsi="Times New Roman" w:eastAsia="等线" w:cs="宋体"/>
+          <w:sz w:val="22"/>
+          <w:szCs w:val="22"/>
+          <w:lang w:val="en-US" w:eastAsia="zh-CN" w:bidi="ar-SA"/>
+        </w:rPr>
+        <w:t xml:space="preserve"> </w:t>
+      </w:r>
+      <w:r>
+        <w:rPr>
+          <w:rFonts w:ascii="Times New Roman" w:hAnsi="Times New Roman" w:eastAsia="等线" w:cs="宋体"/>
+          <w:b/>
+          <w:bCs/>
+          <w:sz w:val="24"/>
+          <w:szCs w:val="24"/>
+          <w:lang w:val="en-US" w:eastAsia="zh-CN" w:bidi="ar-SA"/>
+        </w:rPr>
+        <w:t>·</w:t>
+      </w:r>
+      <w:r>
+        <w:rPr>
+          <w:rFonts w:hint="eastAsia" w:ascii="Times New Roman" w:hAnsi="Times New Roman" w:eastAsia="等线" w:cs="宋体"/>
+          <w:b/>
+          <w:bCs/>
+          <w:sz w:val="24"/>
+          <w:szCs w:val="24"/>
+          <w:lang w:val="en-US" w:eastAsia="zh-CN" w:bidi="ar-SA"/>
+        </w:rPr>
+        <w:t xml:space="preserve"> </w:t>
+      </w:r>
+      <w:r>
+        <w:rPr>
+          <w:rFonts w:hint="eastAsia" w:ascii="Times New Roman" w:hAnsi="Times New Roman" w:eastAsia="等线" w:cs="宋体"/>
+          <w:sz w:val="22"/>
+          <w:szCs w:val="22"/>
+          <w:lang w:val="en-US" w:eastAsia="zh-CN" w:bidi="ar-SA"/>
+        </w:rPr>
+        <w:t>J</w:t>
+      </w:r>
+      <w:r>
+        <w:rPr>
+          <w:rFonts w:ascii="Times New Roman" w:hAnsi="Times New Roman" w:eastAsia="等线" w:cs="宋体"/>
+          <w:sz w:val="22"/>
+          <w:szCs w:val="22"/>
+          <w:lang w:val="en-US" w:eastAsia="en-US" w:bidi="ar-SA"/>
+        </w:rPr>
+        <w:t>apan</w:t>
+      </w:r>
+      <w:bookmarkStart w:id="235" w:name="_GoBack"/>
+      <w:bookmarkEnd w:id="235"/>
     </w:p>
     <w:bookmarkEnd w:id="76"/>
     <w:bookmarkEnd w:id="77"/>
@@ -43693,6 +45314,25 @@
     <w:bookmarkEnd w:id="79"/>
     <w:p>
       <w:pPr>
+        <w:rPr>
+          <w:rFonts w:ascii="Times New Roman" w:hAnsi="Times New Roman" w:eastAsia="微软雅黑" w:cs="Times New Roman"/>
+          <w:color w:val="001C4A"/>
+          <w:sz w:val="15"/>
+          <w:lang w:eastAsia="zh-CN"/>
+        </w:rPr>
+      </w:pPr>
+      <w:r>
+        <w:rPr>
+          <w:rFonts w:ascii="Times New Roman" w:hAnsi="Times New Roman" w:eastAsia="微软雅黑" w:cs="Times New Roman"/>
+          <w:color w:val="001C4A"/>
+          <w:sz w:val="15"/>
+          <w:lang w:eastAsia="zh-CN"/>
+        </w:rPr>
+        <w:br w:type="page"/>
+      </w:r>
+    </w:p>
+    <w:p>
+      <w:pPr>
         <w:tabs>
           <w:tab w:val="left" w:pos="6770"/>
         </w:tabs>
@@ -43714,10 +45354,10 @@
           <wp:anchor distT="0" distB="0" distL="114300" distR="114300" simplePos="0" relativeHeight="251660288" behindDoc="0" locked="0" layoutInCell="1" allowOverlap="1">
             <wp:simplePos x="0" y="0"/>
             <wp:positionH relativeFrom="column">
-              <wp:posOffset>-655320</wp:posOffset>
+              <wp:posOffset>-656590</wp:posOffset>
             </wp:positionH>
             <wp:positionV relativeFrom="paragraph">
-              <wp:posOffset>-836930</wp:posOffset>
+              <wp:posOffset>-663575</wp:posOffset>
             </wp:positionV>
             <wp:extent cx="7564120" cy="10699115"/>
             <wp:effectExtent l="0" t="0" r="10160" b="14605"/>
@@ -43736,7 +45376,7 @@
                     </pic:cNvPicPr>
                   </pic:nvPicPr>
                   <pic:blipFill>
-                    <a:blip r:embed="rId14"/>
+                    <a:blip r:embed="rId17"/>
                     <a:stretch>
                       <a:fillRect/>
                     </a:stretch>

--- a/WebContent/docx/肺癌169检测报告-单样本-基智远.docx
+++ b/WebContent/docx/肺癌169检测报告-单样本-基智远.docx
@@ -931,12 +931,12 @@
               <w:lang w:val="en-US" w:eastAsia="en-US" w:bidi="ar-SA"/>
             </w:rPr>
           </w:pPr>
-          <w:bookmarkStart w:id="0" w:name="_Toc24178_WPSOffice_Level1"/>
-          <w:bookmarkStart w:id="1" w:name="_Toc21009_WPSOffice_Level1"/>
-          <w:bookmarkStart w:id="2" w:name="_Toc3619"/>
-          <w:bookmarkStart w:id="3" w:name="_Toc21669"/>
-          <w:bookmarkStart w:id="4" w:name="_Toc13806"/>
-          <w:bookmarkStart w:id="5" w:name="_Toc30143_WPSOffice_Level1"/>
+          <w:bookmarkStart w:id="0" w:name="_Toc21669"/>
+          <w:bookmarkStart w:id="1" w:name="_Toc30143_WPSOffice_Level1"/>
+          <w:bookmarkStart w:id="2" w:name="_Toc13806"/>
+          <w:bookmarkStart w:id="3" w:name="_Toc3619"/>
+          <w:bookmarkStart w:id="4" w:name="_Toc24178_WPSOffice_Level1"/>
+          <w:bookmarkStart w:id="5" w:name="_Toc21009_WPSOffice_Level1"/>
           <w:r>
             <w:rPr>
               <w:rFonts w:ascii="宋体" w:hAnsi="宋体" w:eastAsia="宋体"/>
@@ -2802,14 +2802,36 @@
             </w:pPr>
             <w:r>
               <w:rPr>
-                <w:rFonts w:hint="default" w:ascii="Times New Roman" w:hAnsi="Times New Roman" w:eastAsia="微软雅黑" w:cs="Times New Roman"/>
+                <w:rFonts w:hint="eastAsia" w:ascii="Times New Roman" w:hAnsi="Times New Roman" w:eastAsia="微软雅黑" w:cs="Times New Roman"/>
                 <w:bCs/>
                 <w:color w:val="000000"/>
                 <w:sz w:val="21"/>
                 <w:szCs w:val="21"/>
-                <w:lang w:eastAsia="zh-CN"/>
-              </w:rPr>
-              <w:t>门诊/住院号：{{ room }}</w:t>
+                <w:lang w:val="en-US" w:eastAsia="zh-CN"/>
+              </w:rPr>
+              <w:t>样本采集</w:t>
+            </w:r>
+            <w:r>
+              <w:rPr>
+                <w:rFonts w:ascii="Times New Roman" w:hAnsi="Times New Roman" w:eastAsia="微软雅黑" w:cs="Times New Roman"/>
+                <w:bCs/>
+                <w:color w:val="000000"/>
+                <w:sz w:val="21"/>
+                <w:szCs w:val="21"/>
+                <w:lang w:eastAsia="zh-CN"/>
+              </w:rPr>
+              <w:t>时间：</w:t>
+            </w:r>
+            <w:r>
+              <w:rPr>
+                <w:rFonts w:hint="eastAsia" w:ascii="Times New Roman" w:hAnsi="Times New Roman" w:eastAsia="微软雅黑" w:cs="Times New Roman"/>
+                <w:bCs/>
+                <w:color w:val="000000"/>
+                <w:sz w:val="21"/>
+                <w:szCs w:val="21"/>
+                <w:lang w:eastAsia="zh-CN"/>
+              </w:rPr>
+              <w:t>{{sample.collect_date}}</w:t>
             </w:r>
           </w:p>
         </w:tc>
@@ -2902,41 +2924,30 @@
                 <w:color w:val="000000"/>
                 <w:sz w:val="21"/>
                 <w:szCs w:val="21"/>
-                <w:lang w:val="en-US" w:eastAsia="zh-CN" w:bidi="ar-SA"/>
-              </w:rPr>
-            </w:pPr>
-            <w:r>
-              <w:rPr>
-                <w:rFonts w:hint="eastAsia" w:ascii="Times New Roman" w:hAnsi="Times New Roman" w:eastAsia="微软雅黑" w:cs="Times New Roman"/>
+                <w:lang w:eastAsia="zh-CN"/>
+              </w:rPr>
+            </w:pPr>
+            <w:r>
+              <w:rPr>
+                <w:rFonts w:ascii="Times New Roman" w:hAnsi="Times New Roman" w:eastAsia="微软雅黑" w:cs="Times New Roman"/>
                 <w:bCs/>
                 <w:color w:val="000000"/>
                 <w:sz w:val="21"/>
                 <w:szCs w:val="21"/>
-                <w:lang w:val="en-US" w:eastAsia="zh-CN"/>
-              </w:rPr>
-              <w:t>样本采集</w:t>
-            </w:r>
-            <w:r>
-              <w:rPr>
-                <w:rFonts w:ascii="Times New Roman" w:hAnsi="Times New Roman" w:eastAsia="微软雅黑" w:cs="Times New Roman"/>
+                <w:lang w:eastAsia="zh-CN"/>
+              </w:rPr>
+              <w:t>接收时间：</w:t>
+            </w:r>
+            <w:r>
+              <w:rPr>
+                <w:rFonts w:hint="eastAsia" w:ascii="Times New Roman" w:hAnsi="Times New Roman" w:eastAsia="微软雅黑" w:cs="Times New Roman"/>
                 <w:bCs/>
                 <w:color w:val="000000"/>
                 <w:sz w:val="21"/>
                 <w:szCs w:val="21"/>
                 <w:lang w:eastAsia="zh-CN"/>
               </w:rPr>
-              <w:t>时间：</w:t>
-            </w:r>
-            <w:r>
-              <w:rPr>
-                <w:rFonts w:hint="eastAsia" w:ascii="Times New Roman" w:hAnsi="Times New Roman" w:eastAsia="微软雅黑" w:cs="Times New Roman"/>
-                <w:bCs/>
-                <w:color w:val="000000"/>
-                <w:sz w:val="21"/>
-                <w:szCs w:val="21"/>
-                <w:lang w:eastAsia="zh-CN"/>
-              </w:rPr>
-              <w:t>{{sample.collect_date}}</w:t>
+              <w:t>{{ receiveddate }}</w:t>
             </w:r>
           </w:p>
         </w:tc>
@@ -2982,66 +2993,66 @@
                 <w:color w:val="000000"/>
                 <w:sz w:val="21"/>
                 <w:szCs w:val="21"/>
-                <w:lang w:val="en-US" w:eastAsia="zh-CN" w:bidi="ar-SA"/>
-              </w:rPr>
-            </w:pPr>
-            <w:r>
+                <w:lang w:eastAsia="zh-CN"/>
+              </w:rPr>
+            </w:pPr>
+            <w:r>
+              <w:rPr>
+                <w:rFonts w:ascii="Times New Roman" w:hAnsi="Times New Roman" w:eastAsia="微软雅黑" w:cs="Times New Roman"/>
+                <w:bCs/>
+                <w:color w:val="000000"/>
+                <w:sz w:val="21"/>
+                <w:szCs w:val="21"/>
+                <w:lang w:eastAsia="zh-CN"/>
+              </w:rPr>
+              <w:t>临床诊断：</w:t>
+            </w:r>
+            <w:r>
+              <w:rPr>
+                <w:rFonts w:hint="eastAsia" w:ascii="Times New Roman" w:hAnsi="Times New Roman" w:eastAsia="微软雅黑" w:cs="Times New Roman"/>
+                <w:bCs/>
+                <w:color w:val="000000"/>
+                <w:sz w:val="21"/>
+                <w:szCs w:val="21"/>
+                <w:lang w:eastAsia="zh-CN"/>
+              </w:rPr>
+              <w:t>{{ diseaseName }}</w:t>
+            </w:r>
+          </w:p>
+        </w:tc>
+        <w:tc>
+          <w:tcPr>
+            <w:tcW w:w="4882" w:type="dxa"/>
+            <w:tcBorders>
+              <w:top w:val="single" w:color="0070C0" w:sz="4" w:space="0"/>
+              <w:left w:val="single" w:color="0070C0" w:sz="4" w:space="0"/>
+              <w:bottom w:val="single" w:color="0070C0" w:sz="4" w:space="0"/>
+            </w:tcBorders>
+            <w:shd w:val="clear" w:color="auto" w:fill="auto"/>
+            <w:vAlign w:val="center"/>
+          </w:tcPr>
+          <w:p>
+            <w:pPr>
+              <w:jc w:val="both"/>
               <w:rPr>
                 <w:rFonts w:hint="default" w:ascii="Times New Roman" w:hAnsi="Times New Roman" w:eastAsia="微软雅黑" w:cs="Times New Roman"/>
                 <w:bCs/>
                 <w:color w:val="000000"/>
                 <w:sz w:val="21"/>
                 <w:szCs w:val="21"/>
-                <w:lang w:eastAsia="zh-CN"/>
-              </w:rPr>
-              <w:t>送检医院：{{ hospital }}</w:t>
-            </w:r>
-          </w:p>
-        </w:tc>
-        <w:tc>
-          <w:tcPr>
-            <w:tcW w:w="4882" w:type="dxa"/>
-            <w:tcBorders>
-              <w:top w:val="single" w:color="0070C0" w:sz="4" w:space="0"/>
-              <w:left w:val="single" w:color="0070C0" w:sz="4" w:space="0"/>
-              <w:bottom w:val="single" w:color="0070C0" w:sz="4" w:space="0"/>
-            </w:tcBorders>
-            <w:shd w:val="clear" w:color="auto" w:fill="auto"/>
-            <w:vAlign w:val="center"/>
-          </w:tcPr>
-          <w:p>
-            <w:pPr>
-              <w:jc w:val="both"/>
+                <w:lang w:val="en-US" w:eastAsia="zh-CN"/>
+              </w:rPr>
+            </w:pPr>
+            <w:r>
               <w:rPr>
                 <w:rFonts w:hint="eastAsia" w:ascii="Times New Roman" w:hAnsi="Times New Roman" w:eastAsia="微软雅黑" w:cs="Times New Roman"/>
                 <w:bCs/>
                 <w:color w:val="000000"/>
                 <w:sz w:val="21"/>
                 <w:szCs w:val="21"/>
-                <w:lang w:val="en-US" w:eastAsia="zh-CN" w:bidi="ar-SA"/>
-              </w:rPr>
-            </w:pPr>
-            <w:r>
-              <w:rPr>
-                <w:rFonts w:ascii="Times New Roman" w:hAnsi="Times New Roman" w:eastAsia="微软雅黑" w:cs="Times New Roman"/>
-                <w:bCs/>
-                <w:color w:val="000000"/>
-                <w:sz w:val="21"/>
-                <w:szCs w:val="21"/>
-                <w:lang w:eastAsia="zh-CN"/>
-              </w:rPr>
-              <w:t>接收时间：</w:t>
-            </w:r>
-            <w:r>
-              <w:rPr>
-                <w:rFonts w:hint="eastAsia" w:ascii="Times New Roman" w:hAnsi="Times New Roman" w:eastAsia="微软雅黑" w:cs="Times New Roman"/>
-                <w:bCs/>
-                <w:color w:val="000000"/>
-                <w:sz w:val="21"/>
-                <w:szCs w:val="21"/>
-                <w:lang w:eastAsia="zh-CN"/>
-              </w:rPr>
-              <w:t>{{ receiveddate }}</w:t>
+                <w:lang w:val="en-US" w:eastAsia="zh-CN"/>
+              </w:rPr>
+              <w:t>报告日期：{{ reportdate }}</w:t>
             </w:r>
           </w:p>
         </w:tc>
@@ -3069,11 +3080,11 @@
         </w:trPr>
         <w:tc>
           <w:tcPr>
-            <w:tcW w:w="4756" w:type="dxa"/>
+            <w:tcW w:w="9638" w:type="dxa"/>
+            <w:gridSpan w:val="2"/>
             <w:tcBorders>
               <w:top w:val="single" w:color="0070C0" w:sz="4" w:space="0"/>
-              <w:bottom w:val="single" w:color="0070C0" w:sz="4" w:space="0"/>
-              <w:right w:val="single" w:color="0070C0" w:sz="4" w:space="0"/>
+              <w:bottom w:val="single" w:color="0070C0" w:sz="18" w:space="0"/>
             </w:tcBorders>
             <w:shd w:val="clear" w:color="auto" w:fill="auto"/>
             <w:vAlign w:val="center"/>
@@ -3093,64 +3104,65 @@
             <w:r>
               <w:rPr>
                 <w:rFonts w:ascii="Times New Roman" w:hAnsi="Times New Roman" w:eastAsia="微软雅黑" w:cs="Times New Roman"/>
-                <w:bCs/>
                 <w:color w:val="000000"/>
                 <w:sz w:val="21"/>
                 <w:szCs w:val="21"/>
                 <w:lang w:eastAsia="zh-CN"/>
               </w:rPr>
-              <w:t>临床诊断：</w:t>
-            </w:r>
-            <w:r>
-              <w:rPr>
-                <w:rFonts w:hint="eastAsia" w:ascii="Times New Roman" w:hAnsi="Times New Roman" w:eastAsia="微软雅黑" w:cs="Times New Roman"/>
-                <w:bCs/>
+              <w:t>标本类型：</w:t>
+            </w:r>
+            <w:r>
+              <w:rPr>
+                <w:rFonts w:hint="eastAsia" w:ascii="Times New Roman" w:hAnsi="Times New Roman" w:eastAsia="微软雅黑" w:cs="Times New Roman"/>
                 <w:color w:val="000000"/>
                 <w:sz w:val="21"/>
                 <w:szCs w:val="21"/>
                 <w:lang w:eastAsia="zh-CN"/>
               </w:rPr>
-              <w:t>{{ diseaseName }}</w:t>
-            </w:r>
-          </w:p>
-        </w:tc>
-        <w:tc>
-          <w:tcPr>
-            <w:tcW w:w="4882" w:type="dxa"/>
-            <w:tcBorders>
-              <w:top w:val="single" w:color="0070C0" w:sz="4" w:space="0"/>
-              <w:left w:val="single" w:color="0070C0" w:sz="4" w:space="0"/>
-              <w:bottom w:val="single" w:color="0070C0" w:sz="4" w:space="0"/>
-            </w:tcBorders>
-            <w:shd w:val="clear" w:color="auto" w:fill="auto"/>
-            <w:vAlign w:val="center"/>
-          </w:tcPr>
-          <w:p>
-            <w:pPr>
-              <w:jc w:val="both"/>
-              <w:rPr>
-                <w:rFonts w:hint="default" w:ascii="Times New Roman" w:hAnsi="Times New Roman" w:eastAsia="微软雅黑" w:cs="Times New Roman"/>
-                <w:bCs/>
-                <w:color w:val="000000"/>
-                <w:sz w:val="21"/>
-                <w:szCs w:val="21"/>
-                <w:lang w:val="en-US" w:eastAsia="zh-CN"/>
-              </w:rPr>
-            </w:pPr>
-            <w:r>
-              <w:rPr>
-                <w:rFonts w:hint="eastAsia" w:ascii="Times New Roman" w:hAnsi="Times New Roman" w:eastAsia="微软雅黑" w:cs="Times New Roman"/>
-                <w:bCs/>
-                <w:color w:val="000000"/>
-                <w:sz w:val="21"/>
-                <w:szCs w:val="21"/>
-                <w:lang w:val="en-US" w:eastAsia="zh-CN"/>
-              </w:rPr>
-              <w:t>报告日期：{{ reportdate }}</w:t>
+              <w:t>{{ specimentype }}</w:t>
             </w:r>
           </w:p>
         </w:tc>
       </w:tr>
+    </w:tbl>
+    <w:p>
+      <w:pPr>
+        <w:rPr>
+          <w:rFonts w:ascii="Times New Roman" w:hAnsi="Times New Roman" w:eastAsia="微软雅黑" w:cs="Times New Roman"/>
+          <w:b/>
+          <w:color w:val="00B050"/>
+          <w:sz w:val="28"/>
+          <w:szCs w:val="28"/>
+          <w:lang w:eastAsia="zh-CN"/>
+        </w:rPr>
+      </w:pPr>
+    </w:p>
+    <w:tbl>
+      <w:tblPr>
+        <w:tblStyle w:val="14"/>
+        <w:tblpPr w:leftFromText="180" w:rightFromText="180" w:vertAnchor="text" w:horzAnchor="page" w:tblpXSpec="center" w:tblpY="71"/>
+        <w:tblW w:w="9638" w:type="dxa"/>
+        <w:jc w:val="center"/>
+        <w:tblBorders>
+          <w:top w:val="single" w:color="5A9D46" w:sz="24" w:space="0"/>
+          <w:left w:val="none" w:color="auto" w:sz="0" w:space="0"/>
+          <w:bottom w:val="single" w:color="A4A4A4" w:sz="4" w:space="0"/>
+          <w:right w:val="none" w:color="auto" w:sz="0" w:space="0"/>
+          <w:insideH w:val="single" w:color="A4A4A4" w:sz="4" w:space="0"/>
+          <w:insideV w:val="single" w:color="A4A4A4" w:sz="4" w:space="0"/>
+        </w:tblBorders>
+        <w:tblLayout w:type="fixed"/>
+        <w:tblCellMar>
+          <w:top w:w="0" w:type="dxa"/>
+          <w:left w:w="108" w:type="dxa"/>
+          <w:bottom w:w="0" w:type="dxa"/>
+          <w:right w:w="108" w:type="dxa"/>
+        </w:tblCellMar>
+      </w:tblPr>
+      <w:tblGrid>
+        <w:gridCol w:w="4756"/>
+        <w:gridCol w:w="4882"/>
+      </w:tblGrid>
       <w:tr>
         <w:tblPrEx>
           <w:tblBorders>
@@ -3174,11 +3186,11 @@
         </w:trPr>
         <w:tc>
           <w:tcPr>
-            <w:tcW w:w="9638" w:type="dxa"/>
-            <w:gridSpan w:val="2"/>
-            <w:tcBorders>
-              <w:top w:val="single" w:color="0070C0" w:sz="4" w:space="0"/>
+            <w:tcW w:w="4756" w:type="dxa"/>
+            <w:tcBorders>
+              <w:top w:val="single" w:color="0070C0" w:sz="18" w:space="0"/>
               <w:bottom w:val="single" w:color="0070C0" w:sz="18" w:space="0"/>
+              <w:right w:val="single" w:color="0070C0" w:sz="4" w:space="0"/>
             </w:tcBorders>
             <w:shd w:val="clear" w:color="auto" w:fill="auto"/>
             <w:vAlign w:val="center"/>
@@ -3188,6 +3200,7 @@
               <w:jc w:val="both"/>
               <w:rPr>
                 <w:rFonts w:ascii="Times New Roman" w:hAnsi="Times New Roman" w:eastAsia="微软雅黑" w:cs="Times New Roman"/>
+                <w:bCs/>
                 <w:color w:val="000000"/>
                 <w:sz w:val="21"/>
                 <w:szCs w:val="21"/>
@@ -3196,23 +3209,50 @@
             </w:pPr>
             <w:r>
               <w:rPr>
-                <w:rFonts w:ascii="Times New Roman" w:hAnsi="Times New Roman" w:eastAsia="微软雅黑" w:cs="Times New Roman"/>
+                <w:rFonts w:hint="default" w:ascii="Times New Roman" w:hAnsi="Times New Roman" w:eastAsia="微软雅黑" w:cs="Times New Roman"/>
+                <w:bCs/>
                 <w:color w:val="000000"/>
                 <w:sz w:val="21"/>
                 <w:szCs w:val="21"/>
                 <w:lang w:eastAsia="zh-CN"/>
               </w:rPr>
-              <w:t>标本类型：</w:t>
-            </w:r>
-            <w:r>
-              <w:rPr>
-                <w:rFonts w:hint="eastAsia" w:ascii="Times New Roman" w:hAnsi="Times New Roman" w:eastAsia="微软雅黑" w:cs="Times New Roman"/>
+              <w:t>送检医院：{{ hospital }}</w:t>
+            </w:r>
+          </w:p>
+        </w:tc>
+        <w:tc>
+          <w:tcPr>
+            <w:tcW w:w="4882" w:type="dxa"/>
+            <w:tcBorders>
+              <w:top w:val="single" w:color="0070C0" w:sz="18" w:space="0"/>
+              <w:left w:val="single" w:color="0070C0" w:sz="4" w:space="0"/>
+              <w:bottom w:val="single" w:color="0070C0" w:sz="18" w:space="0"/>
+            </w:tcBorders>
+            <w:shd w:val="clear" w:color="auto" w:fill="auto"/>
+            <w:vAlign w:val="center"/>
+          </w:tcPr>
+          <w:p>
+            <w:pPr>
+              <w:jc w:val="both"/>
+              <w:rPr>
+                <w:rFonts w:ascii="Times New Roman" w:hAnsi="Times New Roman" w:eastAsia="微软雅黑" w:cs="Times New Roman"/>
+                <w:bCs/>
                 <w:color w:val="000000"/>
                 <w:sz w:val="21"/>
                 <w:szCs w:val="21"/>
                 <w:lang w:eastAsia="zh-CN"/>
               </w:rPr>
-              <w:t>{{ specimentype }}</w:t>
+            </w:pPr>
+            <w:r>
+              <w:rPr>
+                <w:rFonts w:hint="default" w:ascii="Times New Roman" w:hAnsi="Times New Roman" w:eastAsia="微软雅黑" w:cs="Times New Roman"/>
+                <w:bCs/>
+                <w:color w:val="000000"/>
+                <w:sz w:val="21"/>
+                <w:szCs w:val="21"/>
+                <w:lang w:eastAsia="zh-CN"/>
+              </w:rPr>
+              <w:t>门诊/住院号：{{ room }}</w:t>
             </w:r>
           </w:p>
         </w:tc>
@@ -3229,6 +3269,8 @@
           <w:lang w:eastAsia="zh-CN"/>
         </w:rPr>
       </w:pPr>
+      <w:bookmarkStart w:id="235" w:name="_GoBack"/>
+      <w:bookmarkEnd w:id="235"/>
     </w:p>
     <w:p>
       <w:pPr>
@@ -3244,11 +3286,11 @@
           <w:szCs w:val="32"/>
         </w:rPr>
       </w:pPr>
-      <w:bookmarkStart w:id="7" w:name="_Toc7021_WPSOffice_Level1"/>
-      <w:bookmarkStart w:id="8" w:name="_Toc11015_WPSOffice_Level1"/>
-      <w:bookmarkStart w:id="9" w:name="_Toc26731"/>
-      <w:bookmarkStart w:id="10" w:name="_Toc18062_WPSOffice_Level1"/>
-      <w:bookmarkStart w:id="11" w:name="_Toc17451"/>
+      <w:bookmarkStart w:id="7" w:name="_Toc17451"/>
+      <w:bookmarkStart w:id="8" w:name="_Toc7021_WPSOffice_Level1"/>
+      <w:bookmarkStart w:id="9" w:name="_Toc11015_WPSOffice_Level1"/>
+      <w:bookmarkStart w:id="10" w:name="_Toc26731"/>
+      <w:bookmarkStart w:id="11" w:name="_Toc18062_WPSOffice_Level1"/>
       <w:bookmarkStart w:id="12" w:name="_Toc5680"/>
       <w:bookmarkStart w:id="13" w:name="_Toc3823"/>
       <w:r>
@@ -3577,11 +3619,11 @@
       </w:pPr>
       <w:bookmarkStart w:id="15" w:name="_Toc29251"/>
       <w:bookmarkStart w:id="16" w:name="_Toc7496"/>
-      <w:bookmarkStart w:id="17" w:name="_Toc23369_WPSOffice_Level1"/>
-      <w:bookmarkStart w:id="18" w:name="_Toc16576"/>
+      <w:bookmarkStart w:id="17" w:name="_Toc16576"/>
+      <w:bookmarkStart w:id="18" w:name="_Toc18058"/>
       <w:bookmarkStart w:id="19" w:name="_Toc25920"/>
       <w:bookmarkStart w:id="20" w:name="_Toc6221_WPSOffice_Level1"/>
-      <w:bookmarkStart w:id="21" w:name="_Toc18058"/>
+      <w:bookmarkStart w:id="21" w:name="_Toc23369_WPSOffice_Level1"/>
       <w:r>
         <w:rPr>
           <w:rFonts w:hint="eastAsia"/>
@@ -4960,7 +5002,7 @@
           </mc:Choice>
           <mc:Fallback>
             <w:pict>
-              <v:group id="_x0000_s1026" o:spid="_x0000_s1026" o:spt="203" style="position:absolute;left:0pt;margin-left:219.1pt;margin-top:4.1pt;height:35.65pt;width:215.4pt;z-index:251661312;mso-width-relative:page;mso-height-relative:page;" coordorigin="19211,19395" coordsize="4308,713" o:gfxdata="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">
+              <v:group id="_x0000_s1026" o:spid="_x0000_s1026" o:spt="203" style="position:absolute;left:0pt;margin-left:219.1pt;margin-top:4.1pt;height:35.65pt;width:215.4pt;z-index:251661312;mso-width-relative:page;mso-height-relative:page;" coordorigin="19211,19395" coordsize="4308,713" o:gfxdata="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">
                 <o:lock v:ext="edit" aspectratio="f"/>
                 <v:shape id="图片 6" o:spid="_x0000_s1026" o:spt="75" alt="蔡冬雪" type="#_x0000_t75" style="position:absolute;left:19211;top:19491;height:566;width:1261;" filled="f" o:preferrelative="t" stroked="f" coordsize="21600,21600" o:gfxdata="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">
                   <v:fill on="f" focussize="0,0"/>
@@ -5476,7 +5518,7 @@
           </mc:Choice>
           <mc:Fallback>
             <w:pict>
-              <v:group id="_x0000_s1026" o:spid="_x0000_s1026" o:spt="203" style="position:absolute;left:0pt;margin-left:218.5pt;margin-top:6pt;height:45.05pt;width:230.5pt;z-index:251662336;mso-width-relative:page;mso-height-relative:page;" coordorigin="19199,21203" coordsize="4610,901" o:gfxdata="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">
+              <v:group id="_x0000_s1026" o:spid="_x0000_s1026" o:spt="203" style="position:absolute;left:0pt;margin-left:218.5pt;margin-top:6pt;height:45.05pt;width:230.5pt;z-index:251662336;mso-width-relative:page;mso-height-relative:page;" coordorigin="19199,21203" coordsize="4610,901" o:gfxdata="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">
                 <o:lock v:ext="edit" aspectratio="f"/>
                 <v:shape id="图片 1" o:spid="_x0000_s1026" o:spt="75" type="#_x0000_t75" style="position:absolute;left:19199;top:21203;height:901;width:1672;" filled="f" o:preferrelative="t" stroked="f" coordsize="21600,21600" o:gfxdata="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">
                   <v:fill on="f" focussize="0,0"/>
@@ -7375,9 +7417,9 @@
         </w:rPr>
       </w:pPr>
       <w:bookmarkStart w:id="25" w:name="_Toc24235"/>
-      <w:bookmarkStart w:id="26" w:name="_Toc20136_WPSOffice_Level1"/>
-      <w:bookmarkStart w:id="27" w:name="_Toc2781"/>
-      <w:bookmarkStart w:id="28" w:name="_Toc16165"/>
+      <w:bookmarkStart w:id="26" w:name="_Toc16165"/>
+      <w:bookmarkStart w:id="27" w:name="_Toc20136_WPSOffice_Level1"/>
+      <w:bookmarkStart w:id="28" w:name="_Toc2781"/>
       <w:bookmarkStart w:id="29" w:name="_Toc19898_WPSOffice_Level1"/>
       <w:bookmarkStart w:id="30" w:name="_Toc22132"/>
       <w:r>
@@ -7412,11 +7454,11 @@
         </w:rPr>
       </w:pPr>
       <w:bookmarkStart w:id="31" w:name="_Toc23375"/>
-      <w:bookmarkStart w:id="32" w:name="_Toc9088"/>
-      <w:bookmarkStart w:id="33" w:name="_Toc10724"/>
-      <w:bookmarkStart w:id="34" w:name="_Toc11015_WPSOffice_Level2"/>
-      <w:bookmarkStart w:id="35" w:name="_Toc15063"/>
-      <w:bookmarkStart w:id="36" w:name="_Toc18062_WPSOffice_Level2"/>
+      <w:bookmarkStart w:id="32" w:name="_Toc10724"/>
+      <w:bookmarkStart w:id="33" w:name="_Toc15063"/>
+      <w:bookmarkStart w:id="34" w:name="_Toc18062_WPSOffice_Level2"/>
+      <w:bookmarkStart w:id="35" w:name="_Toc9088"/>
+      <w:bookmarkStart w:id="36" w:name="_Toc11015_WPSOffice_Level2"/>
       <w:r>
         <w:rPr>
           <w:rFonts w:hint="eastAsia"/>
@@ -12000,11 +12042,11 @@
         </w:rPr>
         <w:br w:type="page"/>
       </w:r>
-      <w:bookmarkStart w:id="37" w:name="_Toc26893"/>
-      <w:bookmarkStart w:id="38" w:name="_Toc149832733"/>
-      <w:bookmarkStart w:id="39" w:name="_Toc149826009"/>
-      <w:bookmarkStart w:id="40" w:name="_Toc27421"/>
-      <w:bookmarkStart w:id="41" w:name="_Toc22117"/>
+      <w:bookmarkStart w:id="37" w:name="_Toc149826009"/>
+      <w:bookmarkStart w:id="38" w:name="_Toc26893"/>
+      <w:bookmarkStart w:id="39" w:name="_Toc149832733"/>
+      <w:bookmarkStart w:id="40" w:name="_Toc22117"/>
+      <w:bookmarkStart w:id="41" w:name="_Toc27421"/>
       <w:r>
         <w:rPr>
           <w:rFonts w:hint="default" w:ascii="Times New Roman" w:hAnsi="Times New Roman" w:eastAsia="微软雅黑" w:cs="Times New Roman"/>
@@ -12102,12 +12144,6 @@
             <w:insideH w:val="single" w:color="A4A4A4" w:sz="4" w:space="0"/>
             <w:insideV w:val="single" w:color="A4A4A4" w:sz="4" w:space="0"/>
           </w:tblBorders>
-          <w:tblCellMar>
-            <w:top w:w="0" w:type="dxa"/>
-            <w:left w:w="113" w:type="dxa"/>
-            <w:bottom w:w="0" w:type="dxa"/>
-            <w:right w:w="113" w:type="dxa"/>
-          </w:tblCellMar>
         </w:tblPrEx>
         <w:trPr>
           <w:trHeight w:val="567" w:hRule="atLeast"/>
@@ -13219,9 +13255,9 @@
       </w:pPr>
       <w:bookmarkStart w:id="44" w:name="_Toc29619"/>
       <w:bookmarkStart w:id="45" w:name="_Toc106719764"/>
-      <w:bookmarkStart w:id="46" w:name="_Toc10223"/>
-      <w:bookmarkStart w:id="47" w:name="_Toc20034"/>
-      <w:bookmarkStart w:id="48" w:name="_Toc251"/>
+      <w:bookmarkStart w:id="46" w:name="_Toc20034"/>
+      <w:bookmarkStart w:id="47" w:name="_Toc251"/>
+      <w:bookmarkStart w:id="48" w:name="_Toc10223"/>
       <w:r>
         <w:rPr>
           <w:rFonts w:hint="eastAsia"/>
@@ -16245,6 +16281,7 @@
             <w:insideH w:val="single" w:color="0070C0" w:sz="4" w:space="0"/>
             <w:insideV w:val="single" w:color="0070C0" w:sz="4" w:space="0"/>
           </w:tblBorders>
+          <w:shd w:val="clear" w:color="auto" w:fill="auto"/>
           <w:tblCellMar>
             <w:top w:w="0" w:type="dxa"/>
             <w:left w:w="108" w:type="dxa"/>
@@ -16299,6 +16336,7 @@
             <w:insideH w:val="single" w:color="0070C0" w:sz="4" w:space="0"/>
             <w:insideV w:val="single" w:color="0070C0" w:sz="4" w:space="0"/>
           </w:tblBorders>
+          <w:shd w:val="clear" w:color="auto" w:fill="auto"/>
           <w:tblCellMar>
             <w:top w:w="0" w:type="dxa"/>
             <w:left w:w="108" w:type="dxa"/>
@@ -16761,69 +16799,6 @@
                 <w:lang w:val="en-US" w:eastAsia="zh-CN" w:bidi="ar"/>
               </w:rPr>
               <w:t>{%endif%}{% endfor%}</w:t>
-            </w:r>
-          </w:p>
-        </w:tc>
-      </w:tr>
-      <w:tr>
-        <w:tblPrEx>
-          <w:tblBorders>
-            <w:top w:val="single" w:color="0070C0" w:sz="18" w:space="0"/>
-            <w:left w:val="none" w:color="auto" w:sz="0" w:space="0"/>
-            <w:bottom w:val="single" w:color="0070C0" w:sz="18" w:space="0"/>
-            <w:right w:val="none" w:color="auto" w:sz="0" w:space="0"/>
-            <w:insideH w:val="single" w:color="0070C0" w:sz="4" w:space="0"/>
-            <w:insideV w:val="single" w:color="0070C0" w:sz="4" w:space="0"/>
-          </w:tblBorders>
-          <w:tblCellMar>
-            <w:top w:w="0" w:type="dxa"/>
-            <w:left w:w="108" w:type="dxa"/>
-            <w:bottom w:w="0" w:type="dxa"/>
-            <w:right w:w="108" w:type="dxa"/>
-          </w:tblCellMar>
-        </w:tblPrEx>
-        <w:trPr>
-          <w:trHeight w:val="510" w:hRule="atLeast"/>
-        </w:trPr>
-        <w:tc>
-          <w:tcPr>
-            <w:tcW w:w="9899" w:type="dxa"/>
-            <w:gridSpan w:val="7"/>
-            <w:tcBorders>
-              <w:tl2br w:val="nil"/>
-              <w:tr2bl w:val="nil"/>
-            </w:tcBorders>
-            <w:shd w:val="clear" w:color="auto" w:fill="auto"/>
-            <w:vAlign w:val="center"/>
-          </w:tcPr>
-          <w:p>
-            <w:pPr>
-              <w:keepNext w:val="0"/>
-              <w:keepLines w:val="0"/>
-              <w:widowControl/>
-              <w:suppressLineNumbers w:val="0"/>
-              <w:jc w:val="center"/>
-              <w:textAlignment w:val="center"/>
-              <w:rPr>
-                <w:rFonts w:hint="default" w:ascii="Times New Roman" w:hAnsi="Times New Roman" w:eastAsia="宋体" w:cs="Times New Roman"/>
-                <w:i w:val="0"/>
-                <w:iCs w:val="0"/>
-                <w:color w:val="000000"/>
-                <w:kern w:val="0"/>
-                <w:sz w:val="18"/>
-                <w:szCs w:val="18"/>
-                <w:u w:val="none"/>
-                <w:lang w:val="en-US" w:eastAsia="zh-CN" w:bidi="ar"/>
-              </w:rPr>
-            </w:pPr>
-            <w:r>
-              <w:rPr>
-                <w:rFonts w:hint="eastAsia" w:ascii="Times New Roman" w:hAnsi="Times New Roman" w:eastAsia="微软雅黑" w:cs="Times New Roman"/>
-                <w:sz w:val="18"/>
-                <w:szCs w:val="18"/>
-                <w:lang w:eastAsia="zh-CN"/>
-              </w:rPr>
-              <w:t>{%tr else %}</w:t>
             </w:r>
           </w:p>
         </w:tc>
@@ -16851,6 +16826,69 @@
         </w:trPr>
         <w:tc>
           <w:tcPr>
+            <w:tcW w:w="9899" w:type="dxa"/>
+            <w:gridSpan w:val="7"/>
+            <w:tcBorders>
+              <w:tl2br w:val="nil"/>
+              <w:tr2bl w:val="nil"/>
+            </w:tcBorders>
+            <w:shd w:val="clear" w:color="auto" w:fill="auto"/>
+            <w:vAlign w:val="center"/>
+          </w:tcPr>
+          <w:p>
+            <w:pPr>
+              <w:keepNext w:val="0"/>
+              <w:keepLines w:val="0"/>
+              <w:widowControl/>
+              <w:suppressLineNumbers w:val="0"/>
+              <w:jc w:val="center"/>
+              <w:textAlignment w:val="center"/>
+              <w:rPr>
+                <w:rFonts w:hint="default" w:ascii="Times New Roman" w:hAnsi="Times New Roman" w:eastAsia="宋体" w:cs="Times New Roman"/>
+                <w:i w:val="0"/>
+                <w:iCs w:val="0"/>
+                <w:color w:val="000000"/>
+                <w:kern w:val="0"/>
+                <w:sz w:val="18"/>
+                <w:szCs w:val="18"/>
+                <w:u w:val="none"/>
+                <w:lang w:val="en-US" w:eastAsia="zh-CN" w:bidi="ar"/>
+              </w:rPr>
+            </w:pPr>
+            <w:r>
+              <w:rPr>
+                <w:rFonts w:hint="eastAsia" w:ascii="Times New Roman" w:hAnsi="Times New Roman" w:eastAsia="微软雅黑" w:cs="Times New Roman"/>
+                <w:sz w:val="18"/>
+                <w:szCs w:val="18"/>
+                <w:lang w:eastAsia="zh-CN"/>
+              </w:rPr>
+              <w:t>{%tr else %}</w:t>
+            </w:r>
+          </w:p>
+        </w:tc>
+      </w:tr>
+      <w:tr>
+        <w:tblPrEx>
+          <w:tblBorders>
+            <w:top w:val="single" w:color="0070C0" w:sz="18" w:space="0"/>
+            <w:left w:val="none" w:color="auto" w:sz="0" w:space="0"/>
+            <w:bottom w:val="single" w:color="0070C0" w:sz="18" w:space="0"/>
+            <w:right w:val="none" w:color="auto" w:sz="0" w:space="0"/>
+            <w:insideH w:val="single" w:color="0070C0" w:sz="4" w:space="0"/>
+            <w:insideV w:val="single" w:color="0070C0" w:sz="4" w:space="0"/>
+          </w:tblBorders>
+          <w:tblCellMar>
+            <w:top w:w="0" w:type="dxa"/>
+            <w:left w:w="108" w:type="dxa"/>
+            <w:bottom w:w="0" w:type="dxa"/>
+            <w:right w:w="108" w:type="dxa"/>
+          </w:tblCellMar>
+        </w:tblPrEx>
+        <w:trPr>
+          <w:trHeight w:val="510" w:hRule="atLeast"/>
+        </w:trPr>
+        <w:tc>
+          <w:tcPr>
             <w:tcW w:w="906" w:type="dxa"/>
             <w:tcBorders>
               <w:tl2br w:val="nil"/>
@@ -17491,6 +17529,7 @@
             <w:insideH w:val="single" w:color="0070C0" w:sz="4" w:space="0"/>
             <w:insideV w:val="single" w:color="0070C0" w:sz="4" w:space="0"/>
           </w:tblBorders>
+          <w:shd w:val="clear" w:color="auto" w:fill="auto"/>
           <w:tblCellMar>
             <w:top w:w="0" w:type="dxa"/>
             <w:left w:w="108" w:type="dxa"/>
@@ -22128,12 +22167,6 @@
             <w:insideH w:val="dotted" w:color="45A3A7" w:sz="4" w:space="0"/>
             <w:insideV w:val="dotted" w:color="45A3A7" w:sz="4" w:space="0"/>
           </w:tblBorders>
-          <w:tblCellMar>
-            <w:top w:w="0" w:type="dxa"/>
-            <w:left w:w="108" w:type="dxa"/>
-            <w:bottom w:w="0" w:type="dxa"/>
-            <w:right w:w="108" w:type="dxa"/>
-          </w:tblCellMar>
         </w:tblPrEx>
         <w:trPr>
           <w:trHeight w:val="417" w:hRule="atLeast"/>
@@ -26111,8 +26144,8 @@
           <w:lang w:eastAsia="zh-CN"/>
         </w:rPr>
       </w:pPr>
-      <w:bookmarkStart w:id="54" w:name="_Toc17624"/>
-      <w:bookmarkStart w:id="55" w:name="_Toc31324"/>
+      <w:bookmarkStart w:id="54" w:name="_Toc31324"/>
+      <w:bookmarkStart w:id="55" w:name="_Toc17624"/>
       <w:r>
         <w:rPr>
           <w:rFonts w:hint="eastAsia"/>
@@ -27082,11 +27115,11 @@
         </w:rPr>
       </w:pPr>
       <w:bookmarkStart w:id="56" w:name="_Toc19184"/>
-      <w:bookmarkStart w:id="57" w:name="_Toc13196_WPSOffice_Level1"/>
-      <w:bookmarkStart w:id="58" w:name="_Toc21764_WPSOffice_Level1"/>
+      <w:bookmarkStart w:id="57" w:name="_Toc27302"/>
+      <w:bookmarkStart w:id="58" w:name="_Toc13196_WPSOffice_Level1"/>
       <w:bookmarkStart w:id="59" w:name="_Toc13698"/>
-      <w:bookmarkStart w:id="60" w:name="_Toc27302"/>
-      <w:bookmarkStart w:id="61" w:name="_Toc28240"/>
+      <w:bookmarkStart w:id="60" w:name="_Toc28240"/>
+      <w:bookmarkStart w:id="61" w:name="_Toc21764_WPSOffice_Level1"/>
       <w:bookmarkStart w:id="62" w:name="_Toc1707_WPSOffice_Level1"/>
       <w:r>
         <w:rPr>
@@ -29145,10 +29178,10 @@
         </w:rPr>
       </w:pPr>
       <w:bookmarkStart w:id="64" w:name="_Toc15840_WPSOffice_Level1"/>
-      <w:bookmarkStart w:id="65" w:name="_Toc3674"/>
-      <w:bookmarkStart w:id="66" w:name="_Toc24085_WPSOffice_Level1"/>
-      <w:bookmarkStart w:id="67" w:name="_Toc20457"/>
-      <w:bookmarkStart w:id="68" w:name="_Toc14255_WPSOffice_Level1"/>
+      <w:bookmarkStart w:id="65" w:name="_Toc24085_WPSOffice_Level1"/>
+      <w:bookmarkStart w:id="66" w:name="_Toc14255_WPSOffice_Level1"/>
+      <w:bookmarkStart w:id="67" w:name="_Toc3674"/>
+      <w:bookmarkStart w:id="68" w:name="_Toc20457"/>
       <w:r>
         <w:rPr>
           <w:rFonts w:hint="eastAsia"/>
@@ -31535,12 +31568,12 @@
         <w:br w:type="page"/>
       </w:r>
       <w:bookmarkEnd w:id="13"/>
-      <w:bookmarkStart w:id="69" w:name="_Toc11722"/>
-      <w:bookmarkStart w:id="70" w:name="_Toc7549"/>
-      <w:bookmarkStart w:id="71" w:name="_Toc19099"/>
-      <w:bookmarkStart w:id="72" w:name="_Toc22484_WPSOffice_Level1"/>
-      <w:bookmarkStart w:id="73" w:name="_Toc28910_WPSOffice_Level1"/>
-      <w:bookmarkStart w:id="74" w:name="_Toc16368_WPSOffice_Level1"/>
+      <w:bookmarkStart w:id="69" w:name="_Toc22484_WPSOffice_Level1"/>
+      <w:bookmarkStart w:id="70" w:name="_Toc28910_WPSOffice_Level1"/>
+      <w:bookmarkStart w:id="71" w:name="_Toc11722"/>
+      <w:bookmarkStart w:id="72" w:name="_Toc19099"/>
+      <w:bookmarkStart w:id="73" w:name="_Toc16368_WPSOffice_Level1"/>
+      <w:bookmarkStart w:id="74" w:name="_Toc7549"/>
     </w:p>
     <w:p>
       <w:pPr>
@@ -31586,10 +31619,10 @@
           <w:lang w:eastAsia="zh-CN"/>
         </w:rPr>
       </w:pPr>
-      <w:bookmarkStart w:id="76" w:name="_Toc26985_WPSOffice_Level1"/>
-      <w:bookmarkStart w:id="77" w:name="_Toc20170_WPSOffice_Level1"/>
-      <w:bookmarkStart w:id="78" w:name="_Toc5476"/>
-      <w:bookmarkStart w:id="79" w:name="_Toc28454_WPSOffice_Level1"/>
+      <w:bookmarkStart w:id="76" w:name="_Toc28454_WPSOffice_Level1"/>
+      <w:bookmarkStart w:id="77" w:name="_Toc5476"/>
+      <w:bookmarkStart w:id="78" w:name="_Toc20170_WPSOffice_Level1"/>
+      <w:bookmarkStart w:id="79" w:name="_Toc26985_WPSOffice_Level1"/>
       <w:r>
         <w:rPr>
           <w:rFonts w:hint="eastAsia" w:ascii="Times New Roman" w:hAnsi="Times New Roman" w:eastAsia="微软雅黑" w:cs="Times New Roman"/>
@@ -32145,13 +32178,13 @@
                 <w:szCs w:val="18"/>
               </w:rPr>
             </w:pPr>
-            <w:bookmarkStart w:id="80" w:name="_Toc5261_WPSOffice_Level2"/>
-            <w:bookmarkStart w:id="81" w:name="_Toc31020_WPSOffice_Level2"/>
+            <w:bookmarkStart w:id="80" w:name="_Toc17905_WPSOffice_Level2"/>
+            <w:bookmarkStart w:id="81" w:name="_Toc5261_WPSOffice_Level2"/>
             <w:bookmarkStart w:id="82" w:name="_Toc3819_WPSOffice_Level2"/>
             <w:bookmarkStart w:id="83" w:name="_Toc18696_WPSOffice_Level2"/>
             <w:bookmarkStart w:id="84" w:name="_Toc23221_WPSOffice_Level2"/>
             <w:bookmarkStart w:id="85" w:name="_Toc5660_WPSOffice_Level2"/>
-            <w:bookmarkStart w:id="86" w:name="_Toc17905_WPSOffice_Level2"/>
+            <w:bookmarkStart w:id="86" w:name="_Toc31020_WPSOffice_Level2"/>
             <w:r>
               <w:rPr>
                 <w:rFonts w:hint="eastAsia" w:ascii="Times New Roman" w:hAnsi="Times New Roman" w:eastAsia="微软雅黑" w:cs="Times New Roman"/>
@@ -32616,13 +32649,13 @@
                 <w:szCs w:val="18"/>
               </w:rPr>
             </w:pPr>
-            <w:bookmarkStart w:id="87" w:name="_Toc11554_WPSOffice_Level2"/>
-            <w:bookmarkStart w:id="88" w:name="_Toc20683_WPSOffice_Level2"/>
-            <w:bookmarkStart w:id="89" w:name="_Toc24626_WPSOffice_Level2"/>
-            <w:bookmarkStart w:id="90" w:name="_Toc23388_WPSOffice_Level2"/>
-            <w:bookmarkStart w:id="91" w:name="_Toc28235_WPSOffice_Level2"/>
-            <w:bookmarkStart w:id="92" w:name="_Toc2588_WPSOffice_Level2"/>
-            <w:bookmarkStart w:id="93" w:name="_Toc15300_WPSOffice_Level2"/>
+            <w:bookmarkStart w:id="87" w:name="_Toc20683_WPSOffice_Level2"/>
+            <w:bookmarkStart w:id="88" w:name="_Toc24626_WPSOffice_Level2"/>
+            <w:bookmarkStart w:id="89" w:name="_Toc11554_WPSOffice_Level2"/>
+            <w:bookmarkStart w:id="90" w:name="_Toc28235_WPSOffice_Level2"/>
+            <w:bookmarkStart w:id="91" w:name="_Toc2588_WPSOffice_Level2"/>
+            <w:bookmarkStart w:id="92" w:name="_Toc15300_WPSOffice_Level2"/>
+            <w:bookmarkStart w:id="93" w:name="_Toc23388_WPSOffice_Level2"/>
             <w:r>
               <w:rPr>
                 <w:rFonts w:hint="eastAsia" w:ascii="Times New Roman" w:hAnsi="Times New Roman" w:eastAsia="微软雅黑" w:cs="Times New Roman"/>
@@ -33088,12 +33121,12 @@
               </w:rPr>
             </w:pPr>
             <w:bookmarkStart w:id="94" w:name="_Toc12493_WPSOffice_Level2"/>
-            <w:bookmarkStart w:id="95" w:name="_Toc22590_WPSOffice_Level2"/>
-            <w:bookmarkStart w:id="96" w:name="_Toc30071_WPSOffice_Level2"/>
-            <w:bookmarkStart w:id="97" w:name="_Toc19892_WPSOffice_Level2"/>
-            <w:bookmarkStart w:id="98" w:name="_Toc16027_WPSOffice_Level2"/>
-            <w:bookmarkStart w:id="99" w:name="_Toc18182_WPSOffice_Level2"/>
-            <w:bookmarkStart w:id="100" w:name="_Toc31650_WPSOffice_Level2"/>
+            <w:bookmarkStart w:id="95" w:name="_Toc31650_WPSOffice_Level2"/>
+            <w:bookmarkStart w:id="96" w:name="_Toc19892_WPSOffice_Level2"/>
+            <w:bookmarkStart w:id="97" w:name="_Toc30071_WPSOffice_Level2"/>
+            <w:bookmarkStart w:id="98" w:name="_Toc22590_WPSOffice_Level2"/>
+            <w:bookmarkStart w:id="99" w:name="_Toc16027_WPSOffice_Level2"/>
+            <w:bookmarkStart w:id="100" w:name="_Toc18182_WPSOffice_Level2"/>
             <w:r>
               <w:rPr>
                 <w:rFonts w:hint="eastAsia" w:ascii="Times New Roman" w:hAnsi="Times New Roman" w:eastAsia="微软雅黑" w:cs="Times New Roman"/>
@@ -33558,12 +33591,12 @@
                 <w:szCs w:val="18"/>
               </w:rPr>
             </w:pPr>
-            <w:bookmarkStart w:id="101" w:name="_Toc20571_WPSOffice_Level2"/>
-            <w:bookmarkStart w:id="102" w:name="_Toc8398_WPSOffice_Level2"/>
-            <w:bookmarkStart w:id="103" w:name="_Toc31447_WPSOffice_Level2"/>
+            <w:bookmarkStart w:id="101" w:name="_Toc28312_WPSOffice_Level2"/>
+            <w:bookmarkStart w:id="102" w:name="_Toc20571_WPSOffice_Level2"/>
+            <w:bookmarkStart w:id="103" w:name="_Toc28534_WPSOffice_Level2"/>
             <w:bookmarkStart w:id="104" w:name="_Toc11689_WPSOffice_Level2"/>
-            <w:bookmarkStart w:id="105" w:name="_Toc28534_WPSOffice_Level2"/>
-            <w:bookmarkStart w:id="106" w:name="_Toc28312_WPSOffice_Level2"/>
+            <w:bookmarkStart w:id="105" w:name="_Toc8398_WPSOffice_Level2"/>
+            <w:bookmarkStart w:id="106" w:name="_Toc31447_WPSOffice_Level2"/>
             <w:bookmarkStart w:id="107" w:name="_Toc19289_WPSOffice_Level2"/>
             <w:r>
               <w:rPr>
@@ -34030,13 +34063,13 @@
                 <w:szCs w:val="18"/>
               </w:rPr>
             </w:pPr>
-            <w:bookmarkStart w:id="108" w:name="_Toc6170_WPSOffice_Level2"/>
-            <w:bookmarkStart w:id="109" w:name="_Toc6645_WPSOffice_Level2"/>
-            <w:bookmarkStart w:id="110" w:name="_Toc13225_WPSOffice_Level2"/>
-            <w:bookmarkStart w:id="111" w:name="_Toc5164_WPSOffice_Level2"/>
-            <w:bookmarkStart w:id="112" w:name="_Toc6863_WPSOffice_Level2"/>
-            <w:bookmarkStart w:id="113" w:name="_Toc5423_WPSOffice_Level2"/>
-            <w:bookmarkStart w:id="114" w:name="_Toc2683_WPSOffice_Level2"/>
+            <w:bookmarkStart w:id="108" w:name="_Toc2683_WPSOffice_Level2"/>
+            <w:bookmarkStart w:id="109" w:name="_Toc5164_WPSOffice_Level2"/>
+            <w:bookmarkStart w:id="110" w:name="_Toc6645_WPSOffice_Level2"/>
+            <w:bookmarkStart w:id="111" w:name="_Toc13225_WPSOffice_Level2"/>
+            <w:bookmarkStart w:id="112" w:name="_Toc6170_WPSOffice_Level2"/>
+            <w:bookmarkStart w:id="113" w:name="_Toc6863_WPSOffice_Level2"/>
+            <w:bookmarkStart w:id="114" w:name="_Toc5423_WPSOffice_Level2"/>
             <w:r>
               <w:rPr>
                 <w:rFonts w:hint="eastAsia" w:ascii="Times New Roman" w:hAnsi="Times New Roman" w:eastAsia="微软雅黑" w:cs="Times New Roman"/>
@@ -34502,12 +34535,12 @@
               </w:rPr>
             </w:pPr>
             <w:bookmarkStart w:id="115" w:name="_Toc24628_WPSOffice_Level2"/>
-            <w:bookmarkStart w:id="116" w:name="_Toc29762_WPSOffice_Level2"/>
-            <w:bookmarkStart w:id="117" w:name="_Toc6323_WPSOffice_Level2"/>
-            <w:bookmarkStart w:id="118" w:name="_Toc5860_WPSOffice_Level2"/>
-            <w:bookmarkStart w:id="119" w:name="_Toc3387_WPSOffice_Level2"/>
-            <w:bookmarkStart w:id="120" w:name="_Toc12046_WPSOffice_Level2"/>
-            <w:bookmarkStart w:id="121" w:name="_Toc13817_WPSOffice_Level2"/>
+            <w:bookmarkStart w:id="116" w:name="_Toc6323_WPSOffice_Level2"/>
+            <w:bookmarkStart w:id="117" w:name="_Toc3387_WPSOffice_Level2"/>
+            <w:bookmarkStart w:id="118" w:name="_Toc12046_WPSOffice_Level2"/>
+            <w:bookmarkStart w:id="119" w:name="_Toc5860_WPSOffice_Level2"/>
+            <w:bookmarkStart w:id="120" w:name="_Toc13817_WPSOffice_Level2"/>
+            <w:bookmarkStart w:id="121" w:name="_Toc29762_WPSOffice_Level2"/>
             <w:r>
               <w:rPr>
                 <w:rFonts w:hint="eastAsia" w:ascii="Times New Roman" w:hAnsi="Times New Roman" w:eastAsia="微软雅黑" w:cs="Times New Roman"/>
@@ -34973,12 +35006,12 @@
               </w:rPr>
             </w:pPr>
             <w:bookmarkStart w:id="122" w:name="_Toc708_WPSOffice_Level2"/>
-            <w:bookmarkStart w:id="123" w:name="_Toc11082_WPSOffice_Level2"/>
-            <w:bookmarkStart w:id="124" w:name="_Toc15619_WPSOffice_Level2"/>
-            <w:bookmarkStart w:id="125" w:name="_Toc22500_WPSOffice_Level2"/>
-            <w:bookmarkStart w:id="126" w:name="_Toc6004_WPSOffice_Level2"/>
-            <w:bookmarkStart w:id="127" w:name="_Toc13244_WPSOffice_Level2"/>
-            <w:bookmarkStart w:id="128" w:name="_Toc31905_WPSOffice_Level2"/>
+            <w:bookmarkStart w:id="123" w:name="_Toc6004_WPSOffice_Level2"/>
+            <w:bookmarkStart w:id="124" w:name="_Toc11082_WPSOffice_Level2"/>
+            <w:bookmarkStart w:id="125" w:name="_Toc15619_WPSOffice_Level2"/>
+            <w:bookmarkStart w:id="126" w:name="_Toc13244_WPSOffice_Level2"/>
+            <w:bookmarkStart w:id="127" w:name="_Toc31905_WPSOffice_Level2"/>
+            <w:bookmarkStart w:id="128" w:name="_Toc22500_WPSOffice_Level2"/>
             <w:r>
               <w:rPr>
                 <w:rFonts w:hint="eastAsia" w:ascii="Times New Roman" w:hAnsi="Times New Roman" w:eastAsia="微软雅黑" w:cs="Times New Roman"/>
@@ -35443,12 +35476,12 @@
                 <w:szCs w:val="18"/>
               </w:rPr>
             </w:pPr>
-            <w:bookmarkStart w:id="129" w:name="_Toc7586_WPSOffice_Level2"/>
+            <w:bookmarkStart w:id="129" w:name="_Toc13664_WPSOffice_Level2"/>
             <w:bookmarkStart w:id="130" w:name="_Toc15479_WPSOffice_Level2"/>
-            <w:bookmarkStart w:id="131" w:name="_Toc13664_WPSOffice_Level2"/>
-            <w:bookmarkStart w:id="132" w:name="_Toc21560_WPSOffice_Level2"/>
-            <w:bookmarkStart w:id="133" w:name="_Toc4042_WPSOffice_Level2"/>
-            <w:bookmarkStart w:id="134" w:name="_Toc23537_WPSOffice_Level2"/>
+            <w:bookmarkStart w:id="131" w:name="_Toc4042_WPSOffice_Level2"/>
+            <w:bookmarkStart w:id="132" w:name="_Toc23537_WPSOffice_Level2"/>
+            <w:bookmarkStart w:id="133" w:name="_Toc7586_WPSOffice_Level2"/>
+            <w:bookmarkStart w:id="134" w:name="_Toc21560_WPSOffice_Level2"/>
             <w:bookmarkStart w:id="135" w:name="_Toc23443_WPSOffice_Level2"/>
             <w:r>
               <w:rPr>
@@ -35877,6 +35910,14 @@
         <w:gridCol w:w="1409"/>
       </w:tblGrid>
       <w:tr>
+        <w:tblPrEx>
+          <w:tblCellMar>
+            <w:top w:w="0" w:type="dxa"/>
+            <w:left w:w="0" w:type="dxa"/>
+            <w:bottom w:w="0" w:type="dxa"/>
+            <w:right w:w="0" w:type="dxa"/>
+          </w:tblCellMar>
+        </w:tblPrEx>
         <w:trPr>
           <w:trHeight w:val="215" w:hRule="exact"/>
           <w:jc w:val="center"/>
@@ -35906,13 +35947,13 @@
                 <w:szCs w:val="18"/>
               </w:rPr>
             </w:pPr>
-            <w:bookmarkStart w:id="136" w:name="_Toc11254_WPSOffice_Level2"/>
-            <w:bookmarkStart w:id="137" w:name="_Toc2337_WPSOffice_Level2"/>
-            <w:bookmarkStart w:id="138" w:name="_Toc22039_WPSOffice_Level2"/>
-            <w:bookmarkStart w:id="139" w:name="_Toc29193_WPSOffice_Level2"/>
-            <w:bookmarkStart w:id="140" w:name="_Toc28498_WPSOffice_Level2"/>
-            <w:bookmarkStart w:id="141" w:name="_Toc5629_WPSOffice_Level2"/>
-            <w:bookmarkStart w:id="142" w:name="_Toc10575_WPSOffice_Level2"/>
+            <w:bookmarkStart w:id="136" w:name="_Toc5629_WPSOffice_Level2"/>
+            <w:bookmarkStart w:id="137" w:name="_Toc10575_WPSOffice_Level2"/>
+            <w:bookmarkStart w:id="138" w:name="_Toc29193_WPSOffice_Level2"/>
+            <w:bookmarkStart w:id="139" w:name="_Toc28498_WPSOffice_Level2"/>
+            <w:bookmarkStart w:id="140" w:name="_Toc22039_WPSOffice_Level2"/>
+            <w:bookmarkStart w:id="141" w:name="_Toc11254_WPSOffice_Level2"/>
+            <w:bookmarkStart w:id="142" w:name="_Toc2337_WPSOffice_Level2"/>
             <w:r>
               <w:rPr>
                 <w:rFonts w:hint="eastAsia" w:ascii="Times New Roman" w:hAnsi="Times New Roman" w:eastAsia="微软雅黑" w:cs="Times New Roman"/>
@@ -36377,13 +36418,13 @@
                 <w:szCs w:val="18"/>
               </w:rPr>
             </w:pPr>
-            <w:bookmarkStart w:id="143" w:name="_Toc13246_WPSOffice_Level2"/>
-            <w:bookmarkStart w:id="144" w:name="_Toc8985_WPSOffice_Level2"/>
+            <w:bookmarkStart w:id="143" w:name="_Toc8519_WPSOffice_Level2"/>
+            <w:bookmarkStart w:id="144" w:name="_Toc17668_WPSOffice_Level2"/>
             <w:bookmarkStart w:id="145" w:name="_Toc18866_WPSOffice_Level2"/>
             <w:bookmarkStart w:id="146" w:name="_Toc2613_WPSOffice_Level2"/>
-            <w:bookmarkStart w:id="147" w:name="_Toc17668_WPSOffice_Level2"/>
-            <w:bookmarkStart w:id="148" w:name="_Toc8519_WPSOffice_Level2"/>
-            <w:bookmarkStart w:id="149" w:name="_Toc17621_WPSOffice_Level2"/>
+            <w:bookmarkStart w:id="147" w:name="_Toc17621_WPSOffice_Level2"/>
+            <w:bookmarkStart w:id="148" w:name="_Toc13246_WPSOffice_Level2"/>
+            <w:bookmarkStart w:id="149" w:name="_Toc8985_WPSOffice_Level2"/>
             <w:r>
               <w:rPr>
                 <w:rFonts w:hint="eastAsia" w:ascii="Times New Roman" w:hAnsi="Times New Roman" w:eastAsia="微软雅黑" w:cs="Times New Roman"/>
@@ -36848,13 +36889,13 @@
                 <w:szCs w:val="18"/>
               </w:rPr>
             </w:pPr>
-            <w:bookmarkStart w:id="150" w:name="_Toc2334_WPSOffice_Level2"/>
+            <w:bookmarkStart w:id="150" w:name="_Toc12027_WPSOffice_Level2"/>
             <w:bookmarkStart w:id="151" w:name="_Toc24337_WPSOffice_Level2"/>
             <w:bookmarkStart w:id="152" w:name="_Toc25338_WPSOffice_Level2"/>
             <w:bookmarkStart w:id="153" w:name="_Toc12118_WPSOffice_Level2"/>
-            <w:bookmarkStart w:id="154" w:name="_Toc12027_WPSOffice_Level2"/>
-            <w:bookmarkStart w:id="155" w:name="_Toc6654_WPSOffice_Level2"/>
-            <w:bookmarkStart w:id="156" w:name="_Toc23413_WPSOffice_Level2"/>
+            <w:bookmarkStart w:id="154" w:name="_Toc6654_WPSOffice_Level2"/>
+            <w:bookmarkStart w:id="155" w:name="_Toc23413_WPSOffice_Level2"/>
+            <w:bookmarkStart w:id="156" w:name="_Toc2334_WPSOffice_Level2"/>
             <w:r>
               <w:rPr>
                 <w:rFonts w:hint="eastAsia" w:ascii="Times New Roman" w:hAnsi="Times New Roman" w:eastAsia="微软雅黑" w:cs="Times New Roman"/>
@@ -37322,10 +37363,10 @@
             <w:bookmarkStart w:id="157" w:name="_Toc20271_WPSOffice_Level2"/>
             <w:bookmarkStart w:id="158" w:name="_Toc6074_WPSOffice_Level2"/>
             <w:bookmarkStart w:id="159" w:name="_Toc17711_WPSOffice_Level2"/>
-            <w:bookmarkStart w:id="160" w:name="_Toc17254_WPSOffice_Level2"/>
-            <w:bookmarkStart w:id="161" w:name="_Toc20736_WPSOffice_Level2"/>
-            <w:bookmarkStart w:id="162" w:name="_Toc28807_WPSOffice_Level2"/>
-            <w:bookmarkStart w:id="163" w:name="_Toc5840_WPSOffice_Level2"/>
+            <w:bookmarkStart w:id="160" w:name="_Toc5840_WPSOffice_Level2"/>
+            <w:bookmarkStart w:id="161" w:name="_Toc28807_WPSOffice_Level2"/>
+            <w:bookmarkStart w:id="162" w:name="_Toc17254_WPSOffice_Level2"/>
+            <w:bookmarkStart w:id="163" w:name="_Toc20736_WPSOffice_Level2"/>
             <w:r>
               <w:rPr>
                 <w:rFonts w:hint="eastAsia" w:ascii="Times New Roman" w:hAnsi="Times New Roman" w:eastAsia="微软雅黑" w:cs="Times New Roman"/>
@@ -37791,12 +37832,12 @@
               </w:rPr>
             </w:pPr>
             <w:bookmarkStart w:id="164" w:name="_Toc31683_WPSOffice_Level2"/>
-            <w:bookmarkStart w:id="165" w:name="_Toc18813_WPSOffice_Level2"/>
-            <w:bookmarkStart w:id="166" w:name="_Toc22623_WPSOffice_Level2"/>
-            <w:bookmarkStart w:id="167" w:name="_Toc18295_WPSOffice_Level2"/>
-            <w:bookmarkStart w:id="168" w:name="_Toc24586_WPSOffice_Level2"/>
-            <w:bookmarkStart w:id="169" w:name="_Toc18784_WPSOffice_Level2"/>
-            <w:bookmarkStart w:id="170" w:name="_Toc26031_WPSOffice_Level2"/>
+            <w:bookmarkStart w:id="165" w:name="_Toc22623_WPSOffice_Level2"/>
+            <w:bookmarkStart w:id="166" w:name="_Toc18784_WPSOffice_Level2"/>
+            <w:bookmarkStart w:id="167" w:name="_Toc24586_WPSOffice_Level2"/>
+            <w:bookmarkStart w:id="168" w:name="_Toc26031_WPSOffice_Level2"/>
+            <w:bookmarkStart w:id="169" w:name="_Toc18813_WPSOffice_Level2"/>
+            <w:bookmarkStart w:id="170" w:name="_Toc18295_WPSOffice_Level2"/>
             <w:r>
               <w:rPr>
                 <w:rFonts w:hint="eastAsia" w:ascii="Times New Roman" w:hAnsi="Times New Roman" w:eastAsia="微软雅黑" w:cs="Times New Roman"/>
@@ -38218,14 +38259,6 @@
         <w:gridCol w:w="1409"/>
       </w:tblGrid>
       <w:tr>
-        <w:tblPrEx>
-          <w:tblCellMar>
-            <w:top w:w="0" w:type="dxa"/>
-            <w:left w:w="0" w:type="dxa"/>
-            <w:bottom w:w="0" w:type="dxa"/>
-            <w:right w:w="0" w:type="dxa"/>
-          </w:tblCellMar>
-        </w:tblPrEx>
         <w:trPr>
           <w:trHeight w:val="215" w:hRule="exact"/>
           <w:jc w:val="center"/>
@@ -38658,6 +38691,470 @@
       <w:bookmarkEnd w:id="168"/>
       <w:bookmarkEnd w:id="169"/>
       <w:bookmarkEnd w:id="170"/>
+    </w:p>
+    <w:tbl>
+      <w:tblPr>
+        <w:tblStyle w:val="21"/>
+        <w:tblW w:w="9864" w:type="dxa"/>
+        <w:jc w:val="center"/>
+        <w:tblLayout w:type="fixed"/>
+        <w:tblCellMar>
+          <w:top w:w="0" w:type="dxa"/>
+          <w:left w:w="0" w:type="dxa"/>
+          <w:bottom w:w="0" w:type="dxa"/>
+          <w:right w:w="0" w:type="dxa"/>
+        </w:tblCellMar>
+      </w:tblPr>
+      <w:tblGrid>
+        <w:gridCol w:w="1410"/>
+        <w:gridCol w:w="1409"/>
+        <w:gridCol w:w="1409"/>
+        <w:gridCol w:w="1409"/>
+        <w:gridCol w:w="1409"/>
+        <w:gridCol w:w="1409"/>
+        <w:gridCol w:w="1409"/>
+      </w:tblGrid>
+      <w:tr>
+        <w:trPr>
+          <w:trHeight w:val="215" w:hRule="atLeast"/>
+          <w:jc w:val="center"/>
+        </w:trPr>
+        <w:tc>
+          <w:tcPr>
+            <w:tcW w:w="9864" w:type="dxa"/>
+            <w:gridSpan w:val="7"/>
+            <w:tcBorders>
+              <w:top w:val="single" w:color="000000" w:sz="2" w:space="0"/>
+              <w:left w:val="single" w:color="000000" w:sz="2" w:space="0"/>
+              <w:bottom w:val="single" w:color="000000" w:sz="2" w:space="0"/>
+              <w:right w:val="single" w:color="000000" w:sz="2" w:space="0"/>
+            </w:tcBorders>
+            <w:vAlign w:val="center"/>
+          </w:tcPr>
+          <w:p>
+            <w:pPr>
+              <w:widowControl/>
+              <w:jc w:val="center"/>
+              <w:textAlignment w:val="center"/>
+              <w:rPr>
+                <w:rFonts w:ascii="Times New Roman" w:hAnsi="Times New Roman" w:eastAsia="微软雅黑" w:cs="Times New Roman"/>
+                <w:i/>
+                <w:iCs/>
+                <w:sz w:val="18"/>
+                <w:szCs w:val="18"/>
+              </w:rPr>
+            </w:pPr>
+            <w:bookmarkStart w:id="171" w:name="_Toc11576_WPSOffice_Level2"/>
+            <w:bookmarkStart w:id="172" w:name="_Toc30144_WPSOffice_Level2"/>
+            <w:bookmarkStart w:id="173" w:name="_Toc22167_WPSOffice_Level2"/>
+            <w:bookmarkStart w:id="174" w:name="_Toc31152_WPSOffice_Level2"/>
+            <w:bookmarkStart w:id="175" w:name="_Toc25837_WPSOffice_Level2"/>
+            <w:bookmarkStart w:id="176" w:name="_Toc15930_WPSOffice_Level2"/>
+            <w:bookmarkStart w:id="177" w:name="_Toc2455_WPSOffice_Level2"/>
+            <w:r>
+              <w:rPr>
+                <w:rFonts w:hint="eastAsia" w:ascii="Times New Roman" w:hAnsi="Times New Roman" w:eastAsia="微软雅黑" w:cs="Times New Roman"/>
+                <w:sz w:val="18"/>
+                <w:szCs w:val="18"/>
+                <w:lang w:eastAsia="zh-CN"/>
+              </w:rPr>
+              <w:t xml:space="preserve">{%tr for Gene in </w:t>
+            </w:r>
+            <w:r>
+              <w:rPr>
+                <w:rFonts w:ascii="Times New Roman" w:hAnsi="Times New Roman" w:eastAsia="微软雅黑" w:cs="Times New Roman"/>
+                <w:sz w:val="18"/>
+                <w:szCs w:val="18"/>
+                <w:lang w:eastAsia="zh-CN"/>
+              </w:rPr>
+              <w:t>gene.gene</w:t>
+            </w:r>
+            <w:r>
+              <w:rPr>
+                <w:rFonts w:hint="eastAsia" w:ascii="Times New Roman" w:hAnsi="Times New Roman" w:eastAsia="微软雅黑" w:cs="Times New Roman"/>
+                <w:sz w:val="18"/>
+                <w:szCs w:val="18"/>
+                <w:lang w:eastAsia="zh-CN"/>
+              </w:rPr>
+              <w:t>P | red(7,18,True) %}</w:t>
+            </w:r>
+          </w:p>
+        </w:tc>
+      </w:tr>
+      <w:tr>
+        <w:tblPrEx>
+          <w:tblCellMar>
+            <w:top w:w="0" w:type="dxa"/>
+            <w:left w:w="0" w:type="dxa"/>
+            <w:bottom w:w="0" w:type="dxa"/>
+            <w:right w:w="0" w:type="dxa"/>
+          </w:tblCellMar>
+        </w:tblPrEx>
+        <w:trPr>
+          <w:trHeight w:val="215" w:hRule="atLeast"/>
+          <w:jc w:val="center"/>
+        </w:trPr>
+        <w:tc>
+          <w:tcPr>
+            <w:tcW w:w="1410" w:type="dxa"/>
+            <w:tcBorders>
+              <w:top w:val="single" w:color="000000" w:sz="2" w:space="0"/>
+              <w:left w:val="single" w:color="000000" w:sz="2" w:space="0"/>
+              <w:bottom w:val="single" w:color="000000" w:sz="2" w:space="0"/>
+              <w:right w:val="single" w:color="000000" w:sz="2" w:space="0"/>
+            </w:tcBorders>
+            <w:vAlign w:val="center"/>
+          </w:tcPr>
+          <w:p>
+            <w:pPr>
+              <w:widowControl/>
+              <w:jc w:val="center"/>
+              <w:rPr>
+                <w:rFonts w:ascii="Times New Roman" w:hAnsi="Times New Roman" w:eastAsia="微软雅黑" w:cs="Times New Roman"/>
+                <w:i/>
+                <w:iCs/>
+                <w:color w:val="000000"/>
+                <w:sz w:val="18"/>
+                <w:szCs w:val="18"/>
+                <w:lang w:eastAsia="zh-CN" w:bidi="ar"/>
+              </w:rPr>
+            </w:pPr>
+            <w:r>
+              <w:rPr>
+                <w:rFonts w:hint="eastAsia" w:ascii="Times New Roman" w:hAnsi="Times New Roman" w:eastAsia="微软雅黑" w:cs="Times New Roman"/>
+                <w:i/>
+                <w:iCs/>
+                <w:sz w:val="18"/>
+                <w:szCs w:val="18"/>
+                <w:lang w:eastAsia="zh-CN"/>
+              </w:rPr>
+              <w:t>{{r Gene[0] }}</w:t>
+            </w:r>
+          </w:p>
+        </w:tc>
+        <w:tc>
+          <w:tcPr>
+            <w:tcW w:w="1409" w:type="dxa"/>
+            <w:tcBorders>
+              <w:top w:val="single" w:color="000000" w:sz="2" w:space="0"/>
+              <w:left w:val="single" w:color="000000" w:sz="2" w:space="0"/>
+              <w:bottom w:val="single" w:color="000000" w:sz="2" w:space="0"/>
+              <w:right w:val="single" w:color="000000" w:sz="2" w:space="0"/>
+            </w:tcBorders>
+            <w:vAlign w:val="center"/>
+          </w:tcPr>
+          <w:p>
+            <w:pPr>
+              <w:widowControl/>
+              <w:jc w:val="center"/>
+              <w:rPr>
+                <w:rFonts w:ascii="Times New Roman" w:hAnsi="Times New Roman" w:eastAsia="微软雅黑" w:cs="Times New Roman"/>
+                <w:i/>
+                <w:iCs/>
+                <w:sz w:val="18"/>
+                <w:szCs w:val="18"/>
+              </w:rPr>
+            </w:pPr>
+            <w:r>
+              <w:rPr>
+                <w:rFonts w:hint="eastAsia" w:ascii="Times New Roman" w:hAnsi="Times New Roman" w:eastAsia="微软雅黑" w:cs="Times New Roman"/>
+                <w:i/>
+                <w:iCs/>
+                <w:sz w:val="18"/>
+                <w:szCs w:val="18"/>
+                <w:lang w:eastAsia="zh-CN"/>
+              </w:rPr>
+              <w:t>{{r Gene[1] }}</w:t>
+            </w:r>
+          </w:p>
+        </w:tc>
+        <w:tc>
+          <w:tcPr>
+            <w:tcW w:w="1409" w:type="dxa"/>
+            <w:tcBorders>
+              <w:top w:val="single" w:color="000000" w:sz="2" w:space="0"/>
+              <w:left w:val="single" w:color="000000" w:sz="2" w:space="0"/>
+              <w:bottom w:val="single" w:color="000000" w:sz="2" w:space="0"/>
+              <w:right w:val="single" w:color="000000" w:sz="2" w:space="0"/>
+            </w:tcBorders>
+            <w:vAlign w:val="center"/>
+          </w:tcPr>
+          <w:p>
+            <w:pPr>
+              <w:widowControl/>
+              <w:jc w:val="center"/>
+              <w:rPr>
+                <w:rFonts w:ascii="Times New Roman" w:hAnsi="Times New Roman" w:eastAsia="微软雅黑" w:cs="Times New Roman"/>
+                <w:i/>
+                <w:iCs/>
+                <w:sz w:val="18"/>
+                <w:szCs w:val="18"/>
+              </w:rPr>
+            </w:pPr>
+            <w:r>
+              <w:rPr>
+                <w:rFonts w:hint="eastAsia" w:ascii="Times New Roman" w:hAnsi="Times New Roman" w:eastAsia="微软雅黑" w:cs="Times New Roman"/>
+                <w:i/>
+                <w:iCs/>
+                <w:sz w:val="18"/>
+                <w:szCs w:val="18"/>
+                <w:lang w:eastAsia="zh-CN"/>
+              </w:rPr>
+              <w:t>{{r Gene[2] }}</w:t>
+            </w:r>
+          </w:p>
+        </w:tc>
+        <w:tc>
+          <w:tcPr>
+            <w:tcW w:w="1409" w:type="dxa"/>
+            <w:tcBorders>
+              <w:top w:val="single" w:color="000000" w:sz="2" w:space="0"/>
+              <w:left w:val="single" w:color="000000" w:sz="2" w:space="0"/>
+              <w:bottom w:val="single" w:color="000000" w:sz="2" w:space="0"/>
+              <w:right w:val="single" w:color="000000" w:sz="2" w:space="0"/>
+            </w:tcBorders>
+            <w:vAlign w:val="center"/>
+          </w:tcPr>
+          <w:p>
+            <w:pPr>
+              <w:widowControl/>
+              <w:jc w:val="center"/>
+              <w:rPr>
+                <w:rFonts w:ascii="Times New Roman" w:hAnsi="Times New Roman" w:eastAsia="微软雅黑" w:cs="Times New Roman"/>
+                <w:i/>
+                <w:iCs/>
+                <w:sz w:val="18"/>
+                <w:szCs w:val="18"/>
+              </w:rPr>
+            </w:pPr>
+            <w:r>
+              <w:rPr>
+                <w:rFonts w:hint="eastAsia" w:ascii="Times New Roman" w:hAnsi="Times New Roman" w:eastAsia="微软雅黑" w:cs="Times New Roman"/>
+                <w:i/>
+                <w:iCs/>
+                <w:sz w:val="18"/>
+                <w:szCs w:val="18"/>
+                <w:lang w:eastAsia="zh-CN"/>
+              </w:rPr>
+              <w:t>{{r Gene[3] }}</w:t>
+            </w:r>
+          </w:p>
+        </w:tc>
+        <w:tc>
+          <w:tcPr>
+            <w:tcW w:w="1409" w:type="dxa"/>
+            <w:tcBorders>
+              <w:top w:val="single" w:color="000000" w:sz="2" w:space="0"/>
+              <w:left w:val="single" w:color="000000" w:sz="2" w:space="0"/>
+              <w:bottom w:val="single" w:color="000000" w:sz="2" w:space="0"/>
+              <w:right w:val="single" w:color="000000" w:sz="2" w:space="0"/>
+            </w:tcBorders>
+            <w:vAlign w:val="center"/>
+          </w:tcPr>
+          <w:p>
+            <w:pPr>
+              <w:widowControl/>
+              <w:jc w:val="center"/>
+              <w:rPr>
+                <w:rFonts w:ascii="Times New Roman" w:hAnsi="Times New Roman" w:eastAsia="微软雅黑" w:cs="Times New Roman"/>
+                <w:i/>
+                <w:iCs/>
+                <w:sz w:val="18"/>
+                <w:szCs w:val="18"/>
+              </w:rPr>
+            </w:pPr>
+            <w:r>
+              <w:rPr>
+                <w:rFonts w:hint="eastAsia" w:ascii="Times New Roman" w:hAnsi="Times New Roman" w:eastAsia="微软雅黑" w:cs="Times New Roman"/>
+                <w:i/>
+                <w:iCs/>
+                <w:sz w:val="18"/>
+                <w:szCs w:val="18"/>
+                <w:lang w:eastAsia="zh-CN"/>
+              </w:rPr>
+              <w:t>{{r Gene[4] }}</w:t>
+            </w:r>
+          </w:p>
+        </w:tc>
+        <w:tc>
+          <w:tcPr>
+            <w:tcW w:w="1409" w:type="dxa"/>
+            <w:tcBorders>
+              <w:top w:val="single" w:color="000000" w:sz="2" w:space="0"/>
+              <w:left w:val="single" w:color="000000" w:sz="2" w:space="0"/>
+              <w:bottom w:val="single" w:color="000000" w:sz="2" w:space="0"/>
+              <w:right w:val="single" w:color="000000" w:sz="2" w:space="0"/>
+            </w:tcBorders>
+            <w:vAlign w:val="center"/>
+          </w:tcPr>
+          <w:p>
+            <w:pPr>
+              <w:widowControl/>
+              <w:jc w:val="center"/>
+              <w:rPr>
+                <w:rFonts w:ascii="Times New Roman" w:hAnsi="Times New Roman" w:eastAsia="微软雅黑" w:cs="Times New Roman"/>
+                <w:i/>
+                <w:iCs/>
+                <w:sz w:val="18"/>
+                <w:szCs w:val="18"/>
+              </w:rPr>
+            </w:pPr>
+            <w:r>
+              <w:rPr>
+                <w:rFonts w:hint="eastAsia" w:ascii="Times New Roman" w:hAnsi="Times New Roman" w:eastAsia="微软雅黑" w:cs="Times New Roman"/>
+                <w:i/>
+                <w:iCs/>
+                <w:sz w:val="18"/>
+                <w:szCs w:val="18"/>
+                <w:lang w:eastAsia="zh-CN"/>
+              </w:rPr>
+              <w:t>{{r Gene[5] }}</w:t>
+            </w:r>
+          </w:p>
+        </w:tc>
+        <w:tc>
+          <w:tcPr>
+            <w:tcW w:w="1409" w:type="dxa"/>
+            <w:tcBorders>
+              <w:top w:val="single" w:color="000000" w:sz="2" w:space="0"/>
+              <w:left w:val="single" w:color="000000" w:sz="2" w:space="0"/>
+              <w:bottom w:val="single" w:color="000000" w:sz="2" w:space="0"/>
+              <w:right w:val="single" w:color="000000" w:sz="2" w:space="0"/>
+            </w:tcBorders>
+            <w:vAlign w:val="center"/>
+          </w:tcPr>
+          <w:p>
+            <w:pPr>
+              <w:widowControl/>
+              <w:jc w:val="center"/>
+              <w:rPr>
+                <w:rFonts w:ascii="Times New Roman" w:hAnsi="Times New Roman" w:eastAsia="微软雅黑" w:cs="Times New Roman"/>
+                <w:i/>
+                <w:iCs/>
+                <w:sz w:val="18"/>
+                <w:szCs w:val="18"/>
+              </w:rPr>
+            </w:pPr>
+            <w:r>
+              <w:rPr>
+                <w:rFonts w:hint="eastAsia" w:ascii="Times New Roman" w:hAnsi="Times New Roman" w:eastAsia="微软雅黑" w:cs="Times New Roman"/>
+                <w:i/>
+                <w:iCs/>
+                <w:sz w:val="18"/>
+                <w:szCs w:val="18"/>
+                <w:lang w:eastAsia="zh-CN"/>
+              </w:rPr>
+              <w:t>{{r Gene[6] }}</w:t>
+            </w:r>
+          </w:p>
+        </w:tc>
+      </w:tr>
+      <w:tr>
+        <w:tblPrEx>
+          <w:tblCellMar>
+            <w:top w:w="0" w:type="dxa"/>
+            <w:left w:w="0" w:type="dxa"/>
+            <w:bottom w:w="0" w:type="dxa"/>
+            <w:right w:w="0" w:type="dxa"/>
+          </w:tblCellMar>
+        </w:tblPrEx>
+        <w:trPr>
+          <w:trHeight w:val="215" w:hRule="atLeast"/>
+          <w:jc w:val="center"/>
+        </w:trPr>
+        <w:tc>
+          <w:tcPr>
+            <w:tcW w:w="9864" w:type="dxa"/>
+            <w:gridSpan w:val="7"/>
+            <w:tcBorders>
+              <w:top w:val="single" w:color="000000" w:sz="2" w:space="0"/>
+              <w:left w:val="single" w:color="000000" w:sz="2" w:space="0"/>
+              <w:bottom w:val="single" w:color="000000" w:sz="2" w:space="0"/>
+              <w:right w:val="single" w:color="000000" w:sz="2" w:space="0"/>
+            </w:tcBorders>
+            <w:vAlign w:val="center"/>
+          </w:tcPr>
+          <w:p>
+            <w:pPr>
+              <w:widowControl/>
+              <w:jc w:val="center"/>
+              <w:rPr>
+                <w:rFonts w:ascii="Times New Roman" w:hAnsi="Times New Roman" w:eastAsia="微软雅黑" w:cs="Times New Roman"/>
+                <w:i/>
+                <w:iCs/>
+                <w:sz w:val="18"/>
+                <w:szCs w:val="18"/>
+              </w:rPr>
+            </w:pPr>
+            <w:r>
+              <w:rPr>
+                <w:rFonts w:hint="eastAsia" w:ascii="Times New Roman" w:hAnsi="Times New Roman" w:eastAsia="微软雅黑" w:cs="Times New Roman"/>
+                <w:sz w:val="18"/>
+                <w:szCs w:val="18"/>
+                <w:lang w:eastAsia="zh-CN"/>
+              </w:rPr>
+              <w:t>{%tr endfor%}</w:t>
+            </w:r>
+          </w:p>
+        </w:tc>
+      </w:tr>
+    </w:tbl>
+    <w:p>
+      <w:pPr>
+        <w:spacing w:line="259" w:lineRule="exact"/>
+        <w:ind w:left="3328" w:right="3328"/>
+        <w:jc w:val="center"/>
+        <w:rPr>
+          <w:rFonts w:ascii="Times New Roman" w:hAnsi="Times New Roman" w:eastAsia="微软雅黑" w:cs="Times New Roman"/>
+          <w:b/>
+          <w:color w:val="62BC41"/>
+          <w:sz w:val="24"/>
+        </w:rPr>
+      </w:pPr>
+      <w:r>
+        <w:rPr>
+          <w:rFonts w:hint="eastAsia" w:ascii="Times New Roman" w:hAnsi="Times New Roman" w:eastAsia="微软雅黑" w:cs="Times New Roman"/>
+          <w:sz w:val="18"/>
+          <w:szCs w:val="18"/>
+          <w:lang w:eastAsia="zh-CN"/>
+        </w:rPr>
+        <w:t xml:space="preserve">{% endif %}{%if gene.geneQ != </w:t>
+      </w:r>
+      <w:r>
+        <w:rPr>
+          <w:rFonts w:ascii="Times New Roman" w:hAnsi="Times New Roman" w:eastAsia="微软雅黑" w:cs="Times New Roman"/>
+          <w:sz w:val="18"/>
+          <w:szCs w:val="18"/>
+          <w:lang w:eastAsia="zh-CN"/>
+        </w:rPr>
+        <w:t>“”</w:t>
+      </w:r>
+      <w:r>
+        <w:rPr>
+          <w:rFonts w:hint="eastAsia" w:ascii="Times New Roman" w:hAnsi="Times New Roman" w:eastAsia="微软雅黑" w:cs="Times New Roman"/>
+          <w:sz w:val="18"/>
+          <w:szCs w:val="18"/>
+          <w:lang w:eastAsia="zh-CN"/>
+        </w:rPr>
+        <w:t xml:space="preserve"> %}</w:t>
+      </w:r>
+      <w:r>
+        <w:rPr>
+          <w:rFonts w:ascii="Times New Roman" w:hAnsi="Times New Roman" w:eastAsia="微软雅黑" w:cs="Times New Roman"/>
+          <w:b/>
+          <w:color w:val="0070C0"/>
+          <w:sz w:val="24"/>
+          <w:lang w:eastAsia="zh-CN"/>
+        </w:rPr>
+        <w:t>Q</w:t>
+      </w:r>
+      <w:bookmarkEnd w:id="171"/>
+      <w:bookmarkEnd w:id="172"/>
+      <w:bookmarkEnd w:id="173"/>
+      <w:bookmarkEnd w:id="174"/>
+      <w:bookmarkEnd w:id="175"/>
+      <w:bookmarkEnd w:id="176"/>
+      <w:bookmarkEnd w:id="177"/>
     </w:p>
     <w:tbl>
       <w:tblPr>
@@ -38719,477 +39216,13 @@
                 <w:szCs w:val="18"/>
               </w:rPr>
             </w:pPr>
-            <w:bookmarkStart w:id="171" w:name="_Toc25837_WPSOffice_Level2"/>
-            <w:bookmarkStart w:id="172" w:name="_Toc11576_WPSOffice_Level2"/>
-            <w:bookmarkStart w:id="173" w:name="_Toc22167_WPSOffice_Level2"/>
-            <w:bookmarkStart w:id="174" w:name="_Toc31152_WPSOffice_Level2"/>
-            <w:bookmarkStart w:id="175" w:name="_Toc15930_WPSOffice_Level2"/>
-            <w:bookmarkStart w:id="176" w:name="_Toc30144_WPSOffice_Level2"/>
-            <w:bookmarkStart w:id="177" w:name="_Toc2455_WPSOffice_Level2"/>
-            <w:r>
-              <w:rPr>
-                <w:rFonts w:hint="eastAsia" w:ascii="Times New Roman" w:hAnsi="Times New Roman" w:eastAsia="微软雅黑" w:cs="Times New Roman"/>
-                <w:sz w:val="18"/>
-                <w:szCs w:val="18"/>
-                <w:lang w:eastAsia="zh-CN"/>
-              </w:rPr>
-              <w:t xml:space="preserve">{%tr for Gene in </w:t>
-            </w:r>
-            <w:r>
-              <w:rPr>
-                <w:rFonts w:ascii="Times New Roman" w:hAnsi="Times New Roman" w:eastAsia="微软雅黑" w:cs="Times New Roman"/>
-                <w:sz w:val="18"/>
-                <w:szCs w:val="18"/>
-                <w:lang w:eastAsia="zh-CN"/>
-              </w:rPr>
-              <w:t>gene.gene</w:t>
-            </w:r>
-            <w:r>
-              <w:rPr>
-                <w:rFonts w:hint="eastAsia" w:ascii="Times New Roman" w:hAnsi="Times New Roman" w:eastAsia="微软雅黑" w:cs="Times New Roman"/>
-                <w:sz w:val="18"/>
-                <w:szCs w:val="18"/>
-                <w:lang w:eastAsia="zh-CN"/>
-              </w:rPr>
-              <w:t>P | red(7,18,True) %}</w:t>
-            </w:r>
-          </w:p>
-        </w:tc>
-      </w:tr>
-      <w:tr>
-        <w:tblPrEx>
-          <w:tblCellMar>
-            <w:top w:w="0" w:type="dxa"/>
-            <w:left w:w="0" w:type="dxa"/>
-            <w:bottom w:w="0" w:type="dxa"/>
-            <w:right w:w="0" w:type="dxa"/>
-          </w:tblCellMar>
-        </w:tblPrEx>
-        <w:trPr>
-          <w:trHeight w:val="215" w:hRule="atLeast"/>
-          <w:jc w:val="center"/>
-        </w:trPr>
-        <w:tc>
-          <w:tcPr>
-            <w:tcW w:w="1410" w:type="dxa"/>
-            <w:tcBorders>
-              <w:top w:val="single" w:color="000000" w:sz="2" w:space="0"/>
-              <w:left w:val="single" w:color="000000" w:sz="2" w:space="0"/>
-              <w:bottom w:val="single" w:color="000000" w:sz="2" w:space="0"/>
-              <w:right w:val="single" w:color="000000" w:sz="2" w:space="0"/>
-            </w:tcBorders>
-            <w:vAlign w:val="center"/>
-          </w:tcPr>
-          <w:p>
-            <w:pPr>
-              <w:widowControl/>
-              <w:jc w:val="center"/>
-              <w:rPr>
-                <w:rFonts w:ascii="Times New Roman" w:hAnsi="Times New Roman" w:eastAsia="微软雅黑" w:cs="Times New Roman"/>
-                <w:i/>
-                <w:iCs/>
-                <w:color w:val="000000"/>
-                <w:sz w:val="18"/>
-                <w:szCs w:val="18"/>
-                <w:lang w:eastAsia="zh-CN" w:bidi="ar"/>
-              </w:rPr>
-            </w:pPr>
-            <w:r>
-              <w:rPr>
-                <w:rFonts w:hint="eastAsia" w:ascii="Times New Roman" w:hAnsi="Times New Roman" w:eastAsia="微软雅黑" w:cs="Times New Roman"/>
-                <w:i/>
-                <w:iCs/>
-                <w:sz w:val="18"/>
-                <w:szCs w:val="18"/>
-                <w:lang w:eastAsia="zh-CN"/>
-              </w:rPr>
-              <w:t>{{r Gene[0] }}</w:t>
-            </w:r>
-          </w:p>
-        </w:tc>
-        <w:tc>
-          <w:tcPr>
-            <w:tcW w:w="1409" w:type="dxa"/>
-            <w:tcBorders>
-              <w:top w:val="single" w:color="000000" w:sz="2" w:space="0"/>
-              <w:left w:val="single" w:color="000000" w:sz="2" w:space="0"/>
-              <w:bottom w:val="single" w:color="000000" w:sz="2" w:space="0"/>
-              <w:right w:val="single" w:color="000000" w:sz="2" w:space="0"/>
-            </w:tcBorders>
-            <w:vAlign w:val="center"/>
-          </w:tcPr>
-          <w:p>
-            <w:pPr>
-              <w:widowControl/>
-              <w:jc w:val="center"/>
-              <w:rPr>
-                <w:rFonts w:ascii="Times New Roman" w:hAnsi="Times New Roman" w:eastAsia="微软雅黑" w:cs="Times New Roman"/>
-                <w:i/>
-                <w:iCs/>
-                <w:sz w:val="18"/>
-                <w:szCs w:val="18"/>
-              </w:rPr>
-            </w:pPr>
-            <w:r>
-              <w:rPr>
-                <w:rFonts w:hint="eastAsia" w:ascii="Times New Roman" w:hAnsi="Times New Roman" w:eastAsia="微软雅黑" w:cs="Times New Roman"/>
-                <w:i/>
-                <w:iCs/>
-                <w:sz w:val="18"/>
-                <w:szCs w:val="18"/>
-                <w:lang w:eastAsia="zh-CN"/>
-              </w:rPr>
-              <w:t>{{r Gene[1] }}</w:t>
-            </w:r>
-          </w:p>
-        </w:tc>
-        <w:tc>
-          <w:tcPr>
-            <w:tcW w:w="1409" w:type="dxa"/>
-            <w:tcBorders>
-              <w:top w:val="single" w:color="000000" w:sz="2" w:space="0"/>
-              <w:left w:val="single" w:color="000000" w:sz="2" w:space="0"/>
-              <w:bottom w:val="single" w:color="000000" w:sz="2" w:space="0"/>
-              <w:right w:val="single" w:color="000000" w:sz="2" w:space="0"/>
-            </w:tcBorders>
-            <w:vAlign w:val="center"/>
-          </w:tcPr>
-          <w:p>
-            <w:pPr>
-              <w:widowControl/>
-              <w:jc w:val="center"/>
-              <w:rPr>
-                <w:rFonts w:ascii="Times New Roman" w:hAnsi="Times New Roman" w:eastAsia="微软雅黑" w:cs="Times New Roman"/>
-                <w:i/>
-                <w:iCs/>
-                <w:sz w:val="18"/>
-                <w:szCs w:val="18"/>
-              </w:rPr>
-            </w:pPr>
-            <w:r>
-              <w:rPr>
-                <w:rFonts w:hint="eastAsia" w:ascii="Times New Roman" w:hAnsi="Times New Roman" w:eastAsia="微软雅黑" w:cs="Times New Roman"/>
-                <w:i/>
-                <w:iCs/>
-                <w:sz w:val="18"/>
-                <w:szCs w:val="18"/>
-                <w:lang w:eastAsia="zh-CN"/>
-              </w:rPr>
-              <w:t>{{r Gene[2] }}</w:t>
-            </w:r>
-          </w:p>
-        </w:tc>
-        <w:tc>
-          <w:tcPr>
-            <w:tcW w:w="1409" w:type="dxa"/>
-            <w:tcBorders>
-              <w:top w:val="single" w:color="000000" w:sz="2" w:space="0"/>
-              <w:left w:val="single" w:color="000000" w:sz="2" w:space="0"/>
-              <w:bottom w:val="single" w:color="000000" w:sz="2" w:space="0"/>
-              <w:right w:val="single" w:color="000000" w:sz="2" w:space="0"/>
-            </w:tcBorders>
-            <w:vAlign w:val="center"/>
-          </w:tcPr>
-          <w:p>
-            <w:pPr>
-              <w:widowControl/>
-              <w:jc w:val="center"/>
-              <w:rPr>
-                <w:rFonts w:ascii="Times New Roman" w:hAnsi="Times New Roman" w:eastAsia="微软雅黑" w:cs="Times New Roman"/>
-                <w:i/>
-                <w:iCs/>
-                <w:sz w:val="18"/>
-                <w:szCs w:val="18"/>
-              </w:rPr>
-            </w:pPr>
-            <w:r>
-              <w:rPr>
-                <w:rFonts w:hint="eastAsia" w:ascii="Times New Roman" w:hAnsi="Times New Roman" w:eastAsia="微软雅黑" w:cs="Times New Roman"/>
-                <w:i/>
-                <w:iCs/>
-                <w:sz w:val="18"/>
-                <w:szCs w:val="18"/>
-                <w:lang w:eastAsia="zh-CN"/>
-              </w:rPr>
-              <w:t>{{r Gene[3] }}</w:t>
-            </w:r>
-          </w:p>
-        </w:tc>
-        <w:tc>
-          <w:tcPr>
-            <w:tcW w:w="1409" w:type="dxa"/>
-            <w:tcBorders>
-              <w:top w:val="single" w:color="000000" w:sz="2" w:space="0"/>
-              <w:left w:val="single" w:color="000000" w:sz="2" w:space="0"/>
-              <w:bottom w:val="single" w:color="000000" w:sz="2" w:space="0"/>
-              <w:right w:val="single" w:color="000000" w:sz="2" w:space="0"/>
-            </w:tcBorders>
-            <w:vAlign w:val="center"/>
-          </w:tcPr>
-          <w:p>
-            <w:pPr>
-              <w:widowControl/>
-              <w:jc w:val="center"/>
-              <w:rPr>
-                <w:rFonts w:ascii="Times New Roman" w:hAnsi="Times New Roman" w:eastAsia="微软雅黑" w:cs="Times New Roman"/>
-                <w:i/>
-                <w:iCs/>
-                <w:sz w:val="18"/>
-                <w:szCs w:val="18"/>
-              </w:rPr>
-            </w:pPr>
-            <w:r>
-              <w:rPr>
-                <w:rFonts w:hint="eastAsia" w:ascii="Times New Roman" w:hAnsi="Times New Roman" w:eastAsia="微软雅黑" w:cs="Times New Roman"/>
-                <w:i/>
-                <w:iCs/>
-                <w:sz w:val="18"/>
-                <w:szCs w:val="18"/>
-                <w:lang w:eastAsia="zh-CN"/>
-              </w:rPr>
-              <w:t>{{r Gene[4] }}</w:t>
-            </w:r>
-          </w:p>
-        </w:tc>
-        <w:tc>
-          <w:tcPr>
-            <w:tcW w:w="1409" w:type="dxa"/>
-            <w:tcBorders>
-              <w:top w:val="single" w:color="000000" w:sz="2" w:space="0"/>
-              <w:left w:val="single" w:color="000000" w:sz="2" w:space="0"/>
-              <w:bottom w:val="single" w:color="000000" w:sz="2" w:space="0"/>
-              <w:right w:val="single" w:color="000000" w:sz="2" w:space="0"/>
-            </w:tcBorders>
-            <w:vAlign w:val="center"/>
-          </w:tcPr>
-          <w:p>
-            <w:pPr>
-              <w:widowControl/>
-              <w:jc w:val="center"/>
-              <w:rPr>
-                <w:rFonts w:ascii="Times New Roman" w:hAnsi="Times New Roman" w:eastAsia="微软雅黑" w:cs="Times New Roman"/>
-                <w:i/>
-                <w:iCs/>
-                <w:sz w:val="18"/>
-                <w:szCs w:val="18"/>
-              </w:rPr>
-            </w:pPr>
-            <w:r>
-              <w:rPr>
-                <w:rFonts w:hint="eastAsia" w:ascii="Times New Roman" w:hAnsi="Times New Roman" w:eastAsia="微软雅黑" w:cs="Times New Roman"/>
-                <w:i/>
-                <w:iCs/>
-                <w:sz w:val="18"/>
-                <w:szCs w:val="18"/>
-                <w:lang w:eastAsia="zh-CN"/>
-              </w:rPr>
-              <w:t>{{r Gene[5] }}</w:t>
-            </w:r>
-          </w:p>
-        </w:tc>
-        <w:tc>
-          <w:tcPr>
-            <w:tcW w:w="1409" w:type="dxa"/>
-            <w:tcBorders>
-              <w:top w:val="single" w:color="000000" w:sz="2" w:space="0"/>
-              <w:left w:val="single" w:color="000000" w:sz="2" w:space="0"/>
-              <w:bottom w:val="single" w:color="000000" w:sz="2" w:space="0"/>
-              <w:right w:val="single" w:color="000000" w:sz="2" w:space="0"/>
-            </w:tcBorders>
-            <w:vAlign w:val="center"/>
-          </w:tcPr>
-          <w:p>
-            <w:pPr>
-              <w:widowControl/>
-              <w:jc w:val="center"/>
-              <w:rPr>
-                <w:rFonts w:ascii="Times New Roman" w:hAnsi="Times New Roman" w:eastAsia="微软雅黑" w:cs="Times New Roman"/>
-                <w:i/>
-                <w:iCs/>
-                <w:sz w:val="18"/>
-                <w:szCs w:val="18"/>
-              </w:rPr>
-            </w:pPr>
-            <w:r>
-              <w:rPr>
-                <w:rFonts w:hint="eastAsia" w:ascii="Times New Roman" w:hAnsi="Times New Roman" w:eastAsia="微软雅黑" w:cs="Times New Roman"/>
-                <w:i/>
-                <w:iCs/>
-                <w:sz w:val="18"/>
-                <w:szCs w:val="18"/>
-                <w:lang w:eastAsia="zh-CN"/>
-              </w:rPr>
-              <w:t>{{r Gene[6] }}</w:t>
-            </w:r>
-          </w:p>
-        </w:tc>
-      </w:tr>
-      <w:tr>
-        <w:tblPrEx>
-          <w:tblCellMar>
-            <w:top w:w="0" w:type="dxa"/>
-            <w:left w:w="0" w:type="dxa"/>
-            <w:bottom w:w="0" w:type="dxa"/>
-            <w:right w:w="0" w:type="dxa"/>
-          </w:tblCellMar>
-        </w:tblPrEx>
-        <w:trPr>
-          <w:trHeight w:val="215" w:hRule="atLeast"/>
-          <w:jc w:val="center"/>
-        </w:trPr>
-        <w:tc>
-          <w:tcPr>
-            <w:tcW w:w="9864" w:type="dxa"/>
-            <w:gridSpan w:val="7"/>
-            <w:tcBorders>
-              <w:top w:val="single" w:color="000000" w:sz="2" w:space="0"/>
-              <w:left w:val="single" w:color="000000" w:sz="2" w:space="0"/>
-              <w:bottom w:val="single" w:color="000000" w:sz="2" w:space="0"/>
-              <w:right w:val="single" w:color="000000" w:sz="2" w:space="0"/>
-            </w:tcBorders>
-            <w:vAlign w:val="center"/>
-          </w:tcPr>
-          <w:p>
-            <w:pPr>
-              <w:widowControl/>
-              <w:jc w:val="center"/>
-              <w:rPr>
-                <w:rFonts w:ascii="Times New Roman" w:hAnsi="Times New Roman" w:eastAsia="微软雅黑" w:cs="Times New Roman"/>
-                <w:i/>
-                <w:iCs/>
-                <w:sz w:val="18"/>
-                <w:szCs w:val="18"/>
-              </w:rPr>
-            </w:pPr>
-            <w:r>
-              <w:rPr>
-                <w:rFonts w:hint="eastAsia" w:ascii="Times New Roman" w:hAnsi="Times New Roman" w:eastAsia="微软雅黑" w:cs="Times New Roman"/>
-                <w:sz w:val="18"/>
-                <w:szCs w:val="18"/>
-                <w:lang w:eastAsia="zh-CN"/>
-              </w:rPr>
-              <w:t>{%tr endfor%}</w:t>
-            </w:r>
-          </w:p>
-        </w:tc>
-      </w:tr>
-    </w:tbl>
-    <w:p>
-      <w:pPr>
-        <w:spacing w:line="259" w:lineRule="exact"/>
-        <w:ind w:left="3328" w:right="3328"/>
-        <w:jc w:val="center"/>
-        <w:rPr>
-          <w:rFonts w:ascii="Times New Roman" w:hAnsi="Times New Roman" w:eastAsia="微软雅黑" w:cs="Times New Roman"/>
-          <w:b/>
-          <w:color w:val="62BC41"/>
-          <w:sz w:val="24"/>
-        </w:rPr>
-      </w:pPr>
-      <w:r>
-        <w:rPr>
-          <w:rFonts w:hint="eastAsia" w:ascii="Times New Roman" w:hAnsi="Times New Roman" w:eastAsia="微软雅黑" w:cs="Times New Roman"/>
-          <w:sz w:val="18"/>
-          <w:szCs w:val="18"/>
-          <w:lang w:eastAsia="zh-CN"/>
-        </w:rPr>
-        <w:t xml:space="preserve">{% endif %}{%if gene.geneQ != </w:t>
-      </w:r>
-      <w:r>
-        <w:rPr>
-          <w:rFonts w:ascii="Times New Roman" w:hAnsi="Times New Roman" w:eastAsia="微软雅黑" w:cs="Times New Roman"/>
-          <w:sz w:val="18"/>
-          <w:szCs w:val="18"/>
-          <w:lang w:eastAsia="zh-CN"/>
-        </w:rPr>
-        <w:t>“”</w:t>
-      </w:r>
-      <w:r>
-        <w:rPr>
-          <w:rFonts w:hint="eastAsia" w:ascii="Times New Roman" w:hAnsi="Times New Roman" w:eastAsia="微软雅黑" w:cs="Times New Roman"/>
-          <w:sz w:val="18"/>
-          <w:szCs w:val="18"/>
-          <w:lang w:eastAsia="zh-CN"/>
-        </w:rPr>
-        <w:t xml:space="preserve"> %}</w:t>
-      </w:r>
-      <w:r>
-        <w:rPr>
-          <w:rFonts w:ascii="Times New Roman" w:hAnsi="Times New Roman" w:eastAsia="微软雅黑" w:cs="Times New Roman"/>
-          <w:b/>
-          <w:color w:val="0070C0"/>
-          <w:sz w:val="24"/>
-          <w:lang w:eastAsia="zh-CN"/>
-        </w:rPr>
-        <w:t>Q</w:t>
-      </w:r>
-      <w:bookmarkEnd w:id="171"/>
-      <w:bookmarkEnd w:id="172"/>
-      <w:bookmarkEnd w:id="173"/>
-      <w:bookmarkEnd w:id="174"/>
-      <w:bookmarkEnd w:id="175"/>
-      <w:bookmarkEnd w:id="176"/>
-      <w:bookmarkEnd w:id="177"/>
-    </w:p>
-    <w:tbl>
-      <w:tblPr>
-        <w:tblStyle w:val="21"/>
-        <w:tblW w:w="9864" w:type="dxa"/>
-        <w:jc w:val="center"/>
-        <w:tblLayout w:type="fixed"/>
-        <w:tblCellMar>
-          <w:top w:w="0" w:type="dxa"/>
-          <w:left w:w="0" w:type="dxa"/>
-          <w:bottom w:w="0" w:type="dxa"/>
-          <w:right w:w="0" w:type="dxa"/>
-        </w:tblCellMar>
-      </w:tblPr>
-      <w:tblGrid>
-        <w:gridCol w:w="1410"/>
-        <w:gridCol w:w="1409"/>
-        <w:gridCol w:w="1409"/>
-        <w:gridCol w:w="1409"/>
-        <w:gridCol w:w="1409"/>
-        <w:gridCol w:w="1409"/>
-        <w:gridCol w:w="1409"/>
-      </w:tblGrid>
-      <w:tr>
-        <w:trPr>
-          <w:trHeight w:val="215" w:hRule="atLeast"/>
-          <w:jc w:val="center"/>
-        </w:trPr>
-        <w:tc>
-          <w:tcPr>
-            <w:tcW w:w="9864" w:type="dxa"/>
-            <w:gridSpan w:val="7"/>
-            <w:tcBorders>
-              <w:top w:val="single" w:color="000000" w:sz="2" w:space="0"/>
-              <w:left w:val="single" w:color="000000" w:sz="2" w:space="0"/>
-              <w:bottom w:val="single" w:color="000000" w:sz="2" w:space="0"/>
-              <w:right w:val="single" w:color="000000" w:sz="2" w:space="0"/>
-            </w:tcBorders>
-            <w:vAlign w:val="center"/>
-          </w:tcPr>
-          <w:p>
-            <w:pPr>
-              <w:widowControl/>
-              <w:jc w:val="center"/>
-              <w:textAlignment w:val="center"/>
-              <w:rPr>
-                <w:rFonts w:ascii="Times New Roman" w:hAnsi="Times New Roman" w:eastAsia="微软雅黑" w:cs="Times New Roman"/>
-                <w:i/>
-                <w:iCs/>
-                <w:sz w:val="18"/>
-                <w:szCs w:val="18"/>
-              </w:rPr>
-            </w:pPr>
             <w:bookmarkStart w:id="178" w:name="_Toc6105_WPSOffice_Level2"/>
-            <w:bookmarkStart w:id="179" w:name="_Toc24581_WPSOffice_Level2"/>
+            <w:bookmarkStart w:id="179" w:name="_Toc21844_WPSOffice_Level2"/>
             <w:bookmarkStart w:id="180" w:name="_Toc18298_WPSOffice_Level2"/>
-            <w:bookmarkStart w:id="181" w:name="_Toc21218_WPSOffice_Level2"/>
-            <w:bookmarkStart w:id="182" w:name="_Toc10927_WPSOffice_Level2"/>
-            <w:bookmarkStart w:id="183" w:name="_Toc21844_WPSOffice_Level2"/>
-            <w:bookmarkStart w:id="184" w:name="_Toc17817_WPSOffice_Level2"/>
+            <w:bookmarkStart w:id="181" w:name="_Toc10927_WPSOffice_Level2"/>
+            <w:bookmarkStart w:id="182" w:name="_Toc17817_WPSOffice_Level2"/>
+            <w:bookmarkStart w:id="183" w:name="_Toc24581_WPSOffice_Level2"/>
+            <w:bookmarkStart w:id="184" w:name="_Toc21218_WPSOffice_Level2"/>
             <w:r>
               <w:rPr>
                 <w:rFonts w:hint="eastAsia" w:ascii="Times New Roman" w:hAnsi="Times New Roman" w:eastAsia="微软雅黑" w:cs="Times New Roman"/>
@@ -39655,12 +39688,12 @@
               </w:rPr>
             </w:pPr>
             <w:bookmarkStart w:id="185" w:name="_Toc22953_WPSOffice_Level2"/>
-            <w:bookmarkStart w:id="186" w:name="_Toc7518_WPSOffice_Level2"/>
-            <w:bookmarkStart w:id="187" w:name="_Toc32618_WPSOffice_Level2"/>
-            <w:bookmarkStart w:id="188" w:name="_Toc3881_WPSOffice_Level2"/>
-            <w:bookmarkStart w:id="189" w:name="_Toc5805_WPSOffice_Level2"/>
+            <w:bookmarkStart w:id="186" w:name="_Toc32618_WPSOffice_Level2"/>
+            <w:bookmarkStart w:id="187" w:name="_Toc7518_WPSOffice_Level2"/>
+            <w:bookmarkStart w:id="188" w:name="_Toc5805_WPSOffice_Level2"/>
+            <w:bookmarkStart w:id="189" w:name="_Toc20673_WPSOffice_Level2"/>
             <w:bookmarkStart w:id="190" w:name="_Toc26632_WPSOffice_Level2"/>
-            <w:bookmarkStart w:id="191" w:name="_Toc20673_WPSOffice_Level2"/>
+            <w:bookmarkStart w:id="191" w:name="_Toc3881_WPSOffice_Level2"/>
             <w:r>
               <w:rPr>
                 <w:rFonts w:hint="eastAsia" w:ascii="Times New Roman" w:hAnsi="Times New Roman" w:eastAsia="微软雅黑" w:cs="Times New Roman"/>
@@ -40126,11 +40159,11 @@
               </w:rPr>
             </w:pPr>
             <w:bookmarkStart w:id="192" w:name="_Toc22629_WPSOffice_Level2"/>
-            <w:bookmarkStart w:id="193" w:name="_Toc9505_WPSOffice_Level2"/>
-            <w:bookmarkStart w:id="194" w:name="_Toc15940_WPSOffice_Level2"/>
-            <w:bookmarkStart w:id="195" w:name="_Toc22431_WPSOffice_Level2"/>
-            <w:bookmarkStart w:id="196" w:name="_Toc31722_WPSOffice_Level2"/>
-            <w:bookmarkStart w:id="197" w:name="_Toc25299_WPSOffice_Level2"/>
+            <w:bookmarkStart w:id="193" w:name="_Toc15940_WPSOffice_Level2"/>
+            <w:bookmarkStart w:id="194" w:name="_Toc25299_WPSOffice_Level2"/>
+            <w:bookmarkStart w:id="195" w:name="_Toc31722_WPSOffice_Level2"/>
+            <w:bookmarkStart w:id="196" w:name="_Toc9505_WPSOffice_Level2"/>
+            <w:bookmarkStart w:id="197" w:name="_Toc22431_WPSOffice_Level2"/>
             <w:bookmarkStart w:id="198" w:name="_Toc14661_WPSOffice_Level2"/>
             <w:r>
               <w:rPr>
@@ -40596,13 +40629,13 @@
                 <w:szCs w:val="18"/>
               </w:rPr>
             </w:pPr>
-            <w:bookmarkStart w:id="199" w:name="_Toc7607_WPSOffice_Level2"/>
-            <w:bookmarkStart w:id="200" w:name="_Toc5581_WPSOffice_Level2"/>
-            <w:bookmarkStart w:id="201" w:name="_Toc20849_WPSOffice_Level2"/>
-            <w:bookmarkStart w:id="202" w:name="_Toc27147_WPSOffice_Level2"/>
-            <w:bookmarkStart w:id="203" w:name="_Toc24372_WPSOffice_Level2"/>
-            <w:bookmarkStart w:id="204" w:name="_Toc27188_WPSOffice_Level2"/>
-            <w:bookmarkStart w:id="205" w:name="_Toc4328_WPSOffice_Level2"/>
+            <w:bookmarkStart w:id="199" w:name="_Toc5581_WPSOffice_Level2"/>
+            <w:bookmarkStart w:id="200" w:name="_Toc27188_WPSOffice_Level2"/>
+            <w:bookmarkStart w:id="201" w:name="_Toc24372_WPSOffice_Level2"/>
+            <w:bookmarkStart w:id="202" w:name="_Toc20849_WPSOffice_Level2"/>
+            <w:bookmarkStart w:id="203" w:name="_Toc27147_WPSOffice_Level2"/>
+            <w:bookmarkStart w:id="204" w:name="_Toc4328_WPSOffice_Level2"/>
+            <w:bookmarkStart w:id="205" w:name="_Toc7607_WPSOffice_Level2"/>
             <w:r>
               <w:rPr>
                 <w:rFonts w:hint="eastAsia" w:ascii="Times New Roman" w:hAnsi="Times New Roman" w:eastAsia="微软雅黑" w:cs="Times New Roman"/>
@@ -41067,13 +41100,13 @@
                 <w:szCs w:val="18"/>
               </w:rPr>
             </w:pPr>
-            <w:bookmarkStart w:id="206" w:name="_Toc23457_WPSOffice_Level2"/>
-            <w:bookmarkStart w:id="207" w:name="_Toc6343_WPSOffice_Level2"/>
-            <w:bookmarkStart w:id="208" w:name="_Toc23854_WPSOffice_Level2"/>
-            <w:bookmarkStart w:id="209" w:name="_Toc9066_WPSOffice_Level2"/>
-            <w:bookmarkStart w:id="210" w:name="_Toc26466_WPSOffice_Level2"/>
-            <w:bookmarkStart w:id="211" w:name="_Toc11511_WPSOffice_Level2"/>
-            <w:bookmarkStart w:id="212" w:name="_Toc8746_WPSOffice_Level2"/>
+            <w:bookmarkStart w:id="206" w:name="_Toc6343_WPSOffice_Level2"/>
+            <w:bookmarkStart w:id="207" w:name="_Toc8746_WPSOffice_Level2"/>
+            <w:bookmarkStart w:id="208" w:name="_Toc26466_WPSOffice_Level2"/>
+            <w:bookmarkStart w:id="209" w:name="_Toc11511_WPSOffice_Level2"/>
+            <w:bookmarkStart w:id="210" w:name="_Toc9066_WPSOffice_Level2"/>
+            <w:bookmarkStart w:id="211" w:name="_Toc23457_WPSOffice_Level2"/>
+            <w:bookmarkStart w:id="212" w:name="_Toc23854_WPSOffice_Level2"/>
             <w:r>
               <w:rPr>
                 <w:rFonts w:hint="eastAsia" w:ascii="Times New Roman" w:hAnsi="Times New Roman" w:eastAsia="微软雅黑" w:cs="Times New Roman"/>
@@ -41538,13 +41571,13 @@
                 <w:szCs w:val="18"/>
               </w:rPr>
             </w:pPr>
-            <w:bookmarkStart w:id="213" w:name="_Toc12685_WPSOffice_Level2"/>
-            <w:bookmarkStart w:id="214" w:name="_Toc20319_WPSOffice_Level2"/>
-            <w:bookmarkStart w:id="215" w:name="_Toc17938_WPSOffice_Level2"/>
-            <w:bookmarkStart w:id="216" w:name="_Toc3049_WPSOffice_Level2"/>
-            <w:bookmarkStart w:id="217" w:name="_Toc1557_WPSOffice_Level2"/>
-            <w:bookmarkStart w:id="218" w:name="_Toc6069_WPSOffice_Level2"/>
-            <w:bookmarkStart w:id="219" w:name="_Toc17440_WPSOffice_Level2"/>
+            <w:bookmarkStart w:id="213" w:name="_Toc17440_WPSOffice_Level2"/>
+            <w:bookmarkStart w:id="214" w:name="_Toc3049_WPSOffice_Level2"/>
+            <w:bookmarkStart w:id="215" w:name="_Toc12685_WPSOffice_Level2"/>
+            <w:bookmarkStart w:id="216" w:name="_Toc20319_WPSOffice_Level2"/>
+            <w:bookmarkStart w:id="217" w:name="_Toc17938_WPSOffice_Level2"/>
+            <w:bookmarkStart w:id="218" w:name="_Toc1557_WPSOffice_Level2"/>
+            <w:bookmarkStart w:id="219" w:name="_Toc6069_WPSOffice_Level2"/>
             <w:r>
               <w:rPr>
                 <w:rFonts w:hint="eastAsia" w:ascii="Times New Roman" w:hAnsi="Times New Roman" w:eastAsia="微软雅黑" w:cs="Times New Roman"/>
@@ -42009,12 +42042,12 @@
                 <w:szCs w:val="18"/>
               </w:rPr>
             </w:pPr>
-            <w:bookmarkStart w:id="220" w:name="_Toc25956_WPSOffice_Level2"/>
-            <w:bookmarkStart w:id="221" w:name="_Toc21686_WPSOffice_Level2"/>
-            <w:bookmarkStart w:id="222" w:name="_Toc28180_WPSOffice_Level2"/>
-            <w:bookmarkStart w:id="223" w:name="_Toc29816_WPSOffice_Level2"/>
-            <w:bookmarkStart w:id="224" w:name="_Toc19766_WPSOffice_Level2"/>
-            <w:bookmarkStart w:id="225" w:name="_Toc27824_WPSOffice_Level2"/>
+            <w:bookmarkStart w:id="220" w:name="_Toc21686_WPSOffice_Level2"/>
+            <w:bookmarkStart w:id="221" w:name="_Toc29816_WPSOffice_Level2"/>
+            <w:bookmarkStart w:id="222" w:name="_Toc27824_WPSOffice_Level2"/>
+            <w:bookmarkStart w:id="223" w:name="_Toc25956_WPSOffice_Level2"/>
+            <w:bookmarkStart w:id="224" w:name="_Toc28180_WPSOffice_Level2"/>
+            <w:bookmarkStart w:id="225" w:name="_Toc19766_WPSOffice_Level2"/>
             <w:bookmarkStart w:id="226" w:name="_Toc18427_WPSOffice_Level2"/>
             <w:r>
               <w:rPr>
@@ -42443,14 +42476,6 @@
         <w:gridCol w:w="1409"/>
       </w:tblGrid>
       <w:tr>
-        <w:tblPrEx>
-          <w:tblCellMar>
-            <w:top w:w="0" w:type="dxa"/>
-            <w:left w:w="0" w:type="dxa"/>
-            <w:bottom w:w="0" w:type="dxa"/>
-            <w:right w:w="0" w:type="dxa"/>
-          </w:tblCellMar>
-        </w:tblPrEx>
         <w:trPr>
           <w:trHeight w:val="215" w:hRule="atLeast"/>
           <w:jc w:val="center"/>
@@ -42480,13 +42505,13 @@
                 <w:szCs w:val="18"/>
               </w:rPr>
             </w:pPr>
-            <w:bookmarkStart w:id="227" w:name="_Toc27941_WPSOffice_Level2"/>
-            <w:bookmarkStart w:id="228" w:name="_Toc19658_WPSOffice_Level2"/>
-            <w:bookmarkStart w:id="229" w:name="_Toc8959_WPSOffice_Level2"/>
-            <w:bookmarkStart w:id="230" w:name="_Toc9870_WPSOffice_Level2"/>
-            <w:bookmarkStart w:id="231" w:name="_Toc20570_WPSOffice_Level2"/>
-            <w:bookmarkStart w:id="232" w:name="_Toc7268_WPSOffice_Level2"/>
-            <w:bookmarkStart w:id="233" w:name="_Toc24661_WPSOffice_Level2"/>
+            <w:bookmarkStart w:id="227" w:name="_Toc20570_WPSOffice_Level2"/>
+            <w:bookmarkStart w:id="228" w:name="_Toc24661_WPSOffice_Level2"/>
+            <w:bookmarkStart w:id="229" w:name="_Toc27941_WPSOffice_Level2"/>
+            <w:bookmarkStart w:id="230" w:name="_Toc8959_WPSOffice_Level2"/>
+            <w:bookmarkStart w:id="231" w:name="_Toc7268_WPSOffice_Level2"/>
+            <w:bookmarkStart w:id="232" w:name="_Toc19658_WPSOffice_Level2"/>
+            <w:bookmarkStart w:id="233" w:name="_Toc9870_WPSOffice_Level2"/>
             <w:r>
               <w:rPr>
                 <w:rFonts w:hint="eastAsia" w:ascii="Times New Roman" w:hAnsi="Times New Roman" w:eastAsia="微软雅黑" w:cs="Times New Roman"/>
@@ -45305,8 +45330,6 @@
         </w:rPr>
         <w:t>apan</w:t>
       </w:r>
-      <w:bookmarkStart w:id="235" w:name="_GoBack"/>
-      <w:bookmarkEnd w:id="235"/>
     </w:p>
     <w:bookmarkEnd w:id="76"/>
     <w:bookmarkEnd w:id="77"/>
